--- a/src/src/main/webapp/portal/wo/woExportTemplate/template_zh.docx
+++ b/src/src/main/webapp/portal/wo/woExportTemplate/template_zh.docx
@@ -1,12 +1,12 @@
 
 <file path=word/document.xml><?xml version="1.0" encoding="utf-8"?>
-<w:document xmlns:wpc="http://schemas.microsoft.com/office/word/2010/wordprocessingCanvas" xmlns:cx="http://schemas.microsoft.com/office/drawing/2014/chartex" xmlns:cx1="http://schemas.microsoft.com/office/drawing/2015/9/8/chartex" xmlns:cx2="http://schemas.microsoft.com/office/drawing/2015/10/21/chartex" xmlns:cx3="http://schemas.microsoft.com/office/drawing/2016/5/9/chartex" xmlns:cx4="http://schemas.microsoft.com/office/drawing/2016/5/10/chartex" xmlns:cx5="http://schemas.microsoft.com/office/drawing/2016/5/11/chartex" xmlns:cx6="http://schemas.microsoft.com/office/drawing/2016/5/12/chartex" xmlns:cx7="http://schemas.microsoft.com/office/drawing/2016/5/13/chartex" xmlns:cx8="http://schemas.microsoft.com/office/drawing/2016/5/14/chartex" xmlns:mc="http://schemas.openxmlformats.org/markup-compatibility/2006" xmlns:aink="http://schemas.microsoft.com/office/drawing/2016/ink" xmlns:am3d="http://schemas.microsoft.com/office/drawing/2017/model3d" xmlns:o="urn:schemas-microsoft-com:office:office" xmlns:r="http://schemas.openxmlformats.org/officeDocument/2006/relationships" xmlns:m="http://schemas.openxmlformats.org/officeDocument/2006/math" xmlns:v="urn:schemas-microsoft-com:vml" xmlns:wp14="http://schemas.microsoft.com/office/word/2010/wordprocessingDrawing" xmlns:wp="http://schemas.openxmlformats.org/drawingml/2006/wordprocessingDrawing" xmlns:w10="urn:schemas-microsoft-com:office:word" xmlns:w="http://schemas.openxmlformats.org/wordprocessingml/2006/main" xmlns:w14="http://schemas.microsoft.com/office/word/2010/wordml" xmlns:w15="http://schemas.microsoft.com/office/word/2012/wordml" xmlns:w16cid="http://schemas.microsoft.com/office/word/2016/wordml/cid" xmlns:w16se="http://schemas.microsoft.com/office/word/2015/wordml/symex" xmlns:wpg="http://schemas.microsoft.com/office/word/2010/wordprocessingGroup" xmlns:wpi="http://schemas.microsoft.com/office/word/2010/wordprocessingInk" xmlns:wne="http://schemas.microsoft.com/office/word/2006/wordml" xmlns:wps="http://schemas.microsoft.com/office/word/2010/wordprocessingShape" mc:Ignorable="w14 w15 w16se w16cid wp14">
+<w:document xmlns:wpc="http://schemas.microsoft.com/office/word/2010/wordprocessingCanvas" xmlns:cx="http://schemas.microsoft.com/office/drawing/2014/chartex" xmlns:cx1="http://schemas.microsoft.com/office/drawing/2015/9/8/chartex" xmlns:cx2="http://schemas.microsoft.com/office/drawing/2015/10/21/chartex" xmlns:cx3="http://schemas.microsoft.com/office/drawing/2016/5/9/chartex" xmlns:cx4="http://schemas.microsoft.com/office/drawing/2016/5/10/chartex" xmlns:cx5="http://schemas.microsoft.com/office/drawing/2016/5/11/chartex" xmlns:cx6="http://schemas.microsoft.com/office/drawing/2016/5/12/chartex" xmlns:cx7="http://schemas.microsoft.com/office/drawing/2016/5/13/chartex" xmlns:cx8="http://schemas.microsoft.com/office/drawing/2016/5/14/chartex" xmlns:mc="http://schemas.openxmlformats.org/markup-compatibility/2006" xmlns:aink="http://schemas.microsoft.com/office/drawing/2016/ink" xmlns:am3d="http://schemas.microsoft.com/office/drawing/2017/model3d" xmlns:o="urn:schemas-microsoft-com:office:office" xmlns:r="http://schemas.openxmlformats.org/officeDocument/2006/relationships" xmlns:m="http://schemas.openxmlformats.org/officeDocument/2006/math" xmlns:v="urn:schemas-microsoft-com:vml" xmlns:wp14="http://schemas.microsoft.com/office/word/2010/wordprocessingDrawing" xmlns:wp="http://schemas.openxmlformats.org/drawingml/2006/wordprocessingDrawing" xmlns:w10="urn:schemas-microsoft-com:office:word" xmlns:w="http://schemas.openxmlformats.org/wordprocessingml/2006/main" xmlns:w14="http://schemas.microsoft.com/office/word/2010/wordml" xmlns:w15="http://schemas.microsoft.com/office/word/2012/wordml" xmlns:w16cex="http://schemas.microsoft.com/office/word/2018/wordml/cex" xmlns:w16cid="http://schemas.microsoft.com/office/word/2016/wordml/cid" xmlns:w16="http://schemas.microsoft.com/office/word/2018/wordml" xmlns:w16se="http://schemas.microsoft.com/office/word/2015/wordml/symex" xmlns:wpg="http://schemas.microsoft.com/office/word/2010/wordprocessingGroup" xmlns:wpi="http://schemas.microsoft.com/office/word/2010/wordprocessingInk" xmlns:wne="http://schemas.microsoft.com/office/word/2006/wordml" xmlns:wps="http://schemas.microsoft.com/office/word/2010/wordprocessingShape" mc:Ignorable="w14 w15 w16se w16cid w16 w16cex wp14">
   <w:body>
     <w:p>
       <w:pPr>
         <w:jc w:val="center"/>
         <w:rPr>
-          <w:rFonts w:ascii="微软雅黑" w:eastAsia="微软雅黑" w:hAnsi="微软雅黑"/>
+          <w:rFonts w:ascii="Microsoft YaHei" w:eastAsia="Microsoft YaHei" w:hAnsi="Microsoft YaHei"/>
           <w:b/>
           <w:sz w:val="24"/>
           <w:szCs w:val="24"/>
@@ -14,14 +14,14 @@
       </w:pPr>
       <w:r>
         <w:rPr>
-          <w:rFonts w:ascii="微软雅黑" w:eastAsia="微软雅黑" w:hAnsi="微软雅黑"/>
+          <w:rFonts w:ascii="Microsoft YaHei" w:eastAsia="Microsoft YaHei" w:hAnsi="Microsoft YaHei"/>
           <w:b/>
           <w:noProof/>
           <w:sz w:val="24"/>
           <w:szCs w:val="24"/>
         </w:rPr>
         <w:drawing>
-          <wp:anchor distT="0" distB="0" distL="114300" distR="114300" simplePos="0" relativeHeight="251658240" behindDoc="0" locked="0" layoutInCell="1" allowOverlap="1">
+          <wp:anchor distT="0" distB="0" distL="114300" distR="114300" simplePos="0" relativeHeight="251658240" behindDoc="0" locked="0" layoutInCell="1" allowOverlap="1" wp14:anchorId="39DA8D6E" wp14:editId="10708FA1">
             <wp:simplePos x="0" y="0"/>
             <wp:positionH relativeFrom="margin">
               <wp:posOffset>-9525</wp:posOffset>
@@ -82,7 +82,7 @@
       <w:pPr>
         <w:jc w:val="center"/>
         <w:rPr>
-          <w:rFonts w:ascii="微软雅黑" w:eastAsia="微软雅黑" w:hAnsi="微软雅黑"/>
+          <w:rFonts w:ascii="Microsoft YaHei" w:eastAsia="Microsoft YaHei" w:hAnsi="Microsoft YaHei"/>
           <w:b/>
           <w:sz w:val="24"/>
           <w:szCs w:val="24"/>
@@ -90,7 +90,7 @@
       </w:pPr>
       <w:r>
         <w:rPr>
-          <w:rFonts w:ascii="微软雅黑" w:eastAsia="微软雅黑" w:hAnsi="微软雅黑"/>
+          <w:rFonts w:ascii="Microsoft YaHei" w:eastAsia="Microsoft YaHei" w:hAnsi="Microsoft YaHei"/>
           <w:b/>
           <w:sz w:val="24"/>
           <w:szCs w:val="24"/>
@@ -99,7 +99,7 @@
       </w:r>
       <w:r>
         <w:rPr>
-          <w:rFonts w:ascii="微软雅黑" w:eastAsia="微软雅黑" w:hAnsi="微软雅黑" w:hint="eastAsia"/>
+          <w:rFonts w:ascii="Microsoft YaHei" w:eastAsia="Microsoft YaHei" w:hAnsi="Microsoft YaHei" w:hint="eastAsia"/>
           <w:b/>
           <w:sz w:val="24"/>
           <w:szCs w:val="24"/>
@@ -111,7 +111,7 @@
       <w:pPr>
         <w:jc w:val="center"/>
         <w:rPr>
-          <w:rFonts w:ascii="微软雅黑" w:eastAsia="微软雅黑" w:hAnsi="微软雅黑"/>
+          <w:rFonts w:ascii="Microsoft YaHei" w:eastAsia="Microsoft YaHei" w:hAnsi="Microsoft YaHei"/>
           <w:b/>
           <w:sz w:val="24"/>
           <w:szCs w:val="24"/>
@@ -119,7 +119,7 @@
       </w:pPr>
       <w:r>
         <w:rPr>
-          <w:rFonts w:ascii="微软雅黑" w:eastAsia="微软雅黑" w:hAnsi="微软雅黑"/>
+          <w:rFonts w:ascii="Microsoft YaHei" w:eastAsia="Microsoft YaHei" w:hAnsi="Microsoft YaHei"/>
           <w:b/>
           <w:sz w:val="24"/>
           <w:szCs w:val="24"/>
@@ -128,7 +128,7 @@
       </w:r>
       <w:r>
         <w:rPr>
-          <w:rFonts w:ascii="微软雅黑" w:eastAsia="微软雅黑" w:hAnsi="微软雅黑" w:cs="宋体" w:hint="eastAsia"/>
+          <w:rFonts w:ascii="Microsoft YaHei" w:eastAsia="Microsoft YaHei" w:hAnsi="Microsoft YaHei" w:cs="SimSun" w:hint="eastAsia"/>
           <w:b/>
           <w:sz w:val="24"/>
           <w:szCs w:val="24"/>
@@ -170,7 +170,7 @@
             </w:r>
             <w:r>
               <w:rPr>
-                <w:rFonts w:ascii="宋体" w:eastAsia="宋体" w:hAnsi="宋体" w:cs="宋体" w:hint="eastAsia"/>
+                <w:rFonts w:ascii="SimSun" w:eastAsia="SimSun" w:hAnsi="SimSun" w:cs="SimSun" w:hint="eastAsia"/>
                 <w:sz w:val="20"/>
                 <w:szCs w:val="20"/>
               </w:rPr>
@@ -197,7 +197,6 @@
               </w:rPr>
               <w:t>{{</w:t>
             </w:r>
-            <w:proofErr w:type="spellStart"/>
             <w:r>
               <w:rPr>
                 <w:rFonts w:hint="eastAsia"/>
@@ -206,7 +205,6 @@
               </w:rPr>
               <w:t>device_name</w:t>
             </w:r>
-            <w:proofErr w:type="spellEnd"/>
             <w:r>
               <w:rPr>
                 <w:sz w:val="20"/>
@@ -237,7 +235,7 @@
             </w:r>
             <w:r>
               <w:rPr>
-                <w:rFonts w:ascii="宋体" w:eastAsia="宋体" w:hAnsi="宋体" w:cs="宋体" w:hint="eastAsia"/>
+                <w:rFonts w:ascii="SimSun" w:eastAsia="SimSun" w:hAnsi="SimSun" w:cs="SimSun" w:hint="eastAsia"/>
                 <w:sz w:val="20"/>
                 <w:szCs w:val="20"/>
               </w:rPr>
@@ -262,23 +260,7 @@
                 <w:sz w:val="20"/>
                 <w:szCs w:val="20"/>
               </w:rPr>
-              <w:t>{{</w:t>
-            </w:r>
-            <w:proofErr w:type="spellStart"/>
-            <w:r>
-              <w:rPr>
-                <w:sz w:val="20"/>
-                <w:szCs w:val="20"/>
-              </w:rPr>
-              <w:t>device_department</w:t>
-            </w:r>
-            <w:proofErr w:type="spellEnd"/>
-            <w:r>
-              <w:rPr>
-                <w:sz w:val="20"/>
-                <w:szCs w:val="20"/>
-              </w:rPr>
-              <w:t>}}</w:t>
+              <w:t>{{device_department}}</w:t>
             </w:r>
           </w:p>
         </w:tc>
@@ -305,7 +287,7 @@
             </w:r>
             <w:r>
               <w:rPr>
-                <w:rFonts w:ascii="宋体" w:eastAsia="宋体" w:hAnsi="宋体" w:cs="宋体" w:hint="eastAsia"/>
+                <w:rFonts w:ascii="SimSun" w:eastAsia="SimSun" w:hAnsi="SimSun" w:cs="SimSun" w:hint="eastAsia"/>
                 <w:sz w:val="20"/>
                 <w:szCs w:val="20"/>
               </w:rPr>
@@ -332,7 +314,6 @@
               </w:rPr>
               <w:t>{{</w:t>
             </w:r>
-            <w:proofErr w:type="spellStart"/>
             <w:r>
               <w:rPr>
                 <w:sz w:val="20"/>
@@ -340,7 +321,6 @@
               </w:rPr>
               <w:t>device_type</w:t>
             </w:r>
-            <w:proofErr w:type="spellEnd"/>
             <w:r>
               <w:rPr>
                 <w:sz w:val="20"/>
@@ -371,7 +351,7 @@
             </w:r>
             <w:r>
               <w:rPr>
-                <w:rFonts w:ascii="宋体" w:eastAsia="宋体" w:hAnsi="宋体" w:cs="宋体" w:hint="eastAsia"/>
+                <w:rFonts w:ascii="SimSun" w:eastAsia="SimSun" w:hAnsi="SimSun" w:cs="SimSun" w:hint="eastAsia"/>
                 <w:sz w:val="20"/>
                 <w:szCs w:val="20"/>
               </w:rPr>
@@ -396,23 +376,7 @@
                 <w:sz w:val="20"/>
                 <w:szCs w:val="20"/>
               </w:rPr>
-              <w:t>{{</w:t>
-            </w:r>
-            <w:proofErr w:type="spellStart"/>
-            <w:r>
-              <w:rPr>
-                <w:sz w:val="20"/>
-                <w:szCs w:val="20"/>
-              </w:rPr>
-              <w:t>device_oem</w:t>
-            </w:r>
-            <w:proofErr w:type="spellEnd"/>
-            <w:r>
-              <w:rPr>
-                <w:sz w:val="20"/>
-                <w:szCs w:val="20"/>
-              </w:rPr>
-              <w:t>}}</w:t>
+              <w:t>{{device_oem}}</w:t>
             </w:r>
           </w:p>
         </w:tc>
@@ -458,7 +422,6 @@
               </w:rPr>
               <w:t>{{</w:t>
             </w:r>
-            <w:proofErr w:type="spellStart"/>
             <w:r>
               <w:rPr>
                 <w:sz w:val="20"/>
@@ -466,7 +429,6 @@
               </w:rPr>
               <w:t>device_serial</w:t>
             </w:r>
-            <w:proofErr w:type="spellEnd"/>
             <w:r>
               <w:rPr>
                 <w:sz w:val="20"/>
@@ -497,7 +459,7 @@
             </w:r>
             <w:r>
               <w:rPr>
-                <w:rFonts w:ascii="宋体" w:eastAsia="宋体" w:hAnsi="宋体" w:cs="宋体" w:hint="eastAsia"/>
+                <w:rFonts w:ascii="SimSun" w:eastAsia="SimSun" w:hAnsi="SimSun" w:cs="SimSun" w:hint="eastAsia"/>
                 <w:sz w:val="20"/>
                 <w:szCs w:val="20"/>
               </w:rPr>
@@ -522,23 +484,7 @@
                 <w:sz w:val="20"/>
                 <w:szCs w:val="20"/>
               </w:rPr>
-              <w:t>{{</w:t>
-            </w:r>
-            <w:proofErr w:type="spellStart"/>
-            <w:r>
-              <w:rPr>
-                <w:sz w:val="20"/>
-                <w:szCs w:val="20"/>
-              </w:rPr>
-              <w:t>device_number</w:t>
-            </w:r>
-            <w:proofErr w:type="spellEnd"/>
-            <w:r>
-              <w:rPr>
-                <w:sz w:val="20"/>
-                <w:szCs w:val="20"/>
-              </w:rPr>
-              <w:t>}}</w:t>
+              <w:t>{{device_number}}</w:t>
             </w:r>
           </w:p>
         </w:tc>
@@ -565,7 +511,7 @@
             </w:r>
             <w:r>
               <w:rPr>
-                <w:rFonts w:ascii="宋体" w:eastAsia="宋体" w:hAnsi="宋体" w:cs="宋体" w:hint="eastAsia"/>
+                <w:rFonts w:ascii="SimSun" w:eastAsia="SimSun" w:hAnsi="SimSun" w:cs="SimSun" w:hint="eastAsia"/>
                 <w:sz w:val="20"/>
                 <w:szCs w:val="20"/>
               </w:rPr>
@@ -592,7 +538,6 @@
               </w:rPr>
               <w:t>{{</w:t>
             </w:r>
-            <w:proofErr w:type="spellStart"/>
             <w:r>
               <w:rPr>
                 <w:sz w:val="20"/>
@@ -600,7 +545,6 @@
               </w:rPr>
               <w:t>device_qr</w:t>
             </w:r>
-            <w:proofErr w:type="spellEnd"/>
             <w:r>
               <w:rPr>
                 <w:sz w:val="20"/>
@@ -631,7 +575,7 @@
             </w:r>
             <w:r>
               <w:rPr>
-                <w:rFonts w:ascii="宋体" w:eastAsia="宋体" w:hAnsi="宋体" w:cs="宋体" w:hint="eastAsia"/>
+                <w:rFonts w:ascii="SimSun" w:eastAsia="SimSun" w:hAnsi="SimSun" w:cs="SimSun" w:hint="eastAsia"/>
                 <w:sz w:val="20"/>
                 <w:szCs w:val="20"/>
               </w:rPr>
@@ -656,23 +600,95 @@
                 <w:sz w:val="20"/>
                 <w:szCs w:val="20"/>
               </w:rPr>
-              <w:t>{{</w:t>
-            </w:r>
-            <w:proofErr w:type="spellStart"/>
-            <w:r>
-              <w:rPr>
-                <w:sz w:val="20"/>
-                <w:szCs w:val="20"/>
-              </w:rPr>
-              <w:t>device_location</w:t>
-            </w:r>
-            <w:proofErr w:type="spellEnd"/>
-            <w:r>
-              <w:rPr>
-                <w:sz w:val="20"/>
-                <w:szCs w:val="20"/>
-              </w:rPr>
-              <w:t>}}</w:t>
+              <w:t>{{device_location}}</w:t>
+            </w:r>
+          </w:p>
+        </w:tc>
+      </w:tr>
+      <w:tr>
+        <w:tc>
+          <w:tcPr>
+            <w:tcW w:w="1705" w:type="dxa"/>
+          </w:tcPr>
+          <w:p>
+            <w:pPr>
+              <w:jc w:val="center"/>
+              <w:rPr>
+                <w:sz w:val="20"/>
+                <w:szCs w:val="20"/>
+              </w:rPr>
+            </w:pPr>
+            <w:r>
+              <w:rPr>
+                <w:rFonts w:hint="eastAsia"/>
+                <w:sz w:val="20"/>
+                <w:szCs w:val="20"/>
+              </w:rPr>
+              <w:t>设备价格</w:t>
+            </w:r>
+          </w:p>
+        </w:tc>
+        <w:tc>
+          <w:tcPr>
+            <w:tcW w:w="2609" w:type="dxa"/>
+          </w:tcPr>
+          <w:p>
+            <w:pPr>
+              <w:jc w:val="center"/>
+              <w:rPr>
+                <w:sz w:val="20"/>
+                <w:szCs w:val="20"/>
+              </w:rPr>
+            </w:pPr>
+            <w:r>
+              <w:rPr>
+                <w:sz w:val="20"/>
+                <w:szCs w:val="20"/>
+              </w:rPr>
+              <w:t>{{device_purchasePrice}}</w:t>
+            </w:r>
+          </w:p>
+        </w:tc>
+        <w:tc>
+          <w:tcPr>
+            <w:tcW w:w="1531" w:type="dxa"/>
+          </w:tcPr>
+          <w:p>
+            <w:pPr>
+              <w:jc w:val="center"/>
+              <w:rPr>
+                <w:sz w:val="20"/>
+                <w:szCs w:val="20"/>
+              </w:rPr>
+            </w:pPr>
+            <w:r>
+              <w:rPr>
+                <w:rFonts w:hint="eastAsia"/>
+                <w:sz w:val="20"/>
+                <w:szCs w:val="20"/>
+              </w:rPr>
+              <w:t>采购日期</w:t>
+            </w:r>
+          </w:p>
+        </w:tc>
+        <w:tc>
+          <w:tcPr>
+            <w:tcW w:w="4950" w:type="dxa"/>
+          </w:tcPr>
+          <w:p>
+            <w:pPr>
+              <w:jc w:val="center"/>
+              <w:rPr>
+                <w:sz w:val="20"/>
+                <w:szCs w:val="20"/>
+              </w:rPr>
+            </w:pPr>
+            <w:r>
+              <w:rPr>
+                <w:sz w:val="20"/>
+                <w:szCs w:val="20"/>
+              </w:rPr>
+              <w:t>{{device_purchaseDate}}</w:t>
             </w:r>
           </w:p>
         </w:tc>
@@ -687,7 +703,7 @@
       <w:pPr>
         <w:jc w:val="center"/>
         <w:rPr>
-          <w:rFonts w:ascii="微软雅黑" w:eastAsia="微软雅黑" w:hAnsi="微软雅黑"/>
+          <w:rFonts w:ascii="Microsoft YaHei" w:eastAsia="Microsoft YaHei" w:hAnsi="Microsoft YaHei"/>
           <w:b/>
           <w:sz w:val="24"/>
           <w:szCs w:val="24"/>
@@ -695,7 +711,7 @@
       </w:pPr>
       <w:r>
         <w:rPr>
-          <w:rFonts w:ascii="微软雅黑" w:eastAsia="微软雅黑" w:hAnsi="微软雅黑"/>
+          <w:rFonts w:ascii="Microsoft YaHei" w:eastAsia="Microsoft YaHei" w:hAnsi="Microsoft YaHei"/>
           <w:b/>
           <w:sz w:val="24"/>
           <w:szCs w:val="24"/>
@@ -704,7 +720,7 @@
       </w:r>
       <w:r>
         <w:rPr>
-          <w:rFonts w:ascii="微软雅黑" w:eastAsia="微软雅黑" w:hAnsi="微软雅黑" w:hint="eastAsia"/>
+          <w:rFonts w:ascii="Microsoft YaHei" w:eastAsia="Microsoft YaHei" w:hAnsi="Microsoft YaHei" w:hint="eastAsia"/>
           <w:b/>
           <w:sz w:val="24"/>
           <w:szCs w:val="24"/>
@@ -753,7 +769,7 @@
             </w:r>
             <w:r>
               <w:rPr>
-                <w:rFonts w:ascii="宋体" w:eastAsia="宋体" w:hAnsi="宋体" w:cs="宋体" w:hint="eastAsia"/>
+                <w:rFonts w:ascii="SimSun" w:eastAsia="SimSun" w:hAnsi="SimSun" w:cs="SimSun" w:hint="eastAsia"/>
                 <w:sz w:val="20"/>
                 <w:szCs w:val="20"/>
               </w:rPr>
@@ -778,23 +794,7 @@
                 <w:sz w:val="20"/>
                 <w:szCs w:val="20"/>
               </w:rPr>
-              <w:t>{{</w:t>
-            </w:r>
-            <w:proofErr w:type="spellStart"/>
-            <w:r>
-              <w:rPr>
-                <w:sz w:val="20"/>
-                <w:szCs w:val="20"/>
-              </w:rPr>
-              <w:t>issue_number</w:t>
-            </w:r>
-            <w:proofErr w:type="spellEnd"/>
-            <w:r>
-              <w:rPr>
-                <w:sz w:val="20"/>
-                <w:szCs w:val="20"/>
-              </w:rPr>
-              <w:t>}}</w:t>
+              <w:t>{{issue_number}}</w:t>
             </w:r>
           </w:p>
         </w:tc>
@@ -838,25 +838,7 @@
                 <w:sz w:val="20"/>
                 <w:szCs w:val="20"/>
               </w:rPr>
-              <w:t>{</w:t>
-            </w:r>
-            <w:bookmarkStart w:id="0" w:name="_GoBack"/>
-            <w:bookmarkEnd w:id="0"/>
-            <w:proofErr w:type="spellStart"/>
-            <w:r>
-              <w:rPr>
-                <w:sz w:val="20"/>
-                <w:szCs w:val="20"/>
-              </w:rPr>
-              <w:t>issue_desc</w:t>
-            </w:r>
-            <w:proofErr w:type="spellEnd"/>
-            <w:r>
-              <w:rPr>
-                <w:sz w:val="20"/>
-                <w:szCs w:val="20"/>
-              </w:rPr>
-              <w:t>}</w:t>
+              <w:t>{issue_desc}</w:t>
             </w:r>
             <w:r>
               <w:rPr>
@@ -919,7 +901,7 @@
             </w:r>
             <w:r>
               <w:rPr>
-                <w:rFonts w:ascii="宋体" w:eastAsia="宋体" w:hAnsi="宋体" w:cs="宋体" w:hint="eastAsia"/>
+                <w:rFonts w:ascii="SimSun" w:eastAsia="SimSun" w:hAnsi="SimSun" w:cs="SimSun" w:hint="eastAsia"/>
                 <w:sz w:val="20"/>
                 <w:szCs w:val="20"/>
               </w:rPr>
@@ -944,23 +926,7 @@
                 <w:sz w:val="20"/>
                 <w:szCs w:val="20"/>
               </w:rPr>
-              <w:t>{{</w:t>
-            </w:r>
-            <w:proofErr w:type="spellStart"/>
-            <w:r>
-              <w:rPr>
-                <w:sz w:val="20"/>
-                <w:szCs w:val="20"/>
-              </w:rPr>
-              <w:t>issue_reporter</w:t>
-            </w:r>
-            <w:proofErr w:type="spellEnd"/>
-            <w:r>
-              <w:rPr>
-                <w:sz w:val="20"/>
-                <w:szCs w:val="20"/>
-              </w:rPr>
-              <w:t>}}</w:t>
+              <w:t>{{issue_reporter}}</w:t>
             </w:r>
           </w:p>
         </w:tc>
@@ -1031,23 +997,7 @@
                 <w:sz w:val="20"/>
                 <w:szCs w:val="20"/>
               </w:rPr>
-              <w:t>{{</w:t>
-            </w:r>
-            <w:proofErr w:type="spellStart"/>
-            <w:r>
-              <w:rPr>
-                <w:sz w:val="20"/>
-                <w:szCs w:val="20"/>
-              </w:rPr>
-              <w:t>issue_reporter_phone</w:t>
-            </w:r>
-            <w:proofErr w:type="spellEnd"/>
-            <w:r>
-              <w:rPr>
-                <w:sz w:val="20"/>
-                <w:szCs w:val="20"/>
-              </w:rPr>
-              <w:t>}}</w:t>
+              <w:t>{{issue_reporter_phone}}</w:t>
             </w:r>
           </w:p>
         </w:tc>
@@ -1085,7 +1035,7 @@
             </w:r>
             <w:r>
               <w:rPr>
-                <w:rFonts w:ascii="宋体" w:eastAsia="宋体" w:hAnsi="宋体" w:cs="宋体" w:hint="eastAsia"/>
+                <w:rFonts w:ascii="SimSun" w:eastAsia="SimSun" w:hAnsi="SimSun" w:cs="SimSun" w:hint="eastAsia"/>
                 <w:sz w:val="20"/>
                 <w:szCs w:val="20"/>
               </w:rPr>
@@ -1110,30 +1060,14 @@
                 <w:sz w:val="20"/>
                 <w:szCs w:val="20"/>
               </w:rPr>
-              <w:t>{{</w:t>
-            </w:r>
-            <w:proofErr w:type="spellStart"/>
-            <w:r>
-              <w:rPr>
-                <w:sz w:val="20"/>
-                <w:szCs w:val="20"/>
-              </w:rPr>
-              <w:t>issue_report</w:t>
-            </w:r>
-            <w:r>
-              <w:rPr>
-                <w:sz w:val="20"/>
-                <w:szCs w:val="20"/>
-              </w:rPr>
-              <w:t>_time</w:t>
-            </w:r>
-            <w:proofErr w:type="spellEnd"/>
-            <w:r>
-              <w:rPr>
-                <w:sz w:val="20"/>
-                <w:szCs w:val="20"/>
-              </w:rPr>
-              <w:t>}}</w:t>
+              <w:t>{{issue_report</w:t>
+            </w:r>
+            <w:r>
+              <w:rPr>
+                <w:sz w:val="20"/>
+                <w:szCs w:val="20"/>
+              </w:rPr>
+              <w:t>_time}}</w:t>
             </w:r>
           </w:p>
         </w:tc>
@@ -1171,7 +1105,7 @@
             </w:r>
             <w:r>
               <w:rPr>
-                <w:rFonts w:ascii="宋体" w:eastAsia="宋体" w:hAnsi="宋体" w:cs="宋体" w:hint="eastAsia"/>
+                <w:rFonts w:ascii="SimSun" w:eastAsia="SimSun" w:hAnsi="SimSun" w:cs="SimSun" w:hint="eastAsia"/>
                 <w:sz w:val="20"/>
                 <w:szCs w:val="20"/>
               </w:rPr>
@@ -1196,23 +1130,7 @@
                 <w:sz w:val="20"/>
                 <w:szCs w:val="20"/>
               </w:rPr>
-              <w:t>{{</w:t>
-            </w:r>
-            <w:proofErr w:type="spellStart"/>
-            <w:r>
-              <w:rPr>
-                <w:sz w:val="20"/>
-                <w:szCs w:val="20"/>
-              </w:rPr>
-              <w:t>issue_report_status</w:t>
-            </w:r>
-            <w:proofErr w:type="spellEnd"/>
-            <w:r>
-              <w:rPr>
-                <w:sz w:val="20"/>
-                <w:szCs w:val="20"/>
-              </w:rPr>
-              <w:t>}}</w:t>
+              <w:t>{{issue_report_status}}</w:t>
             </w:r>
           </w:p>
         </w:tc>
@@ -1250,7 +1168,7 @@
             </w:r>
             <w:r>
               <w:rPr>
-                <w:rFonts w:ascii="宋体" w:eastAsia="宋体" w:hAnsi="宋体" w:cs="宋体" w:hint="eastAsia"/>
+                <w:rFonts w:ascii="SimSun" w:eastAsia="SimSun" w:hAnsi="SimSun" w:cs="SimSun" w:hint="eastAsia"/>
                 <w:sz w:val="20"/>
                 <w:szCs w:val="20"/>
               </w:rPr>
@@ -1275,23 +1193,7 @@
                 <w:sz w:val="20"/>
                 <w:szCs w:val="20"/>
               </w:rPr>
-              <w:t>{{</w:t>
-            </w:r>
-            <w:proofErr w:type="spellStart"/>
-            <w:r>
-              <w:rPr>
-                <w:sz w:val="20"/>
-                <w:szCs w:val="20"/>
-              </w:rPr>
-              <w:t>issue_device_stop_time</w:t>
-            </w:r>
-            <w:proofErr w:type="spellEnd"/>
-            <w:r>
-              <w:rPr>
-                <w:sz w:val="20"/>
-                <w:szCs w:val="20"/>
-              </w:rPr>
-              <w:t>}}</w:t>
+              <w:t>{{issue_device_stop_time}}</w:t>
             </w:r>
           </w:p>
         </w:tc>
@@ -1320,7 +1222,7 @@
       <w:pPr>
         <w:jc w:val="center"/>
         <w:rPr>
-          <w:rFonts w:ascii="微软雅黑" w:eastAsia="微软雅黑" w:hAnsi="微软雅黑"/>
+          <w:rFonts w:ascii="Microsoft YaHei" w:eastAsia="Microsoft YaHei" w:hAnsi="Microsoft YaHei"/>
           <w:b/>
           <w:sz w:val="24"/>
           <w:szCs w:val="24"/>
@@ -1328,7 +1230,7 @@
       </w:pPr>
       <w:r>
         <w:rPr>
-          <w:rFonts w:ascii="微软雅黑" w:eastAsia="微软雅黑" w:hAnsi="微软雅黑" w:hint="eastAsia"/>
+          <w:rFonts w:ascii="Microsoft YaHei" w:eastAsia="Microsoft YaHei" w:hAnsi="Microsoft YaHei" w:hint="eastAsia"/>
           <w:b/>
           <w:sz w:val="24"/>
           <w:szCs w:val="24"/>
@@ -1400,19 +1302,69 @@
                 <w:sz w:val="20"/>
                 <w:szCs w:val="20"/>
               </w:rPr>
+              <w:t>{fix_status}</w:t>
+            </w:r>
+            <w:r>
+              <w:rPr>
+                <w:rFonts w:hint="eastAsia"/>
+                <w:sz w:val="20"/>
+                <w:szCs w:val="20"/>
+              </w:rPr>
+              <w:t>}</w:t>
+            </w:r>
+          </w:p>
+        </w:tc>
+        <w:tc>
+          <w:tcPr>
+            <w:tcW w:w="1620" w:type="dxa"/>
+          </w:tcPr>
+          <w:p>
+            <w:pPr>
+              <w:jc w:val="center"/>
+              <w:rPr>
+                <w:sz w:val="20"/>
+                <w:szCs w:val="20"/>
+              </w:rPr>
+            </w:pPr>
+            <w:r>
+              <w:rPr>
+                <w:rFonts w:hint="eastAsia"/>
+                <w:sz w:val="20"/>
+                <w:szCs w:val="20"/>
+              </w:rPr>
+              <w:t>总工时</w:t>
+            </w:r>
+          </w:p>
+        </w:tc>
+        <w:tc>
+          <w:tcPr>
+            <w:tcW w:w="1620" w:type="dxa"/>
+          </w:tcPr>
+          <w:p>
+            <w:pPr>
+              <w:jc w:val="center"/>
+              <w:rPr>
+                <w:sz w:val="20"/>
+                <w:szCs w:val="20"/>
+              </w:rPr>
+            </w:pPr>
+            <w:r>
+              <w:rPr>
+                <w:sz w:val="20"/>
+                <w:szCs w:val="20"/>
+              </w:rPr>
               <w:t>{</w:t>
             </w:r>
-            <w:proofErr w:type="spellStart"/>
-            <w:r>
-              <w:rPr>
-                <w:sz w:val="20"/>
-                <w:szCs w:val="20"/>
-              </w:rPr>
-              <w:t>fix_status</w:t>
-            </w:r>
-            <w:proofErr w:type="spellEnd"/>
-            <w:r>
-              <w:rPr>
+            <w:r>
+              <w:rPr>
+                <w:sz w:val="20"/>
+                <w:szCs w:val="20"/>
+              </w:rPr>
+              <w:t>{fix_hours</w:t>
+            </w:r>
+            <w:r>
+              <w:rPr>
+                <w:rFonts w:hint="eastAsia"/>
                 <w:sz w:val="20"/>
                 <w:szCs w:val="20"/>
               </w:rPr>
@@ -1420,7 +1372,6 @@
             </w:r>
             <w:r>
               <w:rPr>
-                <w:rFonts w:hint="eastAsia"/>
                 <w:sz w:val="20"/>
                 <w:szCs w:val="20"/>
               </w:rPr>
@@ -1430,29 +1381,29 @@
         </w:tc>
         <w:tc>
           <w:tcPr>
-            <w:tcW w:w="1620" w:type="dxa"/>
-          </w:tcPr>
-          <w:p>
-            <w:pPr>
-              <w:jc w:val="center"/>
-              <w:rPr>
-                <w:sz w:val="20"/>
-                <w:szCs w:val="20"/>
-              </w:rPr>
-            </w:pPr>
-            <w:r>
-              <w:rPr>
-                <w:rFonts w:hint="eastAsia"/>
-                <w:sz w:val="20"/>
-                <w:szCs w:val="20"/>
-              </w:rPr>
-              <w:t>总工时</w:t>
-            </w:r>
-          </w:p>
-        </w:tc>
-        <w:tc>
-          <w:tcPr>
-            <w:tcW w:w="1620" w:type="dxa"/>
+            <w:tcW w:w="1710" w:type="dxa"/>
+          </w:tcPr>
+          <w:p>
+            <w:pPr>
+              <w:jc w:val="center"/>
+              <w:rPr>
+                <w:sz w:val="20"/>
+                <w:szCs w:val="20"/>
+              </w:rPr>
+            </w:pPr>
+            <w:r>
+              <w:rPr>
+                <w:rFonts w:hint="eastAsia"/>
+                <w:sz w:val="20"/>
+                <w:szCs w:val="20"/>
+              </w:rPr>
+              <w:t>总费用（元）</w:t>
+            </w:r>
+          </w:p>
+        </w:tc>
+        <w:tc>
+          <w:tcPr>
+            <w:tcW w:w="2070" w:type="dxa"/>
           </w:tcPr>
           <w:p>
             <w:pPr>
@@ -1476,81 +1427,6 @@
               </w:rPr>
               <w:t>{</w:t>
             </w:r>
-            <w:proofErr w:type="spellStart"/>
-            <w:r>
-              <w:rPr>
-                <w:sz w:val="20"/>
-                <w:szCs w:val="20"/>
-              </w:rPr>
-              <w:t>fix_hours</w:t>
-            </w:r>
-            <w:proofErr w:type="spellEnd"/>
-            <w:r>
-              <w:rPr>
-                <w:rFonts w:hint="eastAsia"/>
-                <w:sz w:val="20"/>
-                <w:szCs w:val="20"/>
-              </w:rPr>
-              <w:t>}</w:t>
-            </w:r>
-            <w:r>
-              <w:rPr>
-                <w:sz w:val="20"/>
-                <w:szCs w:val="20"/>
-              </w:rPr>
-              <w:t>}</w:t>
-            </w:r>
-          </w:p>
-        </w:tc>
-        <w:tc>
-          <w:tcPr>
-            <w:tcW w:w="1710" w:type="dxa"/>
-          </w:tcPr>
-          <w:p>
-            <w:pPr>
-              <w:jc w:val="center"/>
-              <w:rPr>
-                <w:sz w:val="20"/>
-                <w:szCs w:val="20"/>
-              </w:rPr>
-            </w:pPr>
-            <w:r>
-              <w:rPr>
-                <w:rFonts w:hint="eastAsia"/>
-                <w:sz w:val="20"/>
-                <w:szCs w:val="20"/>
-              </w:rPr>
-              <w:t>总费用（元）</w:t>
-            </w:r>
-          </w:p>
-        </w:tc>
-        <w:tc>
-          <w:tcPr>
-            <w:tcW w:w="2070" w:type="dxa"/>
-          </w:tcPr>
-          <w:p>
-            <w:pPr>
-              <w:jc w:val="center"/>
-              <w:rPr>
-                <w:sz w:val="20"/>
-                <w:szCs w:val="20"/>
-              </w:rPr>
-            </w:pPr>
-            <w:r>
-              <w:rPr>
-                <w:sz w:val="20"/>
-                <w:szCs w:val="20"/>
-              </w:rPr>
-              <w:t>{</w:t>
-            </w:r>
-            <w:r>
-              <w:rPr>
-                <w:sz w:val="20"/>
-                <w:szCs w:val="20"/>
-              </w:rPr>
-              <w:t>{</w:t>
-            </w:r>
-            <w:proofErr w:type="spellStart"/>
             <w:r>
               <w:rPr>
                 <w:sz w:val="20"/>
@@ -1558,7 +1434,6 @@
               </w:rPr>
               <w:t>fix_fee</w:t>
             </w:r>
-            <w:proofErr w:type="spellEnd"/>
             <w:r>
               <w:rPr>
                 <w:rFonts w:hint="eastAsia"/>
@@ -1618,90 +1493,80 @@
                 <w:sz w:val="20"/>
                 <w:szCs w:val="20"/>
               </w:rPr>
+              <w:t>{{fix_</w:t>
+            </w:r>
+            <w:r>
+              <w:rPr>
+                <w:sz w:val="20"/>
+                <w:szCs w:val="20"/>
+              </w:rPr>
+              <w:t>other_</w:t>
+            </w:r>
+            <w:r>
+              <w:rPr>
+                <w:sz w:val="20"/>
+                <w:szCs w:val="20"/>
+              </w:rPr>
+              <w:t>fee</w:t>
+            </w:r>
+            <w:r>
+              <w:rPr>
+                <w:rFonts w:hint="eastAsia"/>
+                <w:sz w:val="20"/>
+                <w:szCs w:val="20"/>
+              </w:rPr>
+              <w:t>}</w:t>
+            </w:r>
+            <w:r>
+              <w:rPr>
+                <w:sz w:val="20"/>
+                <w:szCs w:val="20"/>
+              </w:rPr>
+              <w:t>}</w:t>
+            </w:r>
+          </w:p>
+        </w:tc>
+        <w:tc>
+          <w:tcPr>
+            <w:tcW w:w="1620" w:type="dxa"/>
+          </w:tcPr>
+          <w:p>
+            <w:pPr>
+              <w:jc w:val="center"/>
+              <w:rPr>
+                <w:sz w:val="20"/>
+                <w:szCs w:val="20"/>
+              </w:rPr>
+            </w:pPr>
+            <w:r>
+              <w:rPr>
+                <w:rFonts w:hint="eastAsia"/>
+                <w:sz w:val="20"/>
+                <w:szCs w:val="20"/>
+              </w:rPr>
+              <w:t>外修费用</w:t>
+            </w:r>
+          </w:p>
+        </w:tc>
+        <w:tc>
+          <w:tcPr>
+            <w:tcW w:w="1620" w:type="dxa"/>
+          </w:tcPr>
+          <w:p>
+            <w:pPr>
+              <w:jc w:val="center"/>
+              <w:rPr>
+                <w:sz w:val="20"/>
+                <w:szCs w:val="20"/>
+              </w:rPr>
+            </w:pPr>
+            <w:r>
+              <w:rPr>
+                <w:sz w:val="20"/>
+                <w:szCs w:val="20"/>
+              </w:rPr>
               <w:t>{{</w:t>
             </w:r>
-            <w:proofErr w:type="spellStart"/>
-            <w:r>
-              <w:rPr>
-                <w:sz w:val="20"/>
-                <w:szCs w:val="20"/>
-              </w:rPr>
-              <w:t>fix_</w:t>
-            </w:r>
-            <w:r>
-              <w:rPr>
-                <w:sz w:val="20"/>
-                <w:szCs w:val="20"/>
-              </w:rPr>
-              <w:t>other_</w:t>
-            </w:r>
-            <w:r>
-              <w:rPr>
-                <w:sz w:val="20"/>
-                <w:szCs w:val="20"/>
-              </w:rPr>
-              <w:t>fee</w:t>
-            </w:r>
-            <w:proofErr w:type="spellEnd"/>
-            <w:r>
-              <w:rPr>
-                <w:rFonts w:hint="eastAsia"/>
-                <w:sz w:val="20"/>
-                <w:szCs w:val="20"/>
-              </w:rPr>
-              <w:t>}</w:t>
-            </w:r>
-            <w:r>
-              <w:rPr>
-                <w:sz w:val="20"/>
-                <w:szCs w:val="20"/>
-              </w:rPr>
-              <w:t>}</w:t>
-            </w:r>
-          </w:p>
-        </w:tc>
-        <w:tc>
-          <w:tcPr>
-            <w:tcW w:w="1620" w:type="dxa"/>
-          </w:tcPr>
-          <w:p>
-            <w:pPr>
-              <w:jc w:val="center"/>
-              <w:rPr>
-                <w:sz w:val="20"/>
-                <w:szCs w:val="20"/>
-              </w:rPr>
-            </w:pPr>
-            <w:r>
-              <w:rPr>
-                <w:rFonts w:hint="eastAsia"/>
-                <w:sz w:val="20"/>
-                <w:szCs w:val="20"/>
-              </w:rPr>
-              <w:t>外修费用</w:t>
-            </w:r>
-          </w:p>
-        </w:tc>
-        <w:tc>
-          <w:tcPr>
-            <w:tcW w:w="1620" w:type="dxa"/>
-          </w:tcPr>
-          <w:p>
-            <w:pPr>
-              <w:jc w:val="center"/>
-              <w:rPr>
-                <w:sz w:val="20"/>
-                <w:szCs w:val="20"/>
-              </w:rPr>
-            </w:pPr>
-            <w:r>
-              <w:rPr>
-                <w:sz w:val="20"/>
-                <w:szCs w:val="20"/>
-              </w:rPr>
-              <w:t>{{</w:t>
-            </w:r>
-            <w:proofErr w:type="spellStart"/>
             <w:r>
               <w:rPr>
                 <w:sz w:val="20"/>
@@ -1709,7 +1574,6 @@
               </w:rPr>
               <w:t>fix_ext_fee</w:t>
             </w:r>
-            <w:proofErr w:type="spellEnd"/>
             <w:r>
               <w:rPr>
                 <w:sz w:val="20"/>
@@ -1799,7 +1663,6 @@
               </w:rPr>
               <w:t>{</w:t>
             </w:r>
-            <w:proofErr w:type="spellStart"/>
             <w:r>
               <w:rPr>
                 <w:sz w:val="20"/>
@@ -1821,7 +1684,6 @@
               </w:rPr>
               <w:t>time</w:t>
             </w:r>
-            <w:proofErr w:type="spellEnd"/>
             <w:r>
               <w:rPr>
                 <w:rFonts w:hint="eastAsia"/>
@@ -1886,68 +1748,66 @@
                 <w:sz w:val="20"/>
                 <w:szCs w:val="20"/>
               </w:rPr>
+              <w:t>{fix_type</w:t>
+            </w:r>
+            <w:r>
+              <w:rPr>
+                <w:rFonts w:hint="eastAsia"/>
+                <w:sz w:val="20"/>
+                <w:szCs w:val="20"/>
+              </w:rPr>
+              <w:t>}</w:t>
+            </w:r>
+            <w:r>
+              <w:rPr>
+                <w:sz w:val="20"/>
+                <w:szCs w:val="20"/>
+              </w:rPr>
+              <w:t>}</w:t>
+            </w:r>
+          </w:p>
+        </w:tc>
+        <w:tc>
+          <w:tcPr>
+            <w:tcW w:w="1710" w:type="dxa"/>
+          </w:tcPr>
+          <w:p>
+            <w:pPr>
+              <w:jc w:val="center"/>
+              <w:rPr>
+                <w:sz w:val="20"/>
+                <w:szCs w:val="20"/>
+              </w:rPr>
+            </w:pPr>
+            <w:r>
+              <w:rPr>
+                <w:rFonts w:hint="eastAsia"/>
+                <w:sz w:val="20"/>
+                <w:szCs w:val="20"/>
+              </w:rPr>
+              <w:t>故障类型</w:t>
+            </w:r>
+          </w:p>
+        </w:tc>
+        <w:tc>
+          <w:tcPr>
+            <w:tcW w:w="2070" w:type="dxa"/>
+          </w:tcPr>
+          <w:p>
+            <w:pPr>
+              <w:jc w:val="center"/>
+              <w:rPr>
+                <w:sz w:val="20"/>
+                <w:szCs w:val="20"/>
+              </w:rPr>
+            </w:pPr>
+            <w:r>
+              <w:rPr>
+                <w:sz w:val="20"/>
+                <w:szCs w:val="20"/>
+              </w:rPr>
               <w:t>{</w:t>
             </w:r>
-            <w:proofErr w:type="spellStart"/>
-            <w:r>
-              <w:rPr>
-                <w:sz w:val="20"/>
-                <w:szCs w:val="20"/>
-              </w:rPr>
-              <w:t>fix_type</w:t>
-            </w:r>
-            <w:proofErr w:type="spellEnd"/>
-            <w:r>
-              <w:rPr>
-                <w:rFonts w:hint="eastAsia"/>
-                <w:sz w:val="20"/>
-                <w:szCs w:val="20"/>
-              </w:rPr>
-              <w:t>}</w:t>
-            </w:r>
-            <w:r>
-              <w:rPr>
-                <w:sz w:val="20"/>
-                <w:szCs w:val="20"/>
-              </w:rPr>
-              <w:t>}</w:t>
-            </w:r>
-          </w:p>
-        </w:tc>
-        <w:tc>
-          <w:tcPr>
-            <w:tcW w:w="1710" w:type="dxa"/>
-          </w:tcPr>
-          <w:p>
-            <w:pPr>
-              <w:jc w:val="center"/>
-              <w:rPr>
-                <w:sz w:val="20"/>
-                <w:szCs w:val="20"/>
-              </w:rPr>
-            </w:pPr>
-            <w:r>
-              <w:rPr>
-                <w:rFonts w:hint="eastAsia"/>
-                <w:sz w:val="20"/>
-                <w:szCs w:val="20"/>
-              </w:rPr>
-              <w:t>故障类型</w:t>
-            </w:r>
-          </w:p>
-        </w:tc>
-        <w:tc>
-          <w:tcPr>
-            <w:tcW w:w="2070" w:type="dxa"/>
-          </w:tcPr>
-          <w:p>
-            <w:pPr>
-              <w:jc w:val="center"/>
-              <w:rPr>
-                <w:sz w:val="20"/>
-                <w:szCs w:val="20"/>
-              </w:rPr>
-            </w:pPr>
             <w:r>
               <w:rPr>
                 <w:sz w:val="20"/>
@@ -1960,17 +1820,8 @@
                 <w:sz w:val="20"/>
                 <w:szCs w:val="20"/>
               </w:rPr>
-              <w:t>{</w:t>
-            </w:r>
-            <w:proofErr w:type="spellStart"/>
-            <w:r>
-              <w:rPr>
-                <w:sz w:val="20"/>
-                <w:szCs w:val="20"/>
-              </w:rPr>
               <w:t>fix_error_type</w:t>
             </w:r>
-            <w:proofErr w:type="spellEnd"/>
             <w:r>
               <w:rPr>
                 <w:sz w:val="20"/>
@@ -2039,7 +1890,6 @@
               </w:rPr>
               <w:t>{</w:t>
             </w:r>
-            <w:proofErr w:type="spellStart"/>
             <w:r>
               <w:rPr>
                 <w:sz w:val="20"/>
@@ -2047,7 +1897,6 @@
               </w:rPr>
               <w:t>fix_owner</w:t>
             </w:r>
-            <w:proofErr w:type="spellEnd"/>
             <w:r>
               <w:rPr>
                 <w:rFonts w:hint="eastAsia"/>
@@ -2102,7 +1951,6 @@
               </w:rPr>
               <w:t>{</w:t>
             </w:r>
-            <w:proofErr w:type="spellStart"/>
             <w:r>
               <w:rPr>
                 <w:sz w:val="20"/>
@@ -2110,7 +1958,6 @@
               </w:rPr>
               <w:t>fix_man_hour</w:t>
             </w:r>
-            <w:proofErr w:type="spellEnd"/>
             <w:r>
               <w:rPr>
                 <w:sz w:val="20"/>
@@ -2441,23 +2288,7 @@
                 <w:sz w:val="20"/>
                 <w:szCs w:val="20"/>
               </w:rPr>
-              <w:t>{</w:t>
-            </w:r>
-            <w:proofErr w:type="spellStart"/>
-            <w:r>
-              <w:rPr>
-                <w:sz w:val="20"/>
-                <w:szCs w:val="20"/>
-              </w:rPr>
-              <w:t>fix_reason</w:t>
-            </w:r>
-            <w:proofErr w:type="spellEnd"/>
-            <w:r>
-              <w:rPr>
-                <w:sz w:val="20"/>
-                <w:szCs w:val="20"/>
-              </w:rPr>
-              <w:t>}</w:t>
+              <w:t>{fix_reason}</w:t>
             </w:r>
             <w:r>
               <w:rPr>
@@ -2490,7 +2321,6 @@
               </w:rPr>
               <w:t>{{</w:t>
             </w:r>
-            <w:proofErr w:type="spellStart"/>
             <w:r>
               <w:rPr>
                 <w:sz w:val="20"/>
@@ -2498,7 +2328,6 @@
               </w:rPr>
               <w:t>fix_solution</w:t>
             </w:r>
-            <w:proofErr w:type="spellEnd"/>
             <w:r>
               <w:rPr>
                 <w:rFonts w:hint="eastAsia"/>
@@ -2535,23 +2364,7 @@
                 <w:sz w:val="20"/>
                 <w:szCs w:val="20"/>
               </w:rPr>
-              <w:t>{</w:t>
-            </w:r>
-            <w:proofErr w:type="spellStart"/>
-            <w:r>
-              <w:rPr>
-                <w:sz w:val="20"/>
-                <w:szCs w:val="20"/>
-              </w:rPr>
-              <w:t>fix_validation</w:t>
-            </w:r>
-            <w:proofErr w:type="spellEnd"/>
-            <w:r>
-              <w:rPr>
-                <w:sz w:val="20"/>
-                <w:szCs w:val="20"/>
-              </w:rPr>
-              <w:t>}</w:t>
+              <w:t>{fix_validation}</w:t>
             </w:r>
             <w:r>
               <w:rPr>
@@ -2574,7 +2387,7 @@
       <w:pPr>
         <w:jc w:val="center"/>
         <w:rPr>
-          <w:rFonts w:ascii="微软雅黑" w:eastAsia="微软雅黑" w:hAnsi="微软雅黑"/>
+          <w:rFonts w:ascii="Microsoft YaHei" w:eastAsia="Microsoft YaHei" w:hAnsi="Microsoft YaHei"/>
           <w:b/>
           <w:sz w:val="24"/>
           <w:szCs w:val="24"/>
@@ -2582,7 +2395,7 @@
       </w:pPr>
       <w:r>
         <w:rPr>
-          <w:rFonts w:ascii="微软雅黑" w:eastAsia="微软雅黑" w:hAnsi="微软雅黑" w:hint="eastAsia"/>
+          <w:rFonts w:ascii="Microsoft YaHei" w:eastAsia="Microsoft YaHei" w:hAnsi="Microsoft YaHei" w:hint="eastAsia"/>
           <w:b/>
           <w:sz w:val="24"/>
           <w:szCs w:val="24"/>
@@ -2659,7 +2472,7 @@
             </w:pPr>
             <w:r>
               <w:rPr>
-                <w:rFonts w:ascii="宋体" w:eastAsia="宋体" w:hAnsi="宋体" w:cs="宋体" w:hint="eastAsia"/>
+                <w:rFonts w:ascii="SimSun" w:eastAsia="SimSun" w:hAnsi="SimSun" w:cs="SimSun" w:hint="eastAsia"/>
                 <w:b/>
               </w:rPr>
               <w:t>合同价格</w:t>
@@ -2770,7 +2583,6 @@
             <w:r>
               <w:t>{</w:t>
             </w:r>
-            <w:proofErr w:type="spellStart"/>
             <w:r>
               <w:rPr>
                 <w:rFonts w:hint="eastAsia"/>
@@ -2780,7 +2592,6 @@
             <w:r>
               <w:t>_table</w:t>
             </w:r>
-            <w:proofErr w:type="spellEnd"/>
             <w:r>
               <w:t>}</w:t>
             </w:r>
@@ -2803,7 +2614,7 @@
       <w:pPr>
         <w:jc w:val="center"/>
         <w:rPr>
-          <w:rFonts w:ascii="微软雅黑" w:eastAsia="微软雅黑" w:hAnsi="微软雅黑"/>
+          <w:rFonts w:ascii="Microsoft YaHei" w:eastAsia="Microsoft YaHei" w:hAnsi="Microsoft YaHei"/>
           <w:b/>
           <w:sz w:val="24"/>
           <w:szCs w:val="24"/>
@@ -2811,7 +2622,7 @@
       </w:pPr>
       <w:r>
         <w:rPr>
-          <w:rFonts w:ascii="微软雅黑" w:eastAsia="微软雅黑" w:hAnsi="微软雅黑" w:hint="eastAsia"/>
+          <w:rFonts w:ascii="Microsoft YaHei" w:eastAsia="Microsoft YaHei" w:hAnsi="Microsoft YaHei" w:hint="eastAsia"/>
           <w:b/>
           <w:sz w:val="24"/>
           <w:szCs w:val="24"/>
@@ -2950,7 +2761,6 @@
             <w:r>
               <w:t>{</w:t>
             </w:r>
-            <w:proofErr w:type="spellStart"/>
             <w:r>
               <w:rPr>
                 <w:rFonts w:hint="eastAsia"/>
@@ -2969,7 +2779,6 @@
             <w:r>
               <w:t>_table</w:t>
             </w:r>
-            <w:proofErr w:type="spellEnd"/>
             <w:r>
               <w:t>}</w:t>
             </w:r>
@@ -2992,7 +2801,7 @@
       <w:pPr>
         <w:jc w:val="center"/>
         <w:rPr>
-          <w:rFonts w:ascii="微软雅黑" w:eastAsia="微软雅黑" w:hAnsi="微软雅黑"/>
+          <w:rFonts w:ascii="Microsoft YaHei" w:eastAsia="Microsoft YaHei" w:hAnsi="Microsoft YaHei"/>
           <w:b/>
           <w:sz w:val="24"/>
           <w:szCs w:val="24"/>
@@ -3000,7 +2809,7 @@
       </w:pPr>
       <w:r>
         <w:rPr>
-          <w:rFonts w:ascii="微软雅黑" w:eastAsia="微软雅黑" w:hAnsi="微软雅黑" w:hint="eastAsia"/>
+          <w:rFonts w:ascii="Microsoft YaHei" w:eastAsia="Microsoft YaHei" w:hAnsi="Microsoft YaHei" w:hint="eastAsia"/>
           <w:b/>
           <w:sz w:val="24"/>
           <w:szCs w:val="24"/>
@@ -3097,11 +2906,9 @@
             <w:r>
               <w:t>{</w:t>
             </w:r>
-            <w:proofErr w:type="spellStart"/>
             <w:r>
               <w:t>audit_table</w:t>
             </w:r>
-            <w:proofErr w:type="spellEnd"/>
             <w:r>
               <w:t>}</w:t>
             </w:r>
@@ -3125,13 +2932,12 @@
         <w:jc w:val="right"/>
       </w:pPr>
       <w:r>
+        <w:lastRenderedPageBreak/>
         <w:t>{{</w:t>
       </w:r>
-      <w:proofErr w:type="spellStart"/>
       <w:r>
         <w:t>signature_title</w:t>
       </w:r>
-      <w:proofErr w:type="spellEnd"/>
       <w:r>
         <w:t>}}</w:t>
       </w:r>
@@ -3150,29 +2956,17 @@
         <w:jc w:val="right"/>
       </w:pPr>
       <w:r>
-        <w:lastRenderedPageBreak/>
-        <w:t>{{</w:t>
-      </w:r>
-      <w:proofErr w:type="spellStart"/>
-      <w:r>
-        <w:t>ack_</w:t>
+        <w:t>{{ack_</w:t>
       </w:r>
       <w:r>
         <w:t>signature_title</w:t>
       </w:r>
-      <w:proofErr w:type="spellEnd"/>
-      <w:proofErr w:type="gramStart"/>
       <w:r>
         <w:t>}}</w:t>
       </w:r>
       <w:r>
-        <w:t>{</w:t>
+        <w:t>{{@</w:t>
       </w:r>
-      <w:proofErr w:type="gramEnd"/>
-      <w:r>
-        <w:t>{@</w:t>
-      </w:r>
-      <w:proofErr w:type="spellStart"/>
       <w:r>
         <w:t>ack</w:t>
       </w:r>
@@ -3182,7 +2976,6 @@
       <w:r>
         <w:t>ignature</w:t>
       </w:r>
-      <w:proofErr w:type="spellEnd"/>
       <w:r>
         <w:t>}}</w:t>
       </w:r>
@@ -3203,7 +2996,7 @@
 </file>
 
 <file path=word/styles.xml><?xml version="1.0" encoding="utf-8"?>
-<w:styles xmlns:mc="http://schemas.openxmlformats.org/markup-compatibility/2006" xmlns:r="http://schemas.openxmlformats.org/officeDocument/2006/relationships" xmlns:w="http://schemas.openxmlformats.org/wordprocessingml/2006/main" xmlns:w14="http://schemas.microsoft.com/office/word/2010/wordml" xmlns:w15="http://schemas.microsoft.com/office/word/2012/wordml" xmlns:w16cid="http://schemas.microsoft.com/office/word/2016/wordml/cid" xmlns:w16se="http://schemas.microsoft.com/office/word/2015/wordml/symex" mc:Ignorable="w14 w15 w16se w16cid">
+<w:styles xmlns:mc="http://schemas.openxmlformats.org/markup-compatibility/2006" xmlns:r="http://schemas.openxmlformats.org/officeDocument/2006/relationships" xmlns:w="http://schemas.openxmlformats.org/wordprocessingml/2006/main" xmlns:w14="http://schemas.microsoft.com/office/word/2010/wordml" xmlns:w15="http://schemas.microsoft.com/office/word/2012/wordml" xmlns:w16cex="http://schemas.microsoft.com/office/word/2018/wordml/cex" xmlns:w16cid="http://schemas.microsoft.com/office/word/2016/wordml/cid" xmlns:w16="http://schemas.microsoft.com/office/word/2018/wordml" xmlns:w16se="http://schemas.microsoft.com/office/word/2015/wordml/symex" mc:Ignorable="w14 w15 w16se w16cid w16 w16cex">
   <w:docDefaults>
     <w:rPrDefault>
       <w:rPr>
@@ -3219,7 +3012,7 @@
       </w:pPr>
     </w:pPrDefault>
   </w:docDefaults>
-  <w:latentStyles w:defLockedState="0" w:defUIPriority="99" w:defSemiHidden="0" w:defUnhideWhenUsed="0" w:defQFormat="0" w:count="375">
+  <w:latentStyles w:defLockedState="0" w:defUIPriority="99" w:defSemiHidden="0" w:defUnhideWhenUsed="0" w:defQFormat="0" w:count="376">
     <w:lsdException w:name="Normal" w:uiPriority="0" w:qFormat="1"/>
     <w:lsdException w:name="heading 1" w:uiPriority="9" w:qFormat="1"/>
     <w:lsdException w:name="heading 2" w:semiHidden="1" w:uiPriority="9" w:unhideWhenUsed="1" w:qFormat="1"/>
@@ -3325,7 +3118,6 @@
     <w:lsdException w:name="HTML Sample" w:semiHidden="1" w:unhideWhenUsed="1"/>
     <w:lsdException w:name="HTML Typewriter" w:semiHidden="1" w:unhideWhenUsed="1"/>
     <w:lsdException w:name="HTML Variable" w:semiHidden="1" w:unhideWhenUsed="1"/>
-    <w:lsdException w:name="Normal Table" w:semiHidden="1" w:unhideWhenUsed="1"/>
     <w:lsdException w:name="annotation subject" w:semiHidden="1" w:unhideWhenUsed="1"/>
     <w:lsdException w:name="No List" w:semiHidden="1" w:unhideWhenUsed="1"/>
     <w:lsdException w:name="Outline List 1" w:semiHidden="1" w:unhideWhenUsed="1"/>
@@ -3372,10 +3164,8 @@
     <w:lsdException w:name="Table Subtle 2" w:semiHidden="1" w:unhideWhenUsed="1"/>
     <w:lsdException w:name="Table Web 1" w:semiHidden="1" w:unhideWhenUsed="1"/>
     <w:lsdException w:name="Table Web 2" w:semiHidden="1" w:unhideWhenUsed="1"/>
-    <w:lsdException w:name="Table Web 3" w:semiHidden="1" w:unhideWhenUsed="1"/>
     <w:lsdException w:name="Balloon Text" w:semiHidden="1" w:unhideWhenUsed="1"/>
     <w:lsdException w:name="Table Grid" w:uiPriority="39"/>
-    <w:lsdException w:name="Table Theme" w:semiHidden="1" w:unhideWhenUsed="1"/>
     <w:lsdException w:name="Placeholder Text" w:semiHidden="1"/>
     <w:lsdException w:name="No Spacing" w:uiPriority="1" w:qFormat="1"/>
     <w:lsdException w:name="Light Shading" w:uiPriority="60"/>
@@ -3595,6 +3385,7 @@
     <w:lsdException w:name="Smart Hyperlink" w:semiHidden="1" w:unhideWhenUsed="1"/>
     <w:lsdException w:name="Hashtag" w:semiHidden="1" w:unhideWhenUsed="1"/>
     <w:lsdException w:name="Unresolved Mention" w:semiHidden="1" w:unhideWhenUsed="1"/>
+    <w:lsdException w:name="Smart Link" w:semiHidden="1" w:unhideWhenUsed="1"/>
   </w:latentStyles>
   <w:style w:type="paragraph" w:default="1" w:styleId="Normal">
     <w:name w:val="Normal"/>

--- a/src/src/main/webapp/portal/wo/woExportTemplate/template_zh.docx
+++ b/src/src/main/webapp/portal/wo/woExportTemplate/template_zh.docx
@@ -106,6 +106,24 @@
         </w:rPr>
         <w:t>单</w:t>
       </w:r>
+      <w:r>
+        <w:rPr>
+          <w:rFonts w:ascii="Microsoft YaHei" w:eastAsia="Microsoft YaHei" w:hAnsi="Microsoft YaHei" w:hint="eastAsia"/>
+          <w:b/>
+          <w:sz w:val="24"/>
+          <w:szCs w:val="24"/>
+        </w:rPr>
+        <w:t>Z</w:t>
+      </w:r>
+      <w:r>
+        <w:rPr>
+          <w:rFonts w:ascii="Microsoft YaHei" w:eastAsia="Microsoft YaHei" w:hAnsi="Microsoft YaHei"/>
+          <w:b/>
+          <w:sz w:val="24"/>
+          <w:szCs w:val="24"/>
+        </w:rPr>
+        <w:t>H</w:t>
+      </w:r>
     </w:p>
     <w:p>
       <w:pPr>
@@ -197,6 +215,7 @@
               </w:rPr>
               <w:t>{{</w:t>
             </w:r>
+            <w:proofErr w:type="spellStart"/>
             <w:r>
               <w:rPr>
                 <w:rFonts w:hint="eastAsia"/>
@@ -205,6 +224,7 @@
               </w:rPr>
               <w:t>device_name</w:t>
             </w:r>
+            <w:proofErr w:type="spellEnd"/>
             <w:r>
               <w:rPr>
                 <w:sz w:val="20"/>
@@ -260,7 +280,23 @@
                 <w:sz w:val="20"/>
                 <w:szCs w:val="20"/>
               </w:rPr>
-              <w:t>{{device_department}}</w:t>
+              <w:t>{{</w:t>
+            </w:r>
+            <w:proofErr w:type="spellStart"/>
+            <w:r>
+              <w:rPr>
+                <w:sz w:val="20"/>
+                <w:szCs w:val="20"/>
+              </w:rPr>
+              <w:t>device_department</w:t>
+            </w:r>
+            <w:proofErr w:type="spellEnd"/>
+            <w:r>
+              <w:rPr>
+                <w:sz w:val="20"/>
+                <w:szCs w:val="20"/>
+              </w:rPr>
+              <w:t>}}</w:t>
             </w:r>
           </w:p>
         </w:tc>
@@ -314,6 +350,7 @@
               </w:rPr>
               <w:t>{{</w:t>
             </w:r>
+            <w:proofErr w:type="spellStart"/>
             <w:r>
               <w:rPr>
                 <w:sz w:val="20"/>
@@ -321,6 +358,7 @@
               </w:rPr>
               <w:t>device_type</w:t>
             </w:r>
+            <w:proofErr w:type="spellEnd"/>
             <w:r>
               <w:rPr>
                 <w:sz w:val="20"/>
@@ -376,7 +414,23 @@
                 <w:sz w:val="20"/>
                 <w:szCs w:val="20"/>
               </w:rPr>
-              <w:t>{{device_oem}}</w:t>
+              <w:t>{{</w:t>
+            </w:r>
+            <w:proofErr w:type="spellStart"/>
+            <w:r>
+              <w:rPr>
+                <w:sz w:val="20"/>
+                <w:szCs w:val="20"/>
+              </w:rPr>
+              <w:t>device_oem</w:t>
+            </w:r>
+            <w:proofErr w:type="spellEnd"/>
+            <w:r>
+              <w:rPr>
+                <w:sz w:val="20"/>
+                <w:szCs w:val="20"/>
+              </w:rPr>
+              <w:t>}}</w:t>
             </w:r>
           </w:p>
         </w:tc>
@@ -422,6 +476,7 @@
               </w:rPr>
               <w:t>{{</w:t>
             </w:r>
+            <w:proofErr w:type="spellStart"/>
             <w:r>
               <w:rPr>
                 <w:sz w:val="20"/>
@@ -429,6 +484,7 @@
               </w:rPr>
               <w:t>device_serial</w:t>
             </w:r>
+            <w:proofErr w:type="spellEnd"/>
             <w:r>
               <w:rPr>
                 <w:sz w:val="20"/>
@@ -484,7 +540,23 @@
                 <w:sz w:val="20"/>
                 <w:szCs w:val="20"/>
               </w:rPr>
-              <w:t>{{device_number}}</w:t>
+              <w:t>{{</w:t>
+            </w:r>
+            <w:proofErr w:type="spellStart"/>
+            <w:r>
+              <w:rPr>
+                <w:sz w:val="20"/>
+                <w:szCs w:val="20"/>
+              </w:rPr>
+              <w:t>device_number</w:t>
+            </w:r>
+            <w:proofErr w:type="spellEnd"/>
+            <w:r>
+              <w:rPr>
+                <w:sz w:val="20"/>
+                <w:szCs w:val="20"/>
+              </w:rPr>
+              <w:t>}}</w:t>
             </w:r>
           </w:p>
         </w:tc>
@@ -538,6 +610,7 @@
               </w:rPr>
               <w:t>{{</w:t>
             </w:r>
+            <w:proofErr w:type="spellStart"/>
             <w:r>
               <w:rPr>
                 <w:sz w:val="20"/>
@@ -545,6 +618,7 @@
               </w:rPr>
               <w:t>device_qr</w:t>
             </w:r>
+            <w:proofErr w:type="spellEnd"/>
             <w:r>
               <w:rPr>
                 <w:sz w:val="20"/>
@@ -600,7 +674,23 @@
                 <w:sz w:val="20"/>
                 <w:szCs w:val="20"/>
               </w:rPr>
-              <w:t>{{device_location}}</w:t>
+              <w:t>{{</w:t>
+            </w:r>
+            <w:proofErr w:type="spellStart"/>
+            <w:r>
+              <w:rPr>
+                <w:sz w:val="20"/>
+                <w:szCs w:val="20"/>
+              </w:rPr>
+              <w:t>device_location</w:t>
+            </w:r>
+            <w:proofErr w:type="spellEnd"/>
+            <w:r>
+              <w:rPr>
+                <w:sz w:val="20"/>
+                <w:szCs w:val="20"/>
+              </w:rPr>
+              <w:t>}}</w:t>
             </w:r>
           </w:p>
         </w:tc>
@@ -645,7 +735,23 @@
                 <w:sz w:val="20"/>
                 <w:szCs w:val="20"/>
               </w:rPr>
-              <w:t>{{device_purchasePrice}}</w:t>
+              <w:t>{{</w:t>
+            </w:r>
+            <w:proofErr w:type="spellStart"/>
+            <w:r>
+              <w:rPr>
+                <w:sz w:val="20"/>
+                <w:szCs w:val="20"/>
+              </w:rPr>
+              <w:t>device_purchasePrice</w:t>
+            </w:r>
+            <w:proofErr w:type="spellEnd"/>
+            <w:r>
+              <w:rPr>
+                <w:sz w:val="20"/>
+                <w:szCs w:val="20"/>
+              </w:rPr>
+              <w:t>}}</w:t>
             </w:r>
           </w:p>
         </w:tc>
@@ -688,7 +794,23 @@
                 <w:sz w:val="20"/>
                 <w:szCs w:val="20"/>
               </w:rPr>
-              <w:t>{{device_purchaseDate}}</w:t>
+              <w:t>{{</w:t>
+            </w:r>
+            <w:proofErr w:type="spellStart"/>
+            <w:r>
+              <w:rPr>
+                <w:sz w:val="20"/>
+                <w:szCs w:val="20"/>
+              </w:rPr>
+              <w:t>device_purchaseDate</w:t>
+            </w:r>
+            <w:proofErr w:type="spellEnd"/>
+            <w:r>
+              <w:rPr>
+                <w:sz w:val="20"/>
+                <w:szCs w:val="20"/>
+              </w:rPr>
+              <w:t>}}</w:t>
             </w:r>
           </w:p>
         </w:tc>
@@ -794,7 +916,23 @@
                 <w:sz w:val="20"/>
                 <w:szCs w:val="20"/>
               </w:rPr>
-              <w:t>{{issue_number}}</w:t>
+              <w:t>{{</w:t>
+            </w:r>
+            <w:proofErr w:type="spellStart"/>
+            <w:r>
+              <w:rPr>
+                <w:sz w:val="20"/>
+                <w:szCs w:val="20"/>
+              </w:rPr>
+              <w:t>issue_number</w:t>
+            </w:r>
+            <w:proofErr w:type="spellEnd"/>
+            <w:r>
+              <w:rPr>
+                <w:sz w:val="20"/>
+                <w:szCs w:val="20"/>
+              </w:rPr>
+              <w:t>}}</w:t>
             </w:r>
           </w:p>
         </w:tc>
@@ -838,7 +976,23 @@
                 <w:sz w:val="20"/>
                 <w:szCs w:val="20"/>
               </w:rPr>
-              <w:t>{issue_desc}</w:t>
+              <w:t>{</w:t>
+            </w:r>
+            <w:proofErr w:type="spellStart"/>
+            <w:r>
+              <w:rPr>
+                <w:sz w:val="20"/>
+                <w:szCs w:val="20"/>
+              </w:rPr>
+              <w:t>issue_desc</w:t>
+            </w:r>
+            <w:proofErr w:type="spellEnd"/>
+            <w:r>
+              <w:rPr>
+                <w:sz w:val="20"/>
+                <w:szCs w:val="20"/>
+              </w:rPr>
+              <w:t>}</w:t>
             </w:r>
             <w:r>
               <w:rPr>
@@ -926,7 +1080,23 @@
                 <w:sz w:val="20"/>
                 <w:szCs w:val="20"/>
               </w:rPr>
-              <w:t>{{issue_reporter}}</w:t>
+              <w:t>{{</w:t>
+            </w:r>
+            <w:proofErr w:type="spellStart"/>
+            <w:r>
+              <w:rPr>
+                <w:sz w:val="20"/>
+                <w:szCs w:val="20"/>
+              </w:rPr>
+              <w:t>issue_reporter</w:t>
+            </w:r>
+            <w:proofErr w:type="spellEnd"/>
+            <w:r>
+              <w:rPr>
+                <w:sz w:val="20"/>
+                <w:szCs w:val="20"/>
+              </w:rPr>
+              <w:t>}}</w:t>
             </w:r>
           </w:p>
         </w:tc>
@@ -997,7 +1167,23 @@
                 <w:sz w:val="20"/>
                 <w:szCs w:val="20"/>
               </w:rPr>
-              <w:t>{{issue_reporter_phone}}</w:t>
+              <w:t>{{</w:t>
+            </w:r>
+            <w:proofErr w:type="spellStart"/>
+            <w:r>
+              <w:rPr>
+                <w:sz w:val="20"/>
+                <w:szCs w:val="20"/>
+              </w:rPr>
+              <w:t>issue_reporter_phone</w:t>
+            </w:r>
+            <w:proofErr w:type="spellEnd"/>
+            <w:r>
+              <w:rPr>
+                <w:sz w:val="20"/>
+                <w:szCs w:val="20"/>
+              </w:rPr>
+              <w:t>}}</w:t>
             </w:r>
           </w:p>
         </w:tc>
@@ -1060,14 +1246,30 @@
                 <w:sz w:val="20"/>
                 <w:szCs w:val="20"/>
               </w:rPr>
-              <w:t>{{issue_report</w:t>
-            </w:r>
-            <w:r>
-              <w:rPr>
-                <w:sz w:val="20"/>
-                <w:szCs w:val="20"/>
-              </w:rPr>
-              <w:t>_time}}</w:t>
+              <w:t>{{</w:t>
+            </w:r>
+            <w:proofErr w:type="spellStart"/>
+            <w:r>
+              <w:rPr>
+                <w:sz w:val="20"/>
+                <w:szCs w:val="20"/>
+              </w:rPr>
+              <w:t>issue_report</w:t>
+            </w:r>
+            <w:r>
+              <w:rPr>
+                <w:sz w:val="20"/>
+                <w:szCs w:val="20"/>
+              </w:rPr>
+              <w:t>_time</w:t>
+            </w:r>
+            <w:proofErr w:type="spellEnd"/>
+            <w:r>
+              <w:rPr>
+                <w:sz w:val="20"/>
+                <w:szCs w:val="20"/>
+              </w:rPr>
+              <w:t>}}</w:t>
             </w:r>
           </w:p>
         </w:tc>
@@ -1130,7 +1332,23 @@
                 <w:sz w:val="20"/>
                 <w:szCs w:val="20"/>
               </w:rPr>
-              <w:t>{{issue_report_status}}</w:t>
+              <w:t>{{</w:t>
+            </w:r>
+            <w:proofErr w:type="spellStart"/>
+            <w:r>
+              <w:rPr>
+                <w:sz w:val="20"/>
+                <w:szCs w:val="20"/>
+              </w:rPr>
+              <w:t>issue_report_status</w:t>
+            </w:r>
+            <w:proofErr w:type="spellEnd"/>
+            <w:r>
+              <w:rPr>
+                <w:sz w:val="20"/>
+                <w:szCs w:val="20"/>
+              </w:rPr>
+              <w:t>}}</w:t>
             </w:r>
           </w:p>
         </w:tc>
@@ -1193,7 +1411,23 @@
                 <w:sz w:val="20"/>
                 <w:szCs w:val="20"/>
               </w:rPr>
-              <w:t>{{issue_device_stop_time}}</w:t>
+              <w:t>{{</w:t>
+            </w:r>
+            <w:proofErr w:type="spellStart"/>
+            <w:r>
+              <w:rPr>
+                <w:sz w:val="20"/>
+                <w:szCs w:val="20"/>
+              </w:rPr>
+              <w:t>issue_device_stop_time</w:t>
+            </w:r>
+            <w:proofErr w:type="spellEnd"/>
+            <w:r>
+              <w:rPr>
+                <w:sz w:val="20"/>
+                <w:szCs w:val="20"/>
+              </w:rPr>
+              <w:t>}}</w:t>
             </w:r>
           </w:p>
         </w:tc>
@@ -1302,16 +1536,32 @@
                 <w:sz w:val="20"/>
                 <w:szCs w:val="20"/>
               </w:rPr>
-              <w:t>{fix_status}</w:t>
-            </w:r>
-            <w:r>
-              <w:rPr>
-                <w:rFonts w:hint="eastAsia"/>
+              <w:t>{</w:t>
+            </w:r>
+            <w:proofErr w:type="spellStart"/>
+            <w:r>
+              <w:rPr>
+                <w:sz w:val="20"/>
+                <w:szCs w:val="20"/>
+              </w:rPr>
+              <w:t>fix_status</w:t>
+            </w:r>
+            <w:proofErr w:type="spellEnd"/>
+            <w:r>
+              <w:rPr>
                 <w:sz w:val="20"/>
                 <w:szCs w:val="20"/>
               </w:rPr>
               <w:t>}</w:t>
             </w:r>
+            <w:r>
+              <w:rPr>
+                <w:rFonts w:hint="eastAsia"/>
+                <w:sz w:val="20"/>
+                <w:szCs w:val="20"/>
+              </w:rPr>
+              <w:t>}</w:t>
+            </w:r>
           </w:p>
         </w:tc>
         <w:tc>
@@ -1360,8 +1610,17 @@
                 <w:sz w:val="20"/>
                 <w:szCs w:val="20"/>
               </w:rPr>
-              <w:t>{fix_hours</w:t>
-            </w:r>
+              <w:t>{</w:t>
+            </w:r>
+            <w:proofErr w:type="spellStart"/>
+            <w:r>
+              <w:rPr>
+                <w:sz w:val="20"/>
+                <w:szCs w:val="20"/>
+              </w:rPr>
+              <w:t>fix_hours</w:t>
+            </w:r>
+            <w:proofErr w:type="spellEnd"/>
             <w:r>
               <w:rPr>
                 <w:rFonts w:hint="eastAsia"/>
@@ -1427,6 +1686,7 @@
               </w:rPr>
               <w:t>{</w:t>
             </w:r>
+            <w:proofErr w:type="spellStart"/>
             <w:r>
               <w:rPr>
                 <w:sz w:val="20"/>
@@ -1434,6 +1694,7 @@
               </w:rPr>
               <w:t>fix_fee</w:t>
             </w:r>
+            <w:proofErr w:type="spellEnd"/>
             <w:r>
               <w:rPr>
                 <w:rFonts w:hint="eastAsia"/>
@@ -1493,7 +1754,15 @@
                 <w:sz w:val="20"/>
                 <w:szCs w:val="20"/>
               </w:rPr>
-              <w:t>{{fix_</w:t>
+              <w:t>{{</w:t>
+            </w:r>
+            <w:proofErr w:type="spellStart"/>
+            <w:r>
+              <w:rPr>
+                <w:sz w:val="20"/>
+                <w:szCs w:val="20"/>
+              </w:rPr>
+              <w:t>fix_</w:t>
             </w:r>
             <w:r>
               <w:rPr>
@@ -1509,6 +1778,7 @@
               </w:rPr>
               <w:t>fee</w:t>
             </w:r>
+            <w:proofErr w:type="spellEnd"/>
             <w:r>
               <w:rPr>
                 <w:rFonts w:hint="eastAsia"/>
@@ -1567,6 +1837,7 @@
               </w:rPr>
               <w:t>{{</w:t>
             </w:r>
+            <w:proofErr w:type="spellStart"/>
             <w:r>
               <w:rPr>
                 <w:sz w:val="20"/>
@@ -1574,6 +1845,7 @@
               </w:rPr>
               <w:t>fix_ext_fee</w:t>
             </w:r>
+            <w:proofErr w:type="spellEnd"/>
             <w:r>
               <w:rPr>
                 <w:sz w:val="20"/>
@@ -1663,6 +1935,7 @@
               </w:rPr>
               <w:t>{</w:t>
             </w:r>
+            <w:proofErr w:type="spellStart"/>
             <w:r>
               <w:rPr>
                 <w:sz w:val="20"/>
@@ -1684,6 +1957,7 @@
               </w:rPr>
               <w:t>time</w:t>
             </w:r>
+            <w:proofErr w:type="spellEnd"/>
             <w:r>
               <w:rPr>
                 <w:rFonts w:hint="eastAsia"/>
@@ -1748,8 +2022,17 @@
                 <w:sz w:val="20"/>
                 <w:szCs w:val="20"/>
               </w:rPr>
-              <w:t>{fix_type</w:t>
-            </w:r>
+              <w:t>{</w:t>
+            </w:r>
+            <w:proofErr w:type="spellStart"/>
+            <w:r>
+              <w:rPr>
+                <w:sz w:val="20"/>
+                <w:szCs w:val="20"/>
+              </w:rPr>
+              <w:t>fix_type</w:t>
+            </w:r>
+            <w:proofErr w:type="spellEnd"/>
             <w:r>
               <w:rPr>
                 <w:rFonts w:hint="eastAsia"/>
@@ -1815,6 +2098,7 @@
               </w:rPr>
               <w:t>{</w:t>
             </w:r>
+            <w:proofErr w:type="spellStart"/>
             <w:r>
               <w:rPr>
                 <w:sz w:val="20"/>
@@ -1822,6 +2106,7 @@
               </w:rPr>
               <w:t>fix_error_type</w:t>
             </w:r>
+            <w:proofErr w:type="spellEnd"/>
             <w:r>
               <w:rPr>
                 <w:sz w:val="20"/>
@@ -1890,6 +2175,7 @@
               </w:rPr>
               <w:t>{</w:t>
             </w:r>
+            <w:proofErr w:type="spellStart"/>
             <w:r>
               <w:rPr>
                 <w:sz w:val="20"/>
@@ -1897,6 +2183,7 @@
               </w:rPr>
               <w:t>fix_owner</w:t>
             </w:r>
+            <w:proofErr w:type="spellEnd"/>
             <w:r>
               <w:rPr>
                 <w:rFonts w:hint="eastAsia"/>
@@ -1951,6 +2238,7 @@
               </w:rPr>
               <w:t>{</w:t>
             </w:r>
+            <w:proofErr w:type="spellStart"/>
             <w:r>
               <w:rPr>
                 <w:sz w:val="20"/>
@@ -1958,6 +2246,7 @@
               </w:rPr>
               <w:t>fix_man_hour</w:t>
             </w:r>
+            <w:proofErr w:type="spellEnd"/>
             <w:r>
               <w:rPr>
                 <w:sz w:val="20"/>
@@ -2288,7 +2577,23 @@
                 <w:sz w:val="20"/>
                 <w:szCs w:val="20"/>
               </w:rPr>
-              <w:t>{fix_reason}</w:t>
+              <w:t>{</w:t>
+            </w:r>
+            <w:proofErr w:type="spellStart"/>
+            <w:r>
+              <w:rPr>
+                <w:sz w:val="20"/>
+                <w:szCs w:val="20"/>
+              </w:rPr>
+              <w:t>fix_reason</w:t>
+            </w:r>
+            <w:proofErr w:type="spellEnd"/>
+            <w:r>
+              <w:rPr>
+                <w:sz w:val="20"/>
+                <w:szCs w:val="20"/>
+              </w:rPr>
+              <w:t>}</w:t>
             </w:r>
             <w:r>
               <w:rPr>
@@ -2321,6 +2626,7 @@
               </w:rPr>
               <w:t>{{</w:t>
             </w:r>
+            <w:proofErr w:type="spellStart"/>
             <w:r>
               <w:rPr>
                 <w:sz w:val="20"/>
@@ -2328,6 +2634,7 @@
               </w:rPr>
               <w:t>fix_solution</w:t>
             </w:r>
+            <w:proofErr w:type="spellEnd"/>
             <w:r>
               <w:rPr>
                 <w:rFonts w:hint="eastAsia"/>
@@ -2364,7 +2671,23 @@
                 <w:sz w:val="20"/>
                 <w:szCs w:val="20"/>
               </w:rPr>
-              <w:t>{fix_validation}</w:t>
+              <w:t>{</w:t>
+            </w:r>
+            <w:proofErr w:type="spellStart"/>
+            <w:r>
+              <w:rPr>
+                <w:sz w:val="20"/>
+                <w:szCs w:val="20"/>
+              </w:rPr>
+              <w:t>fix_validation</w:t>
+            </w:r>
+            <w:proofErr w:type="spellEnd"/>
+            <w:r>
+              <w:rPr>
+                <w:sz w:val="20"/>
+                <w:szCs w:val="20"/>
+              </w:rPr>
+              <w:t>}</w:t>
             </w:r>
             <w:r>
               <w:rPr>
@@ -2583,6 +2906,7 @@
             <w:r>
               <w:t>{</w:t>
             </w:r>
+            <w:proofErr w:type="spellStart"/>
             <w:r>
               <w:rPr>
                 <w:rFonts w:hint="eastAsia"/>
@@ -2592,6 +2916,7 @@
             <w:r>
               <w:t>_table</w:t>
             </w:r>
+            <w:proofErr w:type="spellEnd"/>
             <w:r>
               <w:t>}</w:t>
             </w:r>
@@ -2761,6 +3086,7 @@
             <w:r>
               <w:t>{</w:t>
             </w:r>
+            <w:proofErr w:type="spellStart"/>
             <w:r>
               <w:rPr>
                 <w:rFonts w:hint="eastAsia"/>
@@ -2779,6 +3105,7 @@
             <w:r>
               <w:t>_table</w:t>
             </w:r>
+            <w:proofErr w:type="spellEnd"/>
             <w:r>
               <w:t>}</w:t>
             </w:r>
@@ -2906,9 +3233,11 @@
             <w:r>
               <w:t>{</w:t>
             </w:r>
+            <w:proofErr w:type="spellStart"/>
             <w:r>
               <w:t>audit_table</w:t>
             </w:r>
+            <w:proofErr w:type="spellEnd"/>
             <w:r>
               <w:t>}</w:t>
             </w:r>
@@ -2935,14 +3264,21 @@
         <w:lastRenderedPageBreak/>
         <w:t>{{</w:t>
       </w:r>
+      <w:proofErr w:type="spellStart"/>
       <w:r>
         <w:t>signature_title</w:t>
       </w:r>
+      <w:proofErr w:type="spellEnd"/>
+      <w:proofErr w:type="gramStart"/>
       <w:r>
         <w:t>}}</w:t>
       </w:r>
       <w:r>
-        <w:t>{{</w:t>
+        <w:t>{</w:t>
+      </w:r>
+      <w:proofErr w:type="gramEnd"/>
+      <w:r>
+        <w:t>{</w:t>
       </w:r>
       <w:r>
         <w:t>@</w:t>
@@ -2956,16 +3292,26 @@
         <w:jc w:val="right"/>
       </w:pPr>
       <w:r>
-        <w:t>{{ack_</w:t>
+        <w:t>{{</w:t>
+      </w:r>
+      <w:proofErr w:type="spellStart"/>
+      <w:r>
+        <w:t>ack_</w:t>
       </w:r>
       <w:r>
         <w:t>signature_title</w:t>
       </w:r>
+      <w:proofErr w:type="spellEnd"/>
+      <w:proofErr w:type="gramStart"/>
       <w:r>
         <w:t>}}</w:t>
       </w:r>
       <w:r>
-        <w:t>{{@</w:t>
+        <w:t>{</w:t>
+      </w:r>
+      <w:proofErr w:type="gramEnd"/>
+      <w:r>
+        <w:t>{@</w:t>
       </w:r>
       <w:r>
         <w:t>ack</w:t>
@@ -2979,6 +3325,47 @@
       <w:r>
         <w:t>}}</w:t>
       </w:r>
+    </w:p>
+    <w:p>
+      <w:pPr>
+        <w:jc w:val="right"/>
+      </w:pPr>
+      <w:r>
+        <w:t>{{</w:t>
+      </w:r>
+      <w:proofErr w:type="spellStart"/>
+      <w:r>
+        <w:rPr>
+          <w:rFonts w:hint="eastAsia"/>
+        </w:rPr>
+        <w:t>audit</w:t>
+      </w:r>
+      <w:r>
+        <w:t>_</w:t>
+      </w:r>
+      <w:r>
+        <w:t>signature_title</w:t>
+      </w:r>
+      <w:proofErr w:type="spellEnd"/>
+      <w:proofErr w:type="gramStart"/>
+      <w:r>
+        <w:t>}}{</w:t>
+      </w:r>
+      <w:proofErr w:type="gramEnd"/>
+      <w:r>
+        <w:t>{@</w:t>
+      </w:r>
+      <w:r>
+        <w:t>auditSignatureList</w:t>
+      </w:r>
+      <w:r>
+        <w:t>}}</w:t>
+      </w:r>
+    </w:p>
+    <w:p>
+      <w:pPr>
+        <w:jc w:val="right"/>
+      </w:pPr>
     </w:p>
     <w:p>
       <w:pPr>
@@ -3118,6 +3505,7 @@
     <w:lsdException w:name="HTML Sample" w:semiHidden="1" w:unhideWhenUsed="1"/>
     <w:lsdException w:name="HTML Typewriter" w:semiHidden="1" w:unhideWhenUsed="1"/>
     <w:lsdException w:name="HTML Variable" w:semiHidden="1" w:unhideWhenUsed="1"/>
+    <w:lsdException w:name="Normal Table" w:semiHidden="1" w:unhideWhenUsed="1"/>
     <w:lsdException w:name="annotation subject" w:semiHidden="1" w:unhideWhenUsed="1"/>
     <w:lsdException w:name="No List" w:semiHidden="1" w:unhideWhenUsed="1"/>
     <w:lsdException w:name="Outline List 1" w:semiHidden="1" w:unhideWhenUsed="1"/>
@@ -3164,8 +3552,10 @@
     <w:lsdException w:name="Table Subtle 2" w:semiHidden="1" w:unhideWhenUsed="1"/>
     <w:lsdException w:name="Table Web 1" w:semiHidden="1" w:unhideWhenUsed="1"/>
     <w:lsdException w:name="Table Web 2" w:semiHidden="1" w:unhideWhenUsed="1"/>
+    <w:lsdException w:name="Table Web 3" w:semiHidden="1" w:unhideWhenUsed="1"/>
     <w:lsdException w:name="Balloon Text" w:semiHidden="1" w:unhideWhenUsed="1"/>
     <w:lsdException w:name="Table Grid" w:uiPriority="39"/>
+    <w:lsdException w:name="Table Theme" w:semiHidden="1" w:unhideWhenUsed="1"/>
     <w:lsdException w:name="Placeholder Text" w:semiHidden="1"/>
     <w:lsdException w:name="No Spacing" w:uiPriority="1" w:qFormat="1"/>
     <w:lsdException w:name="Light Shading" w:uiPriority="60"/>

--- a/src/src/main/webapp/portal/wo/woExportTemplate/template_zh.docx
+++ b/src/src/main/webapp/portal/wo/woExportTemplate/template_zh.docx
@@ -106,24 +106,6 @@
         </w:rPr>
         <w:t>单</w:t>
       </w:r>
-      <w:r>
-        <w:rPr>
-          <w:rFonts w:ascii="Microsoft YaHei" w:eastAsia="Microsoft YaHei" w:hAnsi="Microsoft YaHei" w:hint="eastAsia"/>
-          <w:b/>
-          <w:sz w:val="24"/>
-          <w:szCs w:val="24"/>
-        </w:rPr>
-        <w:t>Z</w:t>
-      </w:r>
-      <w:r>
-        <w:rPr>
-          <w:rFonts w:ascii="Microsoft YaHei" w:eastAsia="Microsoft YaHei" w:hAnsi="Microsoft YaHei"/>
-          <w:b/>
-          <w:sz w:val="24"/>
-          <w:szCs w:val="24"/>
-        </w:rPr>
-        <w:t>H</w:t>
-      </w:r>
     </w:p>
     <w:p>
       <w:pPr>
@@ -3333,7 +3315,6 @@
       <w:r>
         <w:t>{{</w:t>
       </w:r>
-      <w:proofErr w:type="spellStart"/>
       <w:r>
         <w:rPr>
           <w:rFonts w:hint="eastAsia"/>
@@ -3346,7 +3327,157 @@
       <w:r>
         <w:t>signature_title</w:t>
       </w:r>
-      <w:proofErr w:type="spellEnd"/>
+      <w:r>
+        <w:t>0</w:t>
+      </w:r>
+      <w:proofErr w:type="gramStart"/>
+      <w:r>
+        <w:t>}}{</w:t>
+      </w:r>
+      <w:proofErr w:type="gramEnd"/>
+      <w:r>
+        <w:t>{@</w:t>
+      </w:r>
+      <w:r>
+        <w:t>auditSignatureList</w:t>
+      </w:r>
+      <w:r>
+        <w:t>}}</w:t>
+      </w:r>
+    </w:p>
+    <w:p>
+      <w:pPr>
+        <w:jc w:val="right"/>
+      </w:pPr>
+      <w:r>
+        <w:t>{{</w:t>
+      </w:r>
+      <w:r>
+        <w:rPr>
+          <w:rFonts w:hint="eastAsia"/>
+        </w:rPr>
+        <w:t>audit</w:t>
+      </w:r>
+      <w:r>
+        <w:t>_</w:t>
+      </w:r>
+      <w:r>
+        <w:t>signature_title</w:t>
+      </w:r>
+      <w:r>
+        <w:t>1</w:t>
+      </w:r>
+      <w:proofErr w:type="gramStart"/>
+      <w:r>
+        <w:t>}}{</w:t>
+      </w:r>
+      <w:proofErr w:type="gramEnd"/>
+      <w:r>
+        <w:t>{@</w:t>
+      </w:r>
+      <w:r>
+        <w:t>auditSignatureList</w:t>
+      </w:r>
+      <w:r>
+        <w:t>}}</w:t>
+      </w:r>
+    </w:p>
+    <w:p>
+      <w:pPr>
+        <w:jc w:val="right"/>
+      </w:pPr>
+      <w:r>
+        <w:t>{{</w:t>
+      </w:r>
+      <w:r>
+        <w:rPr>
+          <w:rFonts w:hint="eastAsia"/>
+        </w:rPr>
+        <w:t>audit</w:t>
+      </w:r>
+      <w:r>
+        <w:t>_</w:t>
+      </w:r>
+      <w:r>
+        <w:t>signature_title</w:t>
+      </w:r>
+      <w:r>
+        <w:t>2</w:t>
+      </w:r>
+      <w:proofErr w:type="gramStart"/>
+      <w:r>
+        <w:t>}}{</w:t>
+      </w:r>
+      <w:proofErr w:type="gramEnd"/>
+      <w:r>
+        <w:t>{@</w:t>
+      </w:r>
+      <w:r>
+        <w:t>auditSignatureList</w:t>
+      </w:r>
+      <w:r>
+        <w:t>}}</w:t>
+      </w:r>
+    </w:p>
+    <w:p>
+      <w:pPr>
+        <w:jc w:val="right"/>
+      </w:pPr>
+      <w:r>
+        <w:t>{{</w:t>
+      </w:r>
+      <w:r>
+        <w:rPr>
+          <w:rFonts w:hint="eastAsia"/>
+        </w:rPr>
+        <w:t>audit</w:t>
+      </w:r>
+      <w:r>
+        <w:t>_</w:t>
+      </w:r>
+      <w:r>
+        <w:t>signature_title</w:t>
+      </w:r>
+      <w:r>
+        <w:t>3</w:t>
+      </w:r>
+      <w:proofErr w:type="gramStart"/>
+      <w:r>
+        <w:t>}}{</w:t>
+      </w:r>
+      <w:proofErr w:type="gramEnd"/>
+      <w:r>
+        <w:t>{@</w:t>
+      </w:r>
+      <w:r>
+        <w:t>auditSignatureList</w:t>
+      </w:r>
+      <w:r>
+        <w:t>}}</w:t>
+      </w:r>
+    </w:p>
+    <w:p>
+      <w:pPr>
+        <w:jc w:val="right"/>
+      </w:pPr>
+      <w:r>
+        <w:t>{{</w:t>
+      </w:r>
+      <w:r>
+        <w:rPr>
+          <w:rFonts w:hint="eastAsia"/>
+        </w:rPr>
+        <w:t>audit</w:t>
+      </w:r>
+      <w:r>
+        <w:t>_</w:t>
+      </w:r>
+      <w:r>
+        <w:t>signature_title</w:t>
+      </w:r>
+      <w:r>
+        <w:t>4</w:t>
+      </w:r>
       <w:proofErr w:type="gramStart"/>
       <w:r>
         <w:t>}}{</w:t>

--- a/src/src/main/webapp/portal/wo/woExportTemplate/template_zh.docx
+++ b/src/src/main/webapp/portal/wo/woExportTemplate/template_zh.docx
@@ -3312,6 +3312,7 @@
       <w:pPr>
         <w:jc w:val="right"/>
       </w:pPr>
+      <w:bookmarkStart w:id="0" w:name="_Hlk92902109"/>
       <w:r>
         <w:t>{{</w:t>
       </w:r>
@@ -3340,6 +3341,9 @@
       </w:r>
       <w:r>
         <w:t>auditSignatureList</w:t>
+      </w:r>
+      <w:r>
+        <w:t>0</w:t>
       </w:r>
       <w:r>
         <w:t>}}</w:t>
@@ -3379,6 +3383,9 @@
         <w:t>auditSignatureList</w:t>
       </w:r>
       <w:r>
+        <w:t>1</w:t>
+      </w:r>
+      <w:r>
         <w:t>}}</w:t>
       </w:r>
     </w:p>
@@ -3416,6 +3423,9 @@
         <w:t>auditSignatureList</w:t>
       </w:r>
       <w:r>
+        <w:t>2</w:t>
+      </w:r>
+      <w:r>
         <w:t>}}</w:t>
       </w:r>
     </w:p>
@@ -3453,6 +3463,9 @@
         <w:t>auditSignatureList</w:t>
       </w:r>
       <w:r>
+        <w:t>3</w:t>
+      </w:r>
+      <w:r>
         <w:t>}}</w:t>
       </w:r>
     </w:p>
@@ -3490,9 +3503,13 @@
         <w:t>auditSignatureList</w:t>
       </w:r>
       <w:r>
+        <w:t>4</w:t>
+      </w:r>
+      <w:r>
         <w:t>}}</w:t>
       </w:r>
     </w:p>
+    <w:bookmarkEnd w:id="0"/>
     <w:p>
       <w:pPr>
         <w:jc w:val="right"/>

--- a/src/src/main/webapp/portal/wo/woExportTemplate/template_zh.docx
+++ b/src/src/main/webapp/portal/wo/woExportTemplate/template_zh.docx
@@ -1,12 +1,12 @@
 
 <file path=word/document.xml><?xml version="1.0" encoding="utf-8"?>
-<w:document xmlns:wpc="http://schemas.microsoft.com/office/word/2010/wordprocessingCanvas" xmlns:cx="http://schemas.microsoft.com/office/drawing/2014/chartex" xmlns:cx1="http://schemas.microsoft.com/office/drawing/2015/9/8/chartex" xmlns:cx2="http://schemas.microsoft.com/office/drawing/2015/10/21/chartex" xmlns:cx3="http://schemas.microsoft.com/office/drawing/2016/5/9/chartex" xmlns:cx4="http://schemas.microsoft.com/office/drawing/2016/5/10/chartex" xmlns:cx5="http://schemas.microsoft.com/office/drawing/2016/5/11/chartex" xmlns:cx6="http://schemas.microsoft.com/office/drawing/2016/5/12/chartex" xmlns:cx7="http://schemas.microsoft.com/office/drawing/2016/5/13/chartex" xmlns:cx8="http://schemas.microsoft.com/office/drawing/2016/5/14/chartex" xmlns:mc="http://schemas.openxmlformats.org/markup-compatibility/2006" xmlns:aink="http://schemas.microsoft.com/office/drawing/2016/ink" xmlns:am3d="http://schemas.microsoft.com/office/drawing/2017/model3d" xmlns:o="urn:schemas-microsoft-com:office:office" xmlns:r="http://schemas.openxmlformats.org/officeDocument/2006/relationships" xmlns:m="http://schemas.openxmlformats.org/officeDocument/2006/math" xmlns:v="urn:schemas-microsoft-com:vml" xmlns:wp14="http://schemas.microsoft.com/office/word/2010/wordprocessingDrawing" xmlns:wp="http://schemas.openxmlformats.org/drawingml/2006/wordprocessingDrawing" xmlns:w10="urn:schemas-microsoft-com:office:word" xmlns:w="http://schemas.openxmlformats.org/wordprocessingml/2006/main" xmlns:w14="http://schemas.microsoft.com/office/word/2010/wordml" xmlns:w15="http://schemas.microsoft.com/office/word/2012/wordml" xmlns:w16cex="http://schemas.microsoft.com/office/word/2018/wordml/cex" xmlns:w16cid="http://schemas.microsoft.com/office/word/2016/wordml/cid" xmlns:w16="http://schemas.microsoft.com/office/word/2018/wordml" xmlns:w16se="http://schemas.microsoft.com/office/word/2015/wordml/symex" xmlns:wpg="http://schemas.microsoft.com/office/word/2010/wordprocessingGroup" xmlns:wpi="http://schemas.microsoft.com/office/word/2010/wordprocessingInk" xmlns:wne="http://schemas.microsoft.com/office/word/2006/wordml" xmlns:wps="http://schemas.microsoft.com/office/word/2010/wordprocessingShape" mc:Ignorable="w14 w15 w16se w16cid w16 w16cex wp14">
+<w:document xmlns:wpc="http://schemas.microsoft.com/office/word/2010/wordprocessingCanvas" xmlns:cx="http://schemas.microsoft.com/office/drawing/2014/chartex" xmlns:cx1="http://schemas.microsoft.com/office/drawing/2015/9/8/chartex" xmlns:cx2="http://schemas.microsoft.com/office/drawing/2015/10/21/chartex" xmlns:cx3="http://schemas.microsoft.com/office/drawing/2016/5/9/chartex" xmlns:cx4="http://schemas.microsoft.com/office/drawing/2016/5/10/chartex" xmlns:cx5="http://schemas.microsoft.com/office/drawing/2016/5/11/chartex" xmlns:cx6="http://schemas.microsoft.com/office/drawing/2016/5/12/chartex" xmlns:cx7="http://schemas.microsoft.com/office/drawing/2016/5/13/chartex" xmlns:cx8="http://schemas.microsoft.com/office/drawing/2016/5/14/chartex" xmlns:mc="http://schemas.openxmlformats.org/markup-compatibility/2006" xmlns:aink="http://schemas.microsoft.com/office/drawing/2016/ink" xmlns:am3d="http://schemas.microsoft.com/office/drawing/2017/model3d" xmlns:o="urn:schemas-microsoft-com:office:office" xmlns:r="http://schemas.openxmlformats.org/officeDocument/2006/relationships" xmlns:m="http://schemas.openxmlformats.org/officeDocument/2006/math" xmlns:v="urn:schemas-microsoft-com:vml" xmlns:wp14="http://schemas.microsoft.com/office/word/2010/wordprocessingDrawing" xmlns:wp="http://schemas.openxmlformats.org/drawingml/2006/wordprocessingDrawing" xmlns:w10="urn:schemas-microsoft-com:office:word" xmlns:w="http://schemas.openxmlformats.org/wordprocessingml/2006/main" xmlns:w14="http://schemas.microsoft.com/office/word/2010/wordml" xmlns:w15="http://schemas.microsoft.com/office/word/2012/wordml" xmlns:w16cex="http://schemas.microsoft.com/office/word/2018/wordml/cex" xmlns:w16cid="http://schemas.microsoft.com/office/word/2016/wordml/cid" xmlns:w16="http://schemas.microsoft.com/office/word/2018/wordml" xmlns:w16sdtdh="http://schemas.microsoft.com/office/word/2020/wordml/sdtdatahash" xmlns:w16se="http://schemas.microsoft.com/office/word/2015/wordml/symex" xmlns:wpg="http://schemas.microsoft.com/office/word/2010/wordprocessingGroup" xmlns:wpi="http://schemas.microsoft.com/office/word/2010/wordprocessingInk" xmlns:wne="http://schemas.microsoft.com/office/word/2006/wordml" xmlns:wps="http://schemas.microsoft.com/office/word/2010/wordprocessingShape" mc:Ignorable="w14 w15 w16se w16cid w16 w16cex w16sdtdh wp14">
   <w:body>
     <w:p>
       <w:pPr>
         <w:jc w:val="center"/>
         <w:rPr>
-          <w:rFonts w:ascii="Microsoft YaHei" w:eastAsia="Microsoft YaHei" w:hAnsi="Microsoft YaHei"/>
+          <w:rFonts w:ascii="微软雅黑" w:eastAsia="微软雅黑" w:hAnsi="微软雅黑"/>
           <w:b/>
           <w:sz w:val="24"/>
           <w:szCs w:val="24"/>
@@ -14,7 +14,7 @@
       </w:pPr>
       <w:r>
         <w:rPr>
-          <w:rFonts w:ascii="Microsoft YaHei" w:eastAsia="Microsoft YaHei" w:hAnsi="Microsoft YaHei"/>
+          <w:rFonts w:ascii="微软雅黑" w:eastAsia="微软雅黑" w:hAnsi="微软雅黑"/>
           <w:b/>
           <w:noProof/>
           <w:sz w:val="24"/>
@@ -82,7 +82,7 @@
       <w:pPr>
         <w:jc w:val="center"/>
         <w:rPr>
-          <w:rFonts w:ascii="Microsoft YaHei" w:eastAsia="Microsoft YaHei" w:hAnsi="Microsoft YaHei"/>
+          <w:rFonts w:ascii="微软雅黑" w:eastAsia="微软雅黑" w:hAnsi="微软雅黑"/>
           <w:b/>
           <w:sz w:val="24"/>
           <w:szCs w:val="24"/>
@@ -90,7 +90,7 @@
       </w:pPr>
       <w:r>
         <w:rPr>
-          <w:rFonts w:ascii="Microsoft YaHei" w:eastAsia="Microsoft YaHei" w:hAnsi="Microsoft YaHei"/>
+          <w:rFonts w:ascii="微软雅黑" w:eastAsia="微软雅黑" w:hAnsi="微软雅黑"/>
           <w:b/>
           <w:sz w:val="24"/>
           <w:szCs w:val="24"/>
@@ -99,7 +99,7 @@
       </w:r>
       <w:r>
         <w:rPr>
-          <w:rFonts w:ascii="Microsoft YaHei" w:eastAsia="Microsoft YaHei" w:hAnsi="Microsoft YaHei" w:hint="eastAsia"/>
+          <w:rFonts w:ascii="微软雅黑" w:eastAsia="微软雅黑" w:hAnsi="微软雅黑" w:hint="eastAsia"/>
           <w:b/>
           <w:sz w:val="24"/>
           <w:szCs w:val="24"/>
@@ -111,7 +111,7 @@
       <w:pPr>
         <w:jc w:val="center"/>
         <w:rPr>
-          <w:rFonts w:ascii="Microsoft YaHei" w:eastAsia="Microsoft YaHei" w:hAnsi="Microsoft YaHei"/>
+          <w:rFonts w:ascii="微软雅黑" w:eastAsia="微软雅黑" w:hAnsi="微软雅黑"/>
           <w:b/>
           <w:sz w:val="24"/>
           <w:szCs w:val="24"/>
@@ -119,7 +119,7 @@
       </w:pPr>
       <w:r>
         <w:rPr>
-          <w:rFonts w:ascii="Microsoft YaHei" w:eastAsia="Microsoft YaHei" w:hAnsi="Microsoft YaHei"/>
+          <w:rFonts w:ascii="微软雅黑" w:eastAsia="微软雅黑" w:hAnsi="微软雅黑"/>
           <w:b/>
           <w:sz w:val="24"/>
           <w:szCs w:val="24"/>
@@ -128,7 +128,7 @@
       </w:r>
       <w:r>
         <w:rPr>
-          <w:rFonts w:ascii="Microsoft YaHei" w:eastAsia="Microsoft YaHei" w:hAnsi="Microsoft YaHei" w:cs="SimSun" w:hint="eastAsia"/>
+          <w:rFonts w:ascii="微软雅黑" w:eastAsia="微软雅黑" w:hAnsi="微软雅黑" w:cs="宋体" w:hint="eastAsia"/>
           <w:b/>
           <w:sz w:val="24"/>
           <w:szCs w:val="24"/>
@@ -170,7 +170,7 @@
             </w:r>
             <w:r>
               <w:rPr>
-                <w:rFonts w:ascii="SimSun" w:eastAsia="SimSun" w:hAnsi="SimSun" w:cs="SimSun" w:hint="eastAsia"/>
+                <w:rFonts w:ascii="宋体" w:eastAsia="宋体" w:hAnsi="宋体" w:cs="宋体" w:hint="eastAsia"/>
                 <w:sz w:val="20"/>
                 <w:szCs w:val="20"/>
               </w:rPr>
@@ -237,7 +237,7 @@
             </w:r>
             <w:r>
               <w:rPr>
-                <w:rFonts w:ascii="SimSun" w:eastAsia="SimSun" w:hAnsi="SimSun" w:cs="SimSun" w:hint="eastAsia"/>
+                <w:rFonts w:ascii="宋体" w:eastAsia="宋体" w:hAnsi="宋体" w:cs="宋体" w:hint="eastAsia"/>
                 <w:sz w:val="20"/>
                 <w:szCs w:val="20"/>
               </w:rPr>
@@ -305,7 +305,7 @@
             </w:r>
             <w:r>
               <w:rPr>
-                <w:rFonts w:ascii="SimSun" w:eastAsia="SimSun" w:hAnsi="SimSun" w:cs="SimSun" w:hint="eastAsia"/>
+                <w:rFonts w:ascii="宋体" w:eastAsia="宋体" w:hAnsi="宋体" w:cs="宋体" w:hint="eastAsia"/>
                 <w:sz w:val="20"/>
                 <w:szCs w:val="20"/>
               </w:rPr>
@@ -371,7 +371,7 @@
             </w:r>
             <w:r>
               <w:rPr>
-                <w:rFonts w:ascii="SimSun" w:eastAsia="SimSun" w:hAnsi="SimSun" w:cs="SimSun" w:hint="eastAsia"/>
+                <w:rFonts w:ascii="宋体" w:eastAsia="宋体" w:hAnsi="宋体" w:cs="宋体" w:hint="eastAsia"/>
                 <w:sz w:val="20"/>
                 <w:szCs w:val="20"/>
               </w:rPr>
@@ -497,7 +497,7 @@
             </w:r>
             <w:r>
               <w:rPr>
-                <w:rFonts w:ascii="SimSun" w:eastAsia="SimSun" w:hAnsi="SimSun" w:cs="SimSun" w:hint="eastAsia"/>
+                <w:rFonts w:ascii="宋体" w:eastAsia="宋体" w:hAnsi="宋体" w:cs="宋体" w:hint="eastAsia"/>
                 <w:sz w:val="20"/>
                 <w:szCs w:val="20"/>
               </w:rPr>
@@ -565,7 +565,7 @@
             </w:r>
             <w:r>
               <w:rPr>
-                <w:rFonts w:ascii="SimSun" w:eastAsia="SimSun" w:hAnsi="SimSun" w:cs="SimSun" w:hint="eastAsia"/>
+                <w:rFonts w:ascii="宋体" w:eastAsia="宋体" w:hAnsi="宋体" w:cs="宋体" w:hint="eastAsia"/>
                 <w:sz w:val="20"/>
                 <w:szCs w:val="20"/>
               </w:rPr>
@@ -631,7 +631,7 @@
             </w:r>
             <w:r>
               <w:rPr>
-                <w:rFonts w:ascii="SimSun" w:eastAsia="SimSun" w:hAnsi="SimSun" w:cs="SimSun" w:hint="eastAsia"/>
+                <w:rFonts w:ascii="宋体" w:eastAsia="宋体" w:hAnsi="宋体" w:cs="宋体" w:hint="eastAsia"/>
                 <w:sz w:val="20"/>
                 <w:szCs w:val="20"/>
               </w:rPr>
@@ -807,7 +807,7 @@
       <w:pPr>
         <w:jc w:val="center"/>
         <w:rPr>
-          <w:rFonts w:ascii="Microsoft YaHei" w:eastAsia="Microsoft YaHei" w:hAnsi="Microsoft YaHei"/>
+          <w:rFonts w:ascii="微软雅黑" w:eastAsia="微软雅黑" w:hAnsi="微软雅黑"/>
           <w:b/>
           <w:sz w:val="24"/>
           <w:szCs w:val="24"/>
@@ -815,7 +815,7 @@
       </w:pPr>
       <w:r>
         <w:rPr>
-          <w:rFonts w:ascii="Microsoft YaHei" w:eastAsia="Microsoft YaHei" w:hAnsi="Microsoft YaHei"/>
+          <w:rFonts w:ascii="微软雅黑" w:eastAsia="微软雅黑" w:hAnsi="微软雅黑"/>
           <w:b/>
           <w:sz w:val="24"/>
           <w:szCs w:val="24"/>
@@ -824,7 +824,7 @@
       </w:r>
       <w:r>
         <w:rPr>
-          <w:rFonts w:ascii="Microsoft YaHei" w:eastAsia="Microsoft YaHei" w:hAnsi="Microsoft YaHei" w:hint="eastAsia"/>
+          <w:rFonts w:ascii="微软雅黑" w:eastAsia="微软雅黑" w:hAnsi="微软雅黑" w:hint="eastAsia"/>
           <w:b/>
           <w:sz w:val="24"/>
           <w:szCs w:val="24"/>
@@ -873,7 +873,7 @@
             </w:r>
             <w:r>
               <w:rPr>
-                <w:rFonts w:ascii="SimSun" w:eastAsia="SimSun" w:hAnsi="SimSun" w:cs="SimSun" w:hint="eastAsia"/>
+                <w:rFonts w:ascii="宋体" w:eastAsia="宋体" w:hAnsi="宋体" w:cs="宋体" w:hint="eastAsia"/>
                 <w:sz w:val="20"/>
                 <w:szCs w:val="20"/>
               </w:rPr>
@@ -1037,7 +1037,7 @@
             </w:r>
             <w:r>
               <w:rPr>
-                <w:rFonts w:ascii="SimSun" w:eastAsia="SimSun" w:hAnsi="SimSun" w:cs="SimSun" w:hint="eastAsia"/>
+                <w:rFonts w:ascii="宋体" w:eastAsia="宋体" w:hAnsi="宋体" w:cs="宋体" w:hint="eastAsia"/>
                 <w:sz w:val="20"/>
                 <w:szCs w:val="20"/>
               </w:rPr>
@@ -1203,7 +1203,7 @@
             </w:r>
             <w:r>
               <w:rPr>
-                <w:rFonts w:ascii="SimSun" w:eastAsia="SimSun" w:hAnsi="SimSun" w:cs="SimSun" w:hint="eastAsia"/>
+                <w:rFonts w:ascii="宋体" w:eastAsia="宋体" w:hAnsi="宋体" w:cs="宋体" w:hint="eastAsia"/>
                 <w:sz w:val="20"/>
                 <w:szCs w:val="20"/>
               </w:rPr>
@@ -1289,7 +1289,7 @@
             </w:r>
             <w:r>
               <w:rPr>
-                <w:rFonts w:ascii="SimSun" w:eastAsia="SimSun" w:hAnsi="SimSun" w:cs="SimSun" w:hint="eastAsia"/>
+                <w:rFonts w:ascii="宋体" w:eastAsia="宋体" w:hAnsi="宋体" w:cs="宋体" w:hint="eastAsia"/>
                 <w:sz w:val="20"/>
                 <w:szCs w:val="20"/>
               </w:rPr>
@@ -1368,7 +1368,7 @@
             </w:r>
             <w:r>
               <w:rPr>
-                <w:rFonts w:ascii="SimSun" w:eastAsia="SimSun" w:hAnsi="SimSun" w:cs="SimSun" w:hint="eastAsia"/>
+                <w:rFonts w:ascii="宋体" w:eastAsia="宋体" w:hAnsi="宋体" w:cs="宋体" w:hint="eastAsia"/>
                 <w:sz w:val="20"/>
                 <w:szCs w:val="20"/>
               </w:rPr>
@@ -1438,7 +1438,7 @@
       <w:pPr>
         <w:jc w:val="center"/>
         <w:rPr>
-          <w:rFonts w:ascii="Microsoft YaHei" w:eastAsia="Microsoft YaHei" w:hAnsi="Microsoft YaHei"/>
+          <w:rFonts w:ascii="微软雅黑" w:eastAsia="微软雅黑" w:hAnsi="微软雅黑"/>
           <w:b/>
           <w:sz w:val="24"/>
           <w:szCs w:val="24"/>
@@ -1446,7 +1446,7 @@
       </w:pPr>
       <w:r>
         <w:rPr>
-          <w:rFonts w:ascii="Microsoft YaHei" w:eastAsia="Microsoft YaHei" w:hAnsi="Microsoft YaHei" w:hint="eastAsia"/>
+          <w:rFonts w:ascii="微软雅黑" w:eastAsia="微软雅黑" w:hAnsi="微软雅黑" w:hint="eastAsia"/>
           <w:b/>
           <w:sz w:val="24"/>
           <w:szCs w:val="24"/>
@@ -2692,7 +2692,7 @@
       <w:pPr>
         <w:jc w:val="center"/>
         <w:rPr>
-          <w:rFonts w:ascii="Microsoft YaHei" w:eastAsia="Microsoft YaHei" w:hAnsi="Microsoft YaHei"/>
+          <w:rFonts w:ascii="微软雅黑" w:eastAsia="微软雅黑" w:hAnsi="微软雅黑"/>
           <w:b/>
           <w:sz w:val="24"/>
           <w:szCs w:val="24"/>
@@ -2700,7 +2700,7 @@
       </w:pPr>
       <w:r>
         <w:rPr>
-          <w:rFonts w:ascii="Microsoft YaHei" w:eastAsia="Microsoft YaHei" w:hAnsi="Microsoft YaHei" w:hint="eastAsia"/>
+          <w:rFonts w:ascii="微软雅黑" w:eastAsia="微软雅黑" w:hAnsi="微软雅黑" w:hint="eastAsia"/>
           <w:b/>
           <w:sz w:val="24"/>
           <w:szCs w:val="24"/>
@@ -2777,7 +2777,7 @@
             </w:pPr>
             <w:r>
               <w:rPr>
-                <w:rFonts w:ascii="SimSun" w:eastAsia="SimSun" w:hAnsi="SimSun" w:cs="SimSun" w:hint="eastAsia"/>
+                <w:rFonts w:ascii="宋体" w:eastAsia="宋体" w:hAnsi="宋体" w:cs="宋体" w:hint="eastAsia"/>
                 <w:b/>
               </w:rPr>
               <w:t>合同价格</w:t>
@@ -2921,7 +2921,7 @@
       <w:pPr>
         <w:jc w:val="center"/>
         <w:rPr>
-          <w:rFonts w:ascii="Microsoft YaHei" w:eastAsia="Microsoft YaHei" w:hAnsi="Microsoft YaHei"/>
+          <w:rFonts w:ascii="微软雅黑" w:eastAsia="微软雅黑" w:hAnsi="微软雅黑"/>
           <w:b/>
           <w:sz w:val="24"/>
           <w:szCs w:val="24"/>
@@ -2929,7 +2929,7 @@
       </w:pPr>
       <w:r>
         <w:rPr>
-          <w:rFonts w:ascii="Microsoft YaHei" w:eastAsia="Microsoft YaHei" w:hAnsi="Microsoft YaHei" w:hint="eastAsia"/>
+          <w:rFonts w:ascii="微软雅黑" w:eastAsia="微软雅黑" w:hAnsi="微软雅黑" w:hint="eastAsia"/>
           <w:b/>
           <w:sz w:val="24"/>
           <w:szCs w:val="24"/>
@@ -3110,7 +3110,7 @@
       <w:pPr>
         <w:jc w:val="center"/>
         <w:rPr>
-          <w:rFonts w:ascii="Microsoft YaHei" w:eastAsia="Microsoft YaHei" w:hAnsi="Microsoft YaHei"/>
+          <w:rFonts w:ascii="微软雅黑" w:eastAsia="微软雅黑" w:hAnsi="微软雅黑"/>
           <w:b/>
           <w:sz w:val="24"/>
           <w:szCs w:val="24"/>
@@ -3118,7 +3118,7 @@
       </w:pPr>
       <w:r>
         <w:rPr>
-          <w:rFonts w:ascii="Microsoft YaHei" w:eastAsia="Microsoft YaHei" w:hAnsi="Microsoft YaHei" w:hint="eastAsia"/>
+          <w:rFonts w:ascii="微软雅黑" w:eastAsia="微软雅黑" w:hAnsi="微软雅黑" w:hint="eastAsia"/>
           <w:b/>
           <w:sz w:val="24"/>
           <w:szCs w:val="24"/>
@@ -3436,6 +3436,7 @@
       <w:r>
         <w:t>{{</w:t>
       </w:r>
+      <w:bookmarkStart w:id="1" w:name="OLE_LINK9"/>
       <w:r>
         <w:rPr>
           <w:rFonts w:hint="eastAsia"/>
@@ -3451,6 +3452,7 @@
       <w:r>
         <w:t>3</w:t>
       </w:r>
+      <w:bookmarkEnd w:id="1"/>
       <w:proofErr w:type="gramStart"/>
       <w:r>
         <w:t>}}{</w:t>
@@ -3473,6 +3475,7 @@
       <w:pPr>
         <w:jc w:val="right"/>
       </w:pPr>
+      <w:bookmarkStart w:id="2" w:name="OLE_LINK1"/>
       <w:r>
         <w:t>{{</w:t>
       </w:r>
@@ -3509,7 +3512,472 @@
         <w:t>}}</w:t>
       </w:r>
     </w:p>
+    <w:p>
+      <w:pPr>
+        <w:jc w:val="right"/>
+      </w:pPr>
+      <w:r>
+        <w:t>{{</w:t>
+      </w:r>
+      <w:bookmarkStart w:id="3" w:name="OLE_LINK2"/>
+      <w:r>
+        <w:rPr>
+          <w:rFonts w:hint="eastAsia"/>
+        </w:rPr>
+        <w:t>service</w:t>
+      </w:r>
+      <w:r>
+        <w:t>_request_picture_title0</w:t>
+      </w:r>
+      <w:bookmarkEnd w:id="3"/>
+      <w:proofErr w:type="gramStart"/>
+      <w:r>
+        <w:t>}}{</w:t>
+      </w:r>
+      <w:proofErr w:type="gramEnd"/>
+      <w:r>
+        <w:t>{@</w:t>
+      </w:r>
+      <w:bookmarkStart w:id="4" w:name="OLE_LINK4"/>
+      <w:bookmarkStart w:id="5" w:name="OLE_LINK10"/>
+      <w:r>
+        <w:t>serviceRequestPicture</w:t>
+      </w:r>
+      <w:bookmarkEnd w:id="5"/>
+      <w:r>
+        <w:t>0</w:t>
+      </w:r>
+      <w:bookmarkEnd w:id="4"/>
+      <w:r>
+        <w:t>}}</w:t>
+      </w:r>
+    </w:p>
+    <w:p>
+      <w:pPr>
+        <w:jc w:val="right"/>
+      </w:pPr>
+      <w:r>
+        <w:t>{{service_request_picture_title</w:t>
+      </w:r>
+      <w:r>
+        <w:t>1</w:t>
+      </w:r>
+      <w:proofErr w:type="gramStart"/>
+      <w:r>
+        <w:t>}}{</w:t>
+      </w:r>
+      <w:proofErr w:type="gramEnd"/>
+      <w:r>
+        <w:t>{@</w:t>
+      </w:r>
+      <w:r>
+        <w:t>serviceRequestPicture</w:t>
+      </w:r>
+      <w:r>
+        <w:t>1</w:t>
+      </w:r>
+      <w:r>
+        <w:t>}}</w:t>
+      </w:r>
+    </w:p>
+    <w:p>
+      <w:pPr>
+        <w:jc w:val="right"/>
+      </w:pPr>
+      <w:r>
+        <w:t>{{service_request_picture_title</w:t>
+      </w:r>
+      <w:r>
+        <w:t>2</w:t>
+      </w:r>
+      <w:proofErr w:type="gramStart"/>
+      <w:r>
+        <w:t>}}{</w:t>
+      </w:r>
+      <w:proofErr w:type="gramEnd"/>
+      <w:r>
+        <w:t>{@</w:t>
+      </w:r>
+      <w:r>
+        <w:t>serviceRequestPicture</w:t>
+      </w:r>
+      <w:r>
+        <w:t>2</w:t>
+      </w:r>
+      <w:r>
+        <w:t>}}</w:t>
+      </w:r>
+    </w:p>
+    <w:p>
+      <w:pPr>
+        <w:jc w:val="right"/>
+      </w:pPr>
+      <w:r>
+        <w:t>{{service_request_picture_title</w:t>
+      </w:r>
+      <w:r>
+        <w:t>3</w:t>
+      </w:r>
+      <w:proofErr w:type="gramStart"/>
+      <w:r>
+        <w:t>}}{</w:t>
+      </w:r>
+      <w:proofErr w:type="gramEnd"/>
+      <w:r>
+        <w:t>{@</w:t>
+      </w:r>
+      <w:r>
+        <w:t>serviceRequestPicture</w:t>
+      </w:r>
+      <w:r>
+        <w:t>3</w:t>
+      </w:r>
+      <w:r>
+        <w:t>}}</w:t>
+      </w:r>
+    </w:p>
+    <w:p>
+      <w:pPr>
+        <w:jc w:val="right"/>
+      </w:pPr>
+      <w:r>
+        <w:t>{{service_request_picture_title</w:t>
+      </w:r>
+      <w:r>
+        <w:t>4</w:t>
+      </w:r>
+      <w:proofErr w:type="gramStart"/>
+      <w:r>
+        <w:t>}}{</w:t>
+      </w:r>
+      <w:proofErr w:type="gramEnd"/>
+      <w:r>
+        <w:t>{@</w:t>
+      </w:r>
+      <w:r>
+        <w:t>serviceRequestPicture</w:t>
+      </w:r>
+      <w:r>
+        <w:t>4</w:t>
+      </w:r>
+      <w:r>
+        <w:t>}}</w:t>
+      </w:r>
+    </w:p>
+    <w:p>
+      <w:pPr>
+        <w:jc w:val="right"/>
+      </w:pPr>
+      <w:r>
+        <w:t>{{</w:t>
+      </w:r>
+      <w:bookmarkStart w:id="6" w:name="OLE_LINK3"/>
+      <w:r>
+        <w:t>workorder_picture_title0</w:t>
+      </w:r>
+      <w:bookmarkEnd w:id="6"/>
+      <w:proofErr w:type="gramStart"/>
+      <w:r>
+        <w:t>}}{</w:t>
+      </w:r>
+      <w:proofErr w:type="gramEnd"/>
+      <w:r>
+        <w:t>{@</w:t>
+      </w:r>
+      <w:bookmarkStart w:id="7" w:name="OLE_LINK5"/>
+      <w:bookmarkStart w:id="8" w:name="OLE_LINK11"/>
+      <w:r>
+        <w:t>workOrderPicture</w:t>
+      </w:r>
+      <w:bookmarkEnd w:id="8"/>
+      <w:r>
+        <w:t>0</w:t>
+      </w:r>
+      <w:bookmarkEnd w:id="7"/>
+      <w:r>
+        <w:t>}}</w:t>
+      </w:r>
+    </w:p>
+    <w:p>
+      <w:pPr>
+        <w:jc w:val="right"/>
+      </w:pPr>
+      <w:r>
+        <w:t>{{workorder_picture_title</w:t>
+      </w:r>
+      <w:r>
+        <w:t>1</w:t>
+      </w:r>
+      <w:proofErr w:type="gramStart"/>
+      <w:r>
+        <w:t>}}{</w:t>
+      </w:r>
+      <w:proofErr w:type="gramEnd"/>
+      <w:r>
+        <w:t>{@</w:t>
+      </w:r>
+      <w:r>
+        <w:t>workOrderPicture</w:t>
+      </w:r>
+      <w:r>
+        <w:t>1</w:t>
+      </w:r>
+      <w:r>
+        <w:t>}}</w:t>
+      </w:r>
+    </w:p>
+    <w:p>
+      <w:pPr>
+        <w:jc w:val="right"/>
+      </w:pPr>
+      <w:r>
+        <w:t>{{workorder_picture_title</w:t>
+      </w:r>
+      <w:r>
+        <w:t>2</w:t>
+      </w:r>
+      <w:proofErr w:type="gramStart"/>
+      <w:r>
+        <w:t>}}{</w:t>
+      </w:r>
+      <w:proofErr w:type="gramEnd"/>
+      <w:r>
+        <w:t>{@</w:t>
+      </w:r>
+      <w:r>
+        <w:t>workOrderPicture</w:t>
+      </w:r>
+      <w:r>
+        <w:t>3</w:t>
+      </w:r>
+      <w:r>
+        <w:t>}}</w:t>
+      </w:r>
+    </w:p>
+    <w:p>
+      <w:pPr>
+        <w:jc w:val="right"/>
+      </w:pPr>
+      <w:r>
+        <w:t>{{workorder_picture_title</w:t>
+      </w:r>
+      <w:r>
+        <w:t>3</w:t>
+      </w:r>
+      <w:proofErr w:type="gramStart"/>
+      <w:r>
+        <w:t>}}{</w:t>
+      </w:r>
+      <w:proofErr w:type="gramEnd"/>
+      <w:r>
+        <w:t>{@</w:t>
+      </w:r>
+      <w:r>
+        <w:t>workOrderPicture</w:t>
+      </w:r>
+      <w:r>
+        <w:t>3</w:t>
+      </w:r>
+      <w:r>
+        <w:t>}}</w:t>
+      </w:r>
+    </w:p>
+    <w:p>
+      <w:pPr>
+        <w:jc w:val="right"/>
+      </w:pPr>
+      <w:r>
+        <w:t>{{workorder_picture_title</w:t>
+      </w:r>
+      <w:r>
+        <w:t>4</w:t>
+      </w:r>
+      <w:proofErr w:type="gramStart"/>
+      <w:r>
+        <w:t>}}{</w:t>
+      </w:r>
+      <w:proofErr w:type="gramEnd"/>
+      <w:r>
+        <w:t>{@</w:t>
+      </w:r>
+      <w:r>
+        <w:t>workOrderPicture</w:t>
+      </w:r>
+      <w:r>
+        <w:t>4</w:t>
+      </w:r>
+      <w:r>
+        <w:t>}}</w:t>
+      </w:r>
+    </w:p>
+    <w:p>
+      <w:pPr>
+        <w:jc w:val="right"/>
+      </w:pPr>
+      <w:r>
+        <w:t>{{</w:t>
+      </w:r>
+      <w:bookmarkStart w:id="9" w:name="OLE_LINK6"/>
+      <w:r>
+        <w:t>parts_picture_title0</w:t>
+      </w:r>
+      <w:bookmarkEnd w:id="9"/>
+      <w:proofErr w:type="gramStart"/>
+      <w:r>
+        <w:t>}}{</w:t>
+      </w:r>
+      <w:proofErr w:type="gramEnd"/>
+      <w:r>
+        <w:t>{@</w:t>
+      </w:r>
+      <w:bookmarkStart w:id="10" w:name="OLE_LINK8"/>
+      <w:bookmarkStart w:id="11" w:name="OLE_LINK14"/>
+      <w:r>
+        <w:t>partsPicture</w:t>
+      </w:r>
+      <w:bookmarkEnd w:id="11"/>
+      <w:r>
+        <w:t>0</w:t>
+      </w:r>
+      <w:bookmarkEnd w:id="10"/>
+      <w:r>
+        <w:t>}}</w:t>
+      </w:r>
+    </w:p>
+    <w:p>
+      <w:pPr>
+        <w:jc w:val="right"/>
+      </w:pPr>
+      <w:r>
+        <w:t>{{</w:t>
+      </w:r>
+      <w:r>
+        <w:t>parts_picture_title</w:t>
+      </w:r>
+      <w:r>
+        <w:t>1</w:t>
+      </w:r>
+      <w:proofErr w:type="gramStart"/>
+      <w:r>
+        <w:t>}}{</w:t>
+      </w:r>
+      <w:proofErr w:type="gramEnd"/>
+      <w:r>
+        <w:t>{@</w:t>
+      </w:r>
+      <w:bookmarkStart w:id="12" w:name="OLE_LINK12"/>
+      <w:r>
+        <w:t>partsPicture</w:t>
+      </w:r>
+      <w:bookmarkEnd w:id="12"/>
+      <w:r>
+        <w:t>1</w:t>
+      </w:r>
+      <w:r>
+        <w:t>}}</w:t>
+      </w:r>
+    </w:p>
+    <w:p>
+      <w:pPr>
+        <w:jc w:val="right"/>
+      </w:pPr>
+      <w:r>
+        <w:t>{{</w:t>
+      </w:r>
+      <w:bookmarkStart w:id="13" w:name="OLE_LINK13"/>
+      <w:r>
+        <w:t>parts_picture_title</w:t>
+      </w:r>
+      <w:r>
+        <w:t>2</w:t>
+      </w:r>
+      <w:bookmarkEnd w:id="13"/>
+      <w:proofErr w:type="gramStart"/>
+      <w:r>
+        <w:t>}}{</w:t>
+      </w:r>
+      <w:proofErr w:type="gramEnd"/>
+      <w:r>
+        <w:t>{@</w:t>
+      </w:r>
+      <w:r>
+        <w:t>partsPicture</w:t>
+      </w:r>
+      <w:r>
+        <w:t>2</w:t>
+      </w:r>
+      <w:r>
+        <w:t>}}</w:t>
+      </w:r>
+    </w:p>
+    <w:p>
+      <w:pPr>
+        <w:jc w:val="right"/>
+      </w:pPr>
+      <w:bookmarkStart w:id="14" w:name="OLE_LINK7"/>
+      <w:r>
+        <w:t>{{</w:t>
+      </w:r>
+      <w:r>
+        <w:t>parts_picture_title</w:t>
+      </w:r>
+      <w:r>
+        <w:t>3</w:t>
+      </w:r>
+      <w:proofErr w:type="gramStart"/>
+      <w:r>
+        <w:t>}}{</w:t>
+      </w:r>
+      <w:proofErr w:type="gramEnd"/>
+      <w:r>
+        <w:t>{@</w:t>
+      </w:r>
+      <w:r>
+        <w:t>partsPicture</w:t>
+      </w:r>
+      <w:r>
+        <w:t>3</w:t>
+      </w:r>
+      <w:r>
+        <w:t>}}</w:t>
+      </w:r>
+    </w:p>
+    <w:bookmarkEnd w:id="14"/>
+    <w:p>
+      <w:pPr>
+        <w:jc w:val="right"/>
+      </w:pPr>
+      <w:r>
+        <w:t>{{parts_picture_title</w:t>
+      </w:r>
+      <w:r>
+        <w:t>4</w:t>
+      </w:r>
+      <w:proofErr w:type="gramStart"/>
+      <w:r>
+        <w:t>}}{</w:t>
+      </w:r>
+      <w:proofErr w:type="gramEnd"/>
+      <w:r>
+        <w:t>{@</w:t>
+      </w:r>
+      <w:r>
+        <w:t>partsPicture</w:t>
+      </w:r>
+      <w:r>
+        <w:t>4</w:t>
+      </w:r>
+      <w:r>
+        <w:t>}}</w:t>
+      </w:r>
+    </w:p>
+    <w:p>
+      <w:pPr>
+        <w:jc w:val="right"/>
+      </w:pPr>
+    </w:p>
     <w:bookmarkEnd w:id="0"/>
+    <w:bookmarkEnd w:id="2"/>
     <w:p>
       <w:pPr>
         <w:jc w:val="right"/>
@@ -3531,7 +3999,7 @@
 </file>
 
 <file path=word/styles.xml><?xml version="1.0" encoding="utf-8"?>
-<w:styles xmlns:mc="http://schemas.openxmlformats.org/markup-compatibility/2006" xmlns:r="http://schemas.openxmlformats.org/officeDocument/2006/relationships" xmlns:w="http://schemas.openxmlformats.org/wordprocessingml/2006/main" xmlns:w14="http://schemas.microsoft.com/office/word/2010/wordml" xmlns:w15="http://schemas.microsoft.com/office/word/2012/wordml" xmlns:w16cex="http://schemas.microsoft.com/office/word/2018/wordml/cex" xmlns:w16cid="http://schemas.microsoft.com/office/word/2016/wordml/cid" xmlns:w16="http://schemas.microsoft.com/office/word/2018/wordml" xmlns:w16se="http://schemas.microsoft.com/office/word/2015/wordml/symex" mc:Ignorable="w14 w15 w16se w16cid w16 w16cex">
+<w:styles xmlns:mc="http://schemas.openxmlformats.org/markup-compatibility/2006" xmlns:r="http://schemas.openxmlformats.org/officeDocument/2006/relationships" xmlns:w="http://schemas.openxmlformats.org/wordprocessingml/2006/main" xmlns:w14="http://schemas.microsoft.com/office/word/2010/wordml" xmlns:w15="http://schemas.microsoft.com/office/word/2012/wordml" xmlns:w16cex="http://schemas.microsoft.com/office/word/2018/wordml/cex" xmlns:w16cid="http://schemas.microsoft.com/office/word/2016/wordml/cid" xmlns:w16="http://schemas.microsoft.com/office/word/2018/wordml" xmlns:w16sdtdh="http://schemas.microsoft.com/office/word/2020/wordml/sdtdatahash" xmlns:w16se="http://schemas.microsoft.com/office/word/2015/wordml/symex" mc:Ignorable="w14 w15 w16se w16cid w16 w16cex w16sdtdh">
   <w:docDefaults>
     <w:rPrDefault>
       <w:rPr>

--- a/src/src/main/webapp/portal/wo/woExportTemplate/template_zh.docx
+++ b/src/src/main/webapp/portal/wo/woExportTemplate/template_zh.docx
@@ -6,7 +6,7 @@
       <w:pPr>
         <w:jc w:val="center"/>
         <w:rPr>
-          <w:rFonts w:ascii="微软雅黑" w:eastAsia="微软雅黑" w:hAnsi="微软雅黑"/>
+          <w:rFonts w:ascii="Microsoft YaHei" w:eastAsia="Microsoft YaHei" w:hAnsi="Microsoft YaHei"/>
           <w:b/>
           <w:sz w:val="24"/>
           <w:szCs w:val="24"/>
@@ -14,7 +14,7 @@
       </w:pPr>
       <w:r>
         <w:rPr>
-          <w:rFonts w:ascii="微软雅黑" w:eastAsia="微软雅黑" w:hAnsi="微软雅黑"/>
+          <w:rFonts w:ascii="Microsoft YaHei" w:eastAsia="Microsoft YaHei" w:hAnsi="Microsoft YaHei"/>
           <w:b/>
           <w:noProof/>
           <w:sz w:val="24"/>
@@ -46,7 +46,7 @@
                     </pic:cNvPicPr>
                   </pic:nvPicPr>
                   <pic:blipFill>
-                    <a:blip r:embed="rId5">
+                    <a:blip r:embed="rId7">
                       <a:extLst>
                         <a:ext uri="{28A0092B-C50C-407E-A947-70E740481C1C}">
                           <a14:useLocalDpi xmlns:a14="http://schemas.microsoft.com/office/drawing/2010/main" val="0"/>
@@ -82,7 +82,7 @@
       <w:pPr>
         <w:jc w:val="center"/>
         <w:rPr>
-          <w:rFonts w:ascii="微软雅黑" w:eastAsia="微软雅黑" w:hAnsi="微软雅黑"/>
+          <w:rFonts w:ascii="Microsoft YaHei" w:eastAsia="Microsoft YaHei" w:hAnsi="Microsoft YaHei"/>
           <w:b/>
           <w:sz w:val="24"/>
           <w:szCs w:val="24"/>
@@ -90,7 +90,7 @@
       </w:pPr>
       <w:r>
         <w:rPr>
-          <w:rFonts w:ascii="微软雅黑" w:eastAsia="微软雅黑" w:hAnsi="微软雅黑"/>
+          <w:rFonts w:ascii="Microsoft YaHei" w:eastAsia="Microsoft YaHei" w:hAnsi="Microsoft YaHei"/>
           <w:b/>
           <w:sz w:val="24"/>
           <w:szCs w:val="24"/>
@@ -99,7 +99,7 @@
       </w:r>
       <w:r>
         <w:rPr>
-          <w:rFonts w:ascii="微软雅黑" w:eastAsia="微软雅黑" w:hAnsi="微软雅黑" w:hint="eastAsia"/>
+          <w:rFonts w:ascii="Microsoft YaHei" w:eastAsia="Microsoft YaHei" w:hAnsi="Microsoft YaHei" w:hint="eastAsia"/>
           <w:b/>
           <w:sz w:val="24"/>
           <w:szCs w:val="24"/>
@@ -111,7 +111,7 @@
       <w:pPr>
         <w:jc w:val="center"/>
         <w:rPr>
-          <w:rFonts w:ascii="微软雅黑" w:eastAsia="微软雅黑" w:hAnsi="微软雅黑"/>
+          <w:rFonts w:ascii="Microsoft YaHei" w:eastAsia="Microsoft YaHei" w:hAnsi="Microsoft YaHei"/>
           <w:b/>
           <w:sz w:val="24"/>
           <w:szCs w:val="24"/>
@@ -119,7 +119,7 @@
       </w:pPr>
       <w:r>
         <w:rPr>
-          <w:rFonts w:ascii="微软雅黑" w:eastAsia="微软雅黑" w:hAnsi="微软雅黑"/>
+          <w:rFonts w:ascii="Microsoft YaHei" w:eastAsia="Microsoft YaHei" w:hAnsi="Microsoft YaHei"/>
           <w:b/>
           <w:sz w:val="24"/>
           <w:szCs w:val="24"/>
@@ -128,7 +128,7 @@
       </w:r>
       <w:r>
         <w:rPr>
-          <w:rFonts w:ascii="微软雅黑" w:eastAsia="微软雅黑" w:hAnsi="微软雅黑" w:cs="宋体" w:hint="eastAsia"/>
+          <w:rFonts w:ascii="Microsoft YaHei" w:eastAsia="Microsoft YaHei" w:hAnsi="Microsoft YaHei" w:cs="SimSun" w:hint="eastAsia"/>
           <w:b/>
           <w:sz w:val="24"/>
           <w:szCs w:val="24"/>
@@ -138,7 +138,7 @@
     </w:p>
     <w:tbl>
       <w:tblPr>
-        <w:tblStyle w:val="TableGrid"/>
+        <w:tblStyle w:val="a3"/>
         <w:tblW w:w="10795" w:type="dxa"/>
         <w:tblLook w:val="04A0" w:firstRow="1" w:lastRow="0" w:firstColumn="1" w:lastColumn="0" w:noHBand="0" w:noVBand="1"/>
       </w:tblPr>
@@ -170,7 +170,7 @@
             </w:r>
             <w:r>
               <w:rPr>
-                <w:rFonts w:ascii="宋体" w:eastAsia="宋体" w:hAnsi="宋体" w:cs="宋体" w:hint="eastAsia"/>
+                <w:rFonts w:ascii="SimSun" w:eastAsia="SimSun" w:hAnsi="SimSun" w:cs="SimSun" w:hint="eastAsia"/>
                 <w:sz w:val="20"/>
                 <w:szCs w:val="20"/>
               </w:rPr>
@@ -237,7 +237,7 @@
             </w:r>
             <w:r>
               <w:rPr>
-                <w:rFonts w:ascii="宋体" w:eastAsia="宋体" w:hAnsi="宋体" w:cs="宋体" w:hint="eastAsia"/>
+                <w:rFonts w:ascii="SimSun" w:eastAsia="SimSun" w:hAnsi="SimSun" w:cs="SimSun" w:hint="eastAsia"/>
                 <w:sz w:val="20"/>
                 <w:szCs w:val="20"/>
               </w:rPr>
@@ -305,7 +305,7 @@
             </w:r>
             <w:r>
               <w:rPr>
-                <w:rFonts w:ascii="宋体" w:eastAsia="宋体" w:hAnsi="宋体" w:cs="宋体" w:hint="eastAsia"/>
+                <w:rFonts w:ascii="SimSun" w:eastAsia="SimSun" w:hAnsi="SimSun" w:cs="SimSun" w:hint="eastAsia"/>
                 <w:sz w:val="20"/>
                 <w:szCs w:val="20"/>
               </w:rPr>
@@ -371,7 +371,7 @@
             </w:r>
             <w:r>
               <w:rPr>
-                <w:rFonts w:ascii="宋体" w:eastAsia="宋体" w:hAnsi="宋体" w:cs="宋体" w:hint="eastAsia"/>
+                <w:rFonts w:ascii="SimSun" w:eastAsia="SimSun" w:hAnsi="SimSun" w:cs="SimSun" w:hint="eastAsia"/>
                 <w:sz w:val="20"/>
                 <w:szCs w:val="20"/>
               </w:rPr>
@@ -497,7 +497,7 @@
             </w:r>
             <w:r>
               <w:rPr>
-                <w:rFonts w:ascii="宋体" w:eastAsia="宋体" w:hAnsi="宋体" w:cs="宋体" w:hint="eastAsia"/>
+                <w:rFonts w:ascii="SimSun" w:eastAsia="SimSun" w:hAnsi="SimSun" w:cs="SimSun" w:hint="eastAsia"/>
                 <w:sz w:val="20"/>
                 <w:szCs w:val="20"/>
               </w:rPr>
@@ -565,7 +565,7 @@
             </w:r>
             <w:r>
               <w:rPr>
-                <w:rFonts w:ascii="宋体" w:eastAsia="宋体" w:hAnsi="宋体" w:cs="宋体" w:hint="eastAsia"/>
+                <w:rFonts w:ascii="SimSun" w:eastAsia="SimSun" w:hAnsi="SimSun" w:cs="SimSun" w:hint="eastAsia"/>
                 <w:sz w:val="20"/>
                 <w:szCs w:val="20"/>
               </w:rPr>
@@ -631,7 +631,7 @@
             </w:r>
             <w:r>
               <w:rPr>
-                <w:rFonts w:ascii="宋体" w:eastAsia="宋体" w:hAnsi="宋体" w:cs="宋体" w:hint="eastAsia"/>
+                <w:rFonts w:ascii="SimSun" w:eastAsia="SimSun" w:hAnsi="SimSun" w:cs="SimSun" w:hint="eastAsia"/>
                 <w:sz w:val="20"/>
                 <w:szCs w:val="20"/>
               </w:rPr>
@@ -807,7 +807,7 @@
       <w:pPr>
         <w:jc w:val="center"/>
         <w:rPr>
-          <w:rFonts w:ascii="微软雅黑" w:eastAsia="微软雅黑" w:hAnsi="微软雅黑"/>
+          <w:rFonts w:ascii="Microsoft YaHei" w:eastAsia="Microsoft YaHei" w:hAnsi="Microsoft YaHei"/>
           <w:b/>
           <w:sz w:val="24"/>
           <w:szCs w:val="24"/>
@@ -815,7 +815,7 @@
       </w:pPr>
       <w:r>
         <w:rPr>
-          <w:rFonts w:ascii="微软雅黑" w:eastAsia="微软雅黑" w:hAnsi="微软雅黑"/>
+          <w:rFonts w:ascii="Microsoft YaHei" w:eastAsia="Microsoft YaHei" w:hAnsi="Microsoft YaHei"/>
           <w:b/>
           <w:sz w:val="24"/>
           <w:szCs w:val="24"/>
@@ -824,7 +824,7 @@
       </w:r>
       <w:r>
         <w:rPr>
-          <w:rFonts w:ascii="微软雅黑" w:eastAsia="微软雅黑" w:hAnsi="微软雅黑" w:hint="eastAsia"/>
+          <w:rFonts w:ascii="Microsoft YaHei" w:eastAsia="Microsoft YaHei" w:hAnsi="Microsoft YaHei" w:hint="eastAsia"/>
           <w:b/>
           <w:sz w:val="24"/>
           <w:szCs w:val="24"/>
@@ -834,7 +834,7 @@
     </w:p>
     <w:tbl>
       <w:tblPr>
-        <w:tblStyle w:val="TableGrid"/>
+        <w:tblStyle w:val="a3"/>
         <w:tblW w:w="0" w:type="auto"/>
         <w:tblBorders>
           <w:top w:val="none" w:sz="0" w:space="0" w:color="auto"/>
@@ -873,7 +873,7 @@
             </w:r>
             <w:r>
               <w:rPr>
-                <w:rFonts w:ascii="宋体" w:eastAsia="宋体" w:hAnsi="宋体" w:cs="宋体" w:hint="eastAsia"/>
+                <w:rFonts w:ascii="SimSun" w:eastAsia="SimSun" w:hAnsi="SimSun" w:cs="SimSun" w:hint="eastAsia"/>
                 <w:sz w:val="20"/>
                 <w:szCs w:val="20"/>
               </w:rPr>
@@ -1037,7 +1037,7 @@
             </w:r>
             <w:r>
               <w:rPr>
-                <w:rFonts w:ascii="宋体" w:eastAsia="宋体" w:hAnsi="宋体" w:cs="宋体" w:hint="eastAsia"/>
+                <w:rFonts w:ascii="SimSun" w:eastAsia="SimSun" w:hAnsi="SimSun" w:cs="SimSun" w:hint="eastAsia"/>
                 <w:sz w:val="20"/>
                 <w:szCs w:val="20"/>
               </w:rPr>
@@ -1203,7 +1203,7 @@
             </w:r>
             <w:r>
               <w:rPr>
-                <w:rFonts w:ascii="宋体" w:eastAsia="宋体" w:hAnsi="宋体" w:cs="宋体" w:hint="eastAsia"/>
+                <w:rFonts w:ascii="SimSun" w:eastAsia="SimSun" w:hAnsi="SimSun" w:cs="SimSun" w:hint="eastAsia"/>
                 <w:sz w:val="20"/>
                 <w:szCs w:val="20"/>
               </w:rPr>
@@ -1289,7 +1289,7 @@
             </w:r>
             <w:r>
               <w:rPr>
-                <w:rFonts w:ascii="宋体" w:eastAsia="宋体" w:hAnsi="宋体" w:cs="宋体" w:hint="eastAsia"/>
+                <w:rFonts w:ascii="SimSun" w:eastAsia="SimSun" w:hAnsi="SimSun" w:cs="SimSun" w:hint="eastAsia"/>
                 <w:sz w:val="20"/>
                 <w:szCs w:val="20"/>
               </w:rPr>
@@ -1368,7 +1368,7 @@
             </w:r>
             <w:r>
               <w:rPr>
-                <w:rFonts w:ascii="宋体" w:eastAsia="宋体" w:hAnsi="宋体" w:cs="宋体" w:hint="eastAsia"/>
+                <w:rFonts w:ascii="SimSun" w:eastAsia="SimSun" w:hAnsi="SimSun" w:cs="SimSun" w:hint="eastAsia"/>
                 <w:sz w:val="20"/>
                 <w:szCs w:val="20"/>
               </w:rPr>
@@ -1438,7 +1438,7 @@
       <w:pPr>
         <w:jc w:val="center"/>
         <w:rPr>
-          <w:rFonts w:ascii="微软雅黑" w:eastAsia="微软雅黑" w:hAnsi="微软雅黑"/>
+          <w:rFonts w:ascii="Microsoft YaHei" w:eastAsia="Microsoft YaHei" w:hAnsi="Microsoft YaHei"/>
           <w:b/>
           <w:sz w:val="24"/>
           <w:szCs w:val="24"/>
@@ -1446,7 +1446,7 @@
       </w:pPr>
       <w:r>
         <w:rPr>
-          <w:rFonts w:ascii="微软雅黑" w:eastAsia="微软雅黑" w:hAnsi="微软雅黑" w:hint="eastAsia"/>
+          <w:rFonts w:ascii="Microsoft YaHei" w:eastAsia="Microsoft YaHei" w:hAnsi="Microsoft YaHei" w:hint="eastAsia"/>
           <w:b/>
           <w:sz w:val="24"/>
           <w:szCs w:val="24"/>
@@ -1456,7 +1456,7 @@
     </w:p>
     <w:tbl>
       <w:tblPr>
-        <w:tblStyle w:val="TableGrid"/>
+        <w:tblStyle w:val="a3"/>
         <w:tblW w:w="10795" w:type="dxa"/>
         <w:tblLook w:val="04A0" w:firstRow="1" w:lastRow="0" w:firstColumn="1" w:lastColumn="0" w:noHBand="0" w:noVBand="1"/>
       </w:tblPr>
@@ -2692,7 +2692,7 @@
       <w:pPr>
         <w:jc w:val="center"/>
         <w:rPr>
-          <w:rFonts w:ascii="微软雅黑" w:eastAsia="微软雅黑" w:hAnsi="微软雅黑"/>
+          <w:rFonts w:ascii="Microsoft YaHei" w:eastAsia="Microsoft YaHei" w:hAnsi="Microsoft YaHei"/>
           <w:b/>
           <w:sz w:val="24"/>
           <w:szCs w:val="24"/>
@@ -2700,7 +2700,7 @@
       </w:pPr>
       <w:r>
         <w:rPr>
-          <w:rFonts w:ascii="微软雅黑" w:eastAsia="微软雅黑" w:hAnsi="微软雅黑" w:hint="eastAsia"/>
+          <w:rFonts w:ascii="Microsoft YaHei" w:eastAsia="Microsoft YaHei" w:hAnsi="Microsoft YaHei" w:hint="eastAsia"/>
           <w:b/>
           <w:sz w:val="24"/>
           <w:szCs w:val="24"/>
@@ -2710,7 +2710,7 @@
     </w:p>
     <w:tbl>
       <w:tblPr>
-        <w:tblStyle w:val="TableGrid"/>
+        <w:tblStyle w:val="a3"/>
         <w:tblW w:w="0" w:type="auto"/>
         <w:tblLook w:val="04A0" w:firstRow="1" w:lastRow="0" w:firstColumn="1" w:lastColumn="0" w:noHBand="0" w:noVBand="1"/>
       </w:tblPr>
@@ -2777,7 +2777,7 @@
             </w:pPr>
             <w:r>
               <w:rPr>
-                <w:rFonts w:ascii="宋体" w:eastAsia="宋体" w:hAnsi="宋体" w:cs="宋体" w:hint="eastAsia"/>
+                <w:rFonts w:ascii="SimSun" w:eastAsia="SimSun" w:hAnsi="SimSun" w:cs="SimSun" w:hint="eastAsia"/>
                 <w:b/>
               </w:rPr>
               <w:t>合同价格</w:t>
@@ -2921,7 +2921,7 @@
       <w:pPr>
         <w:jc w:val="center"/>
         <w:rPr>
-          <w:rFonts w:ascii="微软雅黑" w:eastAsia="微软雅黑" w:hAnsi="微软雅黑"/>
+          <w:rFonts w:ascii="Microsoft YaHei" w:eastAsia="Microsoft YaHei" w:hAnsi="Microsoft YaHei"/>
           <w:b/>
           <w:sz w:val="24"/>
           <w:szCs w:val="24"/>
@@ -2929,7 +2929,7 @@
       </w:pPr>
       <w:r>
         <w:rPr>
-          <w:rFonts w:ascii="微软雅黑" w:eastAsia="微软雅黑" w:hAnsi="微软雅黑" w:hint="eastAsia"/>
+          <w:rFonts w:ascii="Microsoft YaHei" w:eastAsia="Microsoft YaHei" w:hAnsi="Microsoft YaHei" w:hint="eastAsia"/>
           <w:b/>
           <w:sz w:val="24"/>
           <w:szCs w:val="24"/>
@@ -2939,7 +2939,7 @@
     </w:p>
     <w:tbl>
       <w:tblPr>
-        <w:tblStyle w:val="TableGrid"/>
+        <w:tblStyle w:val="a3"/>
         <w:tblW w:w="0" w:type="auto"/>
         <w:tblLook w:val="04A0" w:firstRow="1" w:lastRow="0" w:firstColumn="1" w:lastColumn="0" w:noHBand="0" w:noVBand="1"/>
       </w:tblPr>
@@ -3110,7 +3110,7 @@
       <w:pPr>
         <w:jc w:val="center"/>
         <w:rPr>
-          <w:rFonts w:ascii="微软雅黑" w:eastAsia="微软雅黑" w:hAnsi="微软雅黑"/>
+          <w:rFonts w:ascii="Microsoft YaHei" w:eastAsia="Microsoft YaHei" w:hAnsi="Microsoft YaHei"/>
           <w:b/>
           <w:sz w:val="24"/>
           <w:szCs w:val="24"/>
@@ -3118,17 +3118,238 @@
       </w:pPr>
       <w:r>
         <w:rPr>
-          <w:rFonts w:ascii="微软雅黑" w:eastAsia="微软雅黑" w:hAnsi="微软雅黑" w:hint="eastAsia"/>
+          <w:rFonts w:ascii="Microsoft YaHei" w:eastAsia="Microsoft YaHei" w:hAnsi="Microsoft YaHei" w:hint="eastAsia"/>
           <w:b/>
           <w:sz w:val="24"/>
           <w:szCs w:val="24"/>
         </w:rPr>
-        <w:t>费用审核记录</w:t>
+        <w:t>维修工时信息</w:t>
       </w:r>
     </w:p>
     <w:tbl>
       <w:tblPr>
-        <w:tblStyle w:val="TableGrid"/>
+        <w:tblStyle w:val="a3"/>
+        <w:tblW w:w="10910" w:type="dxa"/>
+        <w:tblLook w:val="04A0" w:firstRow="1" w:lastRow="0" w:firstColumn="1" w:lastColumn="0" w:noHBand="0" w:noVBand="1"/>
+      </w:tblPr>
+      <w:tblGrid>
+        <w:gridCol w:w="2158"/>
+        <w:gridCol w:w="2940"/>
+        <w:gridCol w:w="2977"/>
+        <w:gridCol w:w="2835"/>
+      </w:tblGrid>
+      <w:tr>
+        <w:tc>
+          <w:tcPr>
+            <w:tcW w:w="2158" w:type="dxa"/>
+            <w:tcBorders>
+              <w:top w:val="single" w:sz="4" w:space="0" w:color="auto"/>
+              <w:left w:val="single" w:sz="4" w:space="0" w:color="auto"/>
+              <w:bottom w:val="single" w:sz="4" w:space="0" w:color="auto"/>
+              <w:right w:val="single" w:sz="4" w:space="0" w:color="auto"/>
+            </w:tcBorders>
+            <w:hideMark/>
+          </w:tcPr>
+          <w:p>
+            <w:pPr>
+              <w:jc w:val="center"/>
+              <w:rPr>
+                <w:rFonts w:hint="eastAsia"/>
+                <w:b/>
+              </w:rPr>
+            </w:pPr>
+            <w:r>
+              <w:rPr>
+                <w:rFonts w:ascii="Microsoft YaHei" w:eastAsia="Microsoft YaHei" w:hAnsi="Microsoft YaHei" w:cs="Microsoft YaHei" w:hint="eastAsia"/>
+                <w:b/>
+              </w:rPr>
+              <w:t>开始时</w:t>
+            </w:r>
+            <w:r>
+              <w:rPr>
+                <w:rFonts w:hint="eastAsia"/>
+                <w:b/>
+              </w:rPr>
+              <w:t>间</w:t>
+            </w:r>
+          </w:p>
+        </w:tc>
+        <w:tc>
+          <w:tcPr>
+            <w:tcW w:w="2940" w:type="dxa"/>
+            <w:tcBorders>
+              <w:top w:val="single" w:sz="4" w:space="0" w:color="auto"/>
+              <w:left w:val="single" w:sz="4" w:space="0" w:color="auto"/>
+              <w:bottom w:val="single" w:sz="4" w:space="0" w:color="auto"/>
+              <w:right w:val="single" w:sz="4" w:space="0" w:color="auto"/>
+            </w:tcBorders>
+            <w:hideMark/>
+          </w:tcPr>
+          <w:p>
+            <w:pPr>
+              <w:jc w:val="center"/>
+              <w:rPr>
+                <w:b/>
+              </w:rPr>
+            </w:pPr>
+            <w:r>
+              <w:rPr>
+                <w:rFonts w:ascii="Microsoft YaHei" w:eastAsia="Microsoft YaHei" w:hAnsi="Microsoft YaHei" w:cs="Microsoft YaHei" w:hint="eastAsia"/>
+                <w:b/>
+              </w:rPr>
+              <w:t>结束时</w:t>
+            </w:r>
+            <w:r>
+              <w:rPr>
+                <w:rFonts w:hint="eastAsia"/>
+                <w:b/>
+              </w:rPr>
+              <w:t>间</w:t>
+            </w:r>
+          </w:p>
+        </w:tc>
+        <w:tc>
+          <w:tcPr>
+            <w:tcW w:w="2977" w:type="dxa"/>
+            <w:tcBorders>
+              <w:top w:val="single" w:sz="4" w:space="0" w:color="auto"/>
+              <w:left w:val="single" w:sz="4" w:space="0" w:color="auto"/>
+              <w:bottom w:val="single" w:sz="4" w:space="0" w:color="auto"/>
+              <w:right w:val="single" w:sz="4" w:space="0" w:color="auto"/>
+            </w:tcBorders>
+            <w:hideMark/>
+          </w:tcPr>
+          <w:p>
+            <w:pPr>
+              <w:jc w:val="center"/>
+              <w:rPr>
+                <w:b/>
+              </w:rPr>
+            </w:pPr>
+            <w:r>
+              <w:rPr>
+                <w:rFonts w:ascii="Microsoft YaHei" w:eastAsia="Microsoft YaHei" w:hAnsi="Microsoft YaHei" w:cs="Microsoft YaHei" w:hint="eastAsia"/>
+                <w:b/>
+              </w:rPr>
+              <w:t>工时</w:t>
+            </w:r>
+            <w:r>
+              <w:rPr>
+                <w:b/>
+              </w:rPr>
+              <w:t>(</w:t>
+            </w:r>
+            <w:r>
+              <w:rPr>
+                <w:rFonts w:ascii="Microsoft YaHei" w:eastAsia="Microsoft YaHei" w:hAnsi="Microsoft YaHei" w:cs="Microsoft YaHei" w:hint="eastAsia"/>
+                <w:b/>
+              </w:rPr>
+              <w:t>小时</w:t>
+            </w:r>
+            <w:r>
+              <w:rPr>
+                <w:b/>
+              </w:rPr>
+              <w:t>)</w:t>
+            </w:r>
+          </w:p>
+        </w:tc>
+        <w:tc>
+          <w:tcPr>
+            <w:tcW w:w="2835" w:type="dxa"/>
+            <w:tcBorders>
+              <w:top w:val="single" w:sz="4" w:space="0" w:color="auto"/>
+              <w:left w:val="single" w:sz="4" w:space="0" w:color="auto"/>
+              <w:bottom w:val="single" w:sz="4" w:space="0" w:color="auto"/>
+              <w:right w:val="single" w:sz="4" w:space="0" w:color="auto"/>
+            </w:tcBorders>
+            <w:hideMark/>
+          </w:tcPr>
+          <w:p>
+            <w:pPr>
+              <w:jc w:val="center"/>
+              <w:rPr>
+                <w:b/>
+              </w:rPr>
+            </w:pPr>
+            <w:r>
+              <w:rPr>
+                <w:rFonts w:ascii="Microsoft YaHei" w:eastAsia="Microsoft YaHei" w:hAnsi="Microsoft YaHei" w:cs="Microsoft YaHei" w:hint="eastAsia"/>
+                <w:b/>
+              </w:rPr>
+              <w:t>备</w:t>
+            </w:r>
+            <w:r>
+              <w:rPr>
+                <w:rFonts w:hint="eastAsia"/>
+                <w:b/>
+              </w:rPr>
+              <w:t>注</w:t>
+            </w:r>
+          </w:p>
+        </w:tc>
+      </w:tr>
+      <w:tr>
+        <w:tc>
+          <w:tcPr>
+            <w:tcW w:w="10910" w:type="dxa"/>
+            <w:gridSpan w:val="4"/>
+            <w:tcBorders>
+              <w:top w:val="single" w:sz="4" w:space="0" w:color="auto"/>
+              <w:left w:val="single" w:sz="4" w:space="0" w:color="auto"/>
+              <w:bottom w:val="single" w:sz="4" w:space="0" w:color="auto"/>
+              <w:right w:val="single" w:sz="4" w:space="0" w:color="auto"/>
+            </w:tcBorders>
+            <w:hideMark/>
+          </w:tcPr>
+          <w:p>
+            <w:r>
+              <w:t>{{</w:t>
+            </w:r>
+            <w:proofErr w:type="spellStart"/>
+            <w:r>
+              <w:t>work_hours_table</w:t>
+            </w:r>
+            <w:proofErr w:type="spellEnd"/>
+            <w:r>
+              <w:t>}}</w:t>
+            </w:r>
+          </w:p>
+        </w:tc>
+      </w:tr>
+    </w:tbl>
+    <w:p>
+      <w:pPr>
+        <w:jc w:val="center"/>
+        <w:rPr>
+          <w:rFonts w:hint="eastAsia"/>
+        </w:rPr>
+      </w:pPr>
+    </w:p>
+    <w:p>
+      <w:pPr>
+        <w:jc w:val="center"/>
+        <w:rPr>
+          <w:rFonts w:ascii="Microsoft YaHei" w:eastAsia="Microsoft YaHei" w:hAnsi="Microsoft YaHei"/>
+          <w:b/>
+          <w:sz w:val="24"/>
+          <w:szCs w:val="24"/>
+        </w:rPr>
+      </w:pPr>
+      <w:r>
+        <w:rPr>
+          <w:rFonts w:ascii="Microsoft YaHei" w:eastAsia="Microsoft YaHei" w:hAnsi="Microsoft YaHei" w:hint="eastAsia"/>
+          <w:b/>
+          <w:sz w:val="24"/>
+          <w:szCs w:val="24"/>
+        </w:rPr>
+        <w:lastRenderedPageBreak/>
+        <w:t>费用审核记录</w:t>
+      </w:r>
+    </w:p>
+    <w:tbl>
+      <w:tblPr>
+        <w:tblStyle w:val="a3"/>
         <w:tblW w:w="0" w:type="auto"/>
         <w:tblLook w:val="04A0" w:firstRow="1" w:lastRow="0" w:firstColumn="1" w:lastColumn="0" w:noHBand="0" w:noVBand="1"/>
       </w:tblPr>
@@ -3243,7 +3464,6 @@
         <w:jc w:val="right"/>
       </w:pPr>
       <w:r>
-        <w:lastRenderedPageBreak/>
         <w:t>{{</w:t>
       </w:r>
       <w:proofErr w:type="spellStart"/>
@@ -3538,16 +3758,16 @@
       <w:r>
         <w:t>{@</w:t>
       </w:r>
-      <w:bookmarkStart w:id="4" w:name="OLE_LINK4"/>
-      <w:bookmarkStart w:id="5" w:name="OLE_LINK10"/>
+      <w:bookmarkStart w:id="4" w:name="OLE_LINK10"/>
+      <w:bookmarkStart w:id="5" w:name="OLE_LINK4"/>
       <w:r>
         <w:t>serviceRequestPicture</w:t>
       </w:r>
+      <w:bookmarkEnd w:id="4"/>
+      <w:r>
+        <w:t>0</w:t>
+      </w:r>
       <w:bookmarkEnd w:id="5"/>
-      <w:r>
-        <w:t>0</w:t>
-      </w:r>
-      <w:bookmarkEnd w:id="4"/>
       <w:r>
         <w:t>}}</w:t>
       </w:r>
@@ -3557,10 +3777,7 @@
         <w:jc w:val="right"/>
       </w:pPr>
       <w:r>
-        <w:t>{{service_request_picture_title</w:t>
-      </w:r>
-      <w:r>
-        <w:t>1</w:t>
+        <w:t>{{service_request_picture_title1</w:t>
       </w:r>
       <w:proofErr w:type="gramStart"/>
       <w:r>
@@ -3571,10 +3788,7 @@
         <w:t>{@</w:t>
       </w:r>
       <w:r>
-        <w:t>serviceRequestPicture</w:t>
-      </w:r>
-      <w:r>
-        <w:t>1</w:t>
+        <w:t>serviceRequestPicture1</w:t>
       </w:r>
       <w:r>
         <w:t>}}</w:t>
@@ -3585,10 +3799,7 @@
         <w:jc w:val="right"/>
       </w:pPr>
       <w:r>
-        <w:t>{{service_request_picture_title</w:t>
-      </w:r>
-      <w:r>
-        <w:t>2</w:t>
+        <w:t>{{service_request_picture_title2</w:t>
       </w:r>
       <w:proofErr w:type="gramStart"/>
       <w:r>
@@ -3599,10 +3810,7 @@
         <w:t>{@</w:t>
       </w:r>
       <w:r>
-        <w:t>serviceRequestPicture</w:t>
-      </w:r>
-      <w:r>
-        <w:t>2</w:t>
+        <w:t>serviceRequestPicture2</w:t>
       </w:r>
       <w:r>
         <w:t>}}</w:t>
@@ -3613,10 +3821,7 @@
         <w:jc w:val="right"/>
       </w:pPr>
       <w:r>
-        <w:t>{{service_request_picture_title</w:t>
-      </w:r>
-      <w:r>
-        <w:t>3</w:t>
+        <w:t>{{service_request_picture_title3</w:t>
       </w:r>
       <w:proofErr w:type="gramStart"/>
       <w:r>
@@ -3627,10 +3832,7 @@
         <w:t>{@</w:t>
       </w:r>
       <w:r>
-        <w:t>serviceRequestPicture</w:t>
-      </w:r>
-      <w:r>
-        <w:t>3</w:t>
+        <w:t>serviceRequestPicture3</w:t>
       </w:r>
       <w:r>
         <w:t>}}</w:t>
@@ -3641,10 +3843,7 @@
         <w:jc w:val="right"/>
       </w:pPr>
       <w:r>
-        <w:t>{{service_request_picture_title</w:t>
-      </w:r>
-      <w:r>
-        <w:t>4</w:t>
+        <w:t>{{service_request_picture_title4</w:t>
       </w:r>
       <w:proofErr w:type="gramStart"/>
       <w:r>
@@ -3655,10 +3854,7 @@
         <w:t>{@</w:t>
       </w:r>
       <w:r>
-        <w:t>serviceRequestPicture</w:t>
-      </w:r>
-      <w:r>
-        <w:t>4</w:t>
+        <w:t>serviceRequestPicture4</w:t>
       </w:r>
       <w:r>
         <w:t>}}</w:t>
@@ -3684,16 +3880,16 @@
       <w:r>
         <w:t>{@</w:t>
       </w:r>
-      <w:bookmarkStart w:id="7" w:name="OLE_LINK5"/>
-      <w:bookmarkStart w:id="8" w:name="OLE_LINK11"/>
+      <w:bookmarkStart w:id="7" w:name="OLE_LINK11"/>
+      <w:bookmarkStart w:id="8" w:name="OLE_LINK5"/>
       <w:r>
         <w:t>workOrderPicture</w:t>
       </w:r>
+      <w:bookmarkEnd w:id="7"/>
+      <w:r>
+        <w:t>0</w:t>
+      </w:r>
       <w:bookmarkEnd w:id="8"/>
-      <w:r>
-        <w:t>0</w:t>
-      </w:r>
-      <w:bookmarkEnd w:id="7"/>
       <w:r>
         <w:t>}}</w:t>
       </w:r>
@@ -3703,10 +3899,7 @@
         <w:jc w:val="right"/>
       </w:pPr>
       <w:r>
-        <w:t>{{workorder_picture_title</w:t>
-      </w:r>
-      <w:r>
-        <w:t>1</w:t>
+        <w:t>{{workorder_picture_title1</w:t>
       </w:r>
       <w:proofErr w:type="gramStart"/>
       <w:r>
@@ -3717,10 +3910,7 @@
         <w:t>{@</w:t>
       </w:r>
       <w:r>
-        <w:t>workOrderPicture</w:t>
-      </w:r>
-      <w:r>
-        <w:t>1</w:t>
+        <w:t>workOrderPicture1</w:t>
       </w:r>
       <w:r>
         <w:t>}}</w:t>
@@ -3731,10 +3921,7 @@
         <w:jc w:val="right"/>
       </w:pPr>
       <w:r>
-        <w:t>{{workorder_picture_title</w:t>
-      </w:r>
-      <w:r>
-        <w:t>2</w:t>
+        <w:t>{{workorder_picture_title2</w:t>
       </w:r>
       <w:proofErr w:type="gramStart"/>
       <w:r>
@@ -3745,10 +3932,7 @@
         <w:t>{@</w:t>
       </w:r>
       <w:r>
-        <w:t>workOrderPicture</w:t>
-      </w:r>
-      <w:r>
-        <w:t>3</w:t>
+        <w:t>workOrderPicture3</w:t>
       </w:r>
       <w:r>
         <w:t>}}</w:t>
@@ -3759,10 +3943,7 @@
         <w:jc w:val="right"/>
       </w:pPr>
       <w:r>
-        <w:t>{{workorder_picture_title</w:t>
-      </w:r>
-      <w:r>
-        <w:t>3</w:t>
+        <w:t>{{workorder_picture_title3</w:t>
       </w:r>
       <w:proofErr w:type="gramStart"/>
       <w:r>
@@ -3773,10 +3954,7 @@
         <w:t>{@</w:t>
       </w:r>
       <w:r>
-        <w:t>workOrderPicture</w:t>
-      </w:r>
-      <w:r>
-        <w:t>3</w:t>
+        <w:t>workOrderPicture3</w:t>
       </w:r>
       <w:r>
         <w:t>}}</w:t>
@@ -3787,10 +3965,7 @@
         <w:jc w:val="right"/>
       </w:pPr>
       <w:r>
-        <w:t>{{workorder_picture_title</w:t>
-      </w:r>
-      <w:r>
-        <w:t>4</w:t>
+        <w:t>{{workorder_picture_title4</w:t>
       </w:r>
       <w:proofErr w:type="gramStart"/>
       <w:r>
@@ -3801,10 +3976,7 @@
         <w:t>{@</w:t>
       </w:r>
       <w:r>
-        <w:t>workOrderPicture</w:t>
-      </w:r>
-      <w:r>
-        <w:t>4</w:t>
+        <w:t>workOrderPicture4</w:t>
       </w:r>
       <w:r>
         <w:t>}}</w:t>
@@ -3830,16 +4002,16 @@
       <w:r>
         <w:t>{@</w:t>
       </w:r>
-      <w:bookmarkStart w:id="10" w:name="OLE_LINK8"/>
-      <w:bookmarkStart w:id="11" w:name="OLE_LINK14"/>
+      <w:bookmarkStart w:id="10" w:name="OLE_LINK14"/>
+      <w:bookmarkStart w:id="11" w:name="OLE_LINK8"/>
       <w:r>
         <w:t>partsPicture</w:t>
       </w:r>
+      <w:bookmarkEnd w:id="10"/>
+      <w:r>
+        <w:t>0</w:t>
+      </w:r>
       <w:bookmarkEnd w:id="11"/>
-      <w:r>
-        <w:t>0</w:t>
-      </w:r>
-      <w:bookmarkEnd w:id="10"/>
       <w:r>
         <w:t>}}</w:t>
       </w:r>
@@ -3852,10 +4024,7 @@
         <w:t>{{</w:t>
       </w:r>
       <w:r>
-        <w:t>parts_picture_title</w:t>
-      </w:r>
-      <w:r>
-        <w:t>1</w:t>
+        <w:t>parts_picture_title1</w:t>
       </w:r>
       <w:proofErr w:type="gramStart"/>
       <w:r>
@@ -3886,10 +4055,7 @@
       </w:r>
       <w:bookmarkStart w:id="13" w:name="OLE_LINK13"/>
       <w:r>
-        <w:t>parts_picture_title</w:t>
-      </w:r>
-      <w:r>
-        <w:t>2</w:t>
+        <w:t>parts_picture_title2</w:t>
       </w:r>
       <w:bookmarkEnd w:id="13"/>
       <w:proofErr w:type="gramStart"/>
@@ -3901,10 +4067,7 @@
         <w:t>{@</w:t>
       </w:r>
       <w:r>
-        <w:t>partsPicture</w:t>
-      </w:r>
-      <w:r>
-        <w:t>2</w:t>
+        <w:t>partsPicture2</w:t>
       </w:r>
       <w:r>
         <w:t>}}</w:t>
@@ -3919,10 +4082,7 @@
         <w:t>{{</w:t>
       </w:r>
       <w:r>
-        <w:t>parts_picture_title</w:t>
-      </w:r>
-      <w:r>
-        <w:t>3</w:t>
+        <w:t>parts_picture_title3</w:t>
       </w:r>
       <w:proofErr w:type="gramStart"/>
       <w:r>
@@ -3933,10 +4093,7 @@
         <w:t>{@</w:t>
       </w:r>
       <w:r>
-        <w:t>partsPicture</w:t>
-      </w:r>
-      <w:r>
-        <w:t>3</w:t>
+        <w:t>partsPicture3</w:t>
       </w:r>
       <w:r>
         <w:t>}}</w:t>
@@ -3948,10 +4105,7 @@
         <w:jc w:val="right"/>
       </w:pPr>
       <w:r>
-        <w:t>{{parts_picture_title</w:t>
-      </w:r>
-      <w:r>
-        <w:t>4</w:t>
+        <w:t>{{parts_picture_title4</w:t>
       </w:r>
       <w:proofErr w:type="gramStart"/>
       <w:r>
@@ -3962,10 +4116,7 @@
         <w:t>{@</w:t>
       </w:r>
       <w:r>
-        <w:t>partsPicture</w:t>
-      </w:r>
-      <w:r>
-        <w:t>4</w:t>
+        <w:t>partsPicture4</w:t>
       </w:r>
       <w:r>
         <w:t>}}</w:t>
@@ -3996,6 +4147,56 @@
     </w:sectPr>
   </w:body>
 </w:document>
+</file>
+
+<file path=word/endnotes.xml><?xml version="1.0" encoding="utf-8"?>
+<w:endnotes xmlns:wpc="http://schemas.microsoft.com/office/word/2010/wordprocessingCanvas" xmlns:cx="http://schemas.microsoft.com/office/drawing/2014/chartex" xmlns:cx1="http://schemas.microsoft.com/office/drawing/2015/9/8/chartex" xmlns:cx2="http://schemas.microsoft.com/office/drawing/2015/10/21/chartex" xmlns:cx3="http://schemas.microsoft.com/office/drawing/2016/5/9/chartex" xmlns:cx4="http://schemas.microsoft.com/office/drawing/2016/5/10/chartex" xmlns:cx5="http://schemas.microsoft.com/office/drawing/2016/5/11/chartex" xmlns:cx6="http://schemas.microsoft.com/office/drawing/2016/5/12/chartex" xmlns:cx7="http://schemas.microsoft.com/office/drawing/2016/5/13/chartex" xmlns:cx8="http://schemas.microsoft.com/office/drawing/2016/5/14/chartex" xmlns:mc="http://schemas.openxmlformats.org/markup-compatibility/2006" xmlns:aink="http://schemas.microsoft.com/office/drawing/2016/ink" xmlns:am3d="http://schemas.microsoft.com/office/drawing/2017/model3d" xmlns:o="urn:schemas-microsoft-com:office:office" xmlns:r="http://schemas.openxmlformats.org/officeDocument/2006/relationships" xmlns:m="http://schemas.openxmlformats.org/officeDocument/2006/math" xmlns:v="urn:schemas-microsoft-com:vml" xmlns:wp14="http://schemas.microsoft.com/office/word/2010/wordprocessingDrawing" xmlns:wp="http://schemas.openxmlformats.org/drawingml/2006/wordprocessingDrawing" xmlns:w10="urn:schemas-microsoft-com:office:word" xmlns:w="http://schemas.openxmlformats.org/wordprocessingml/2006/main" xmlns:w14="http://schemas.microsoft.com/office/word/2010/wordml" xmlns:w15="http://schemas.microsoft.com/office/word/2012/wordml" xmlns:w16cex="http://schemas.microsoft.com/office/word/2018/wordml/cex" xmlns:w16cid="http://schemas.microsoft.com/office/word/2016/wordml/cid" xmlns:w16="http://schemas.microsoft.com/office/word/2018/wordml" xmlns:w16sdtdh="http://schemas.microsoft.com/office/word/2020/wordml/sdtdatahash" xmlns:w16se="http://schemas.microsoft.com/office/word/2015/wordml/symex" xmlns:wpg="http://schemas.microsoft.com/office/word/2010/wordprocessingGroup" xmlns:wpi="http://schemas.microsoft.com/office/word/2010/wordprocessingInk" xmlns:wne="http://schemas.microsoft.com/office/word/2006/wordml" xmlns:wps="http://schemas.microsoft.com/office/word/2010/wordprocessingShape" mc:Ignorable="w14 w15 w16se w16cid w16 w16cex w16sdtdh wp14">
+  <w:endnote w:type="separator" w:id="-1">
+    <w:p>
+      <w:pPr>
+        <w:spacing w:after="0" w:line="240" w:lineRule="auto"/>
+      </w:pPr>
+      <w:r>
+        <w:separator/>
+      </w:r>
+    </w:p>
+  </w:endnote>
+  <w:endnote w:type="continuationSeparator" w:id="0">
+    <w:p>
+      <w:pPr>
+        <w:spacing w:after="0" w:line="240" w:lineRule="auto"/>
+      </w:pPr>
+      <w:r>
+        <w:continuationSeparator/>
+      </w:r>
+    </w:p>
+  </w:endnote>
+</w:endnotes>
+</file>
+
+<file path=word/footnotes.xml><?xml version="1.0" encoding="utf-8"?>
+<w:footnotes xmlns:wpc="http://schemas.microsoft.com/office/word/2010/wordprocessingCanvas" xmlns:cx="http://schemas.microsoft.com/office/drawing/2014/chartex" xmlns:cx1="http://schemas.microsoft.com/office/drawing/2015/9/8/chartex" xmlns:cx2="http://schemas.microsoft.com/office/drawing/2015/10/21/chartex" xmlns:cx3="http://schemas.microsoft.com/office/drawing/2016/5/9/chartex" xmlns:cx4="http://schemas.microsoft.com/office/drawing/2016/5/10/chartex" xmlns:cx5="http://schemas.microsoft.com/office/drawing/2016/5/11/chartex" xmlns:cx6="http://schemas.microsoft.com/office/drawing/2016/5/12/chartex" xmlns:cx7="http://schemas.microsoft.com/office/drawing/2016/5/13/chartex" xmlns:cx8="http://schemas.microsoft.com/office/drawing/2016/5/14/chartex" xmlns:mc="http://schemas.openxmlformats.org/markup-compatibility/2006" xmlns:aink="http://schemas.microsoft.com/office/drawing/2016/ink" xmlns:am3d="http://schemas.microsoft.com/office/drawing/2017/model3d" xmlns:o="urn:schemas-microsoft-com:office:office" xmlns:r="http://schemas.openxmlformats.org/officeDocument/2006/relationships" xmlns:m="http://schemas.openxmlformats.org/officeDocument/2006/math" xmlns:v="urn:schemas-microsoft-com:vml" xmlns:wp14="http://schemas.microsoft.com/office/word/2010/wordprocessingDrawing" xmlns:wp="http://schemas.openxmlformats.org/drawingml/2006/wordprocessingDrawing" xmlns:w10="urn:schemas-microsoft-com:office:word" xmlns:w="http://schemas.openxmlformats.org/wordprocessingml/2006/main" xmlns:w14="http://schemas.microsoft.com/office/word/2010/wordml" xmlns:w15="http://schemas.microsoft.com/office/word/2012/wordml" xmlns:w16cex="http://schemas.microsoft.com/office/word/2018/wordml/cex" xmlns:w16cid="http://schemas.microsoft.com/office/word/2016/wordml/cid" xmlns:w16="http://schemas.microsoft.com/office/word/2018/wordml" xmlns:w16sdtdh="http://schemas.microsoft.com/office/word/2020/wordml/sdtdatahash" xmlns:w16se="http://schemas.microsoft.com/office/word/2015/wordml/symex" xmlns:wpg="http://schemas.microsoft.com/office/word/2010/wordprocessingGroup" xmlns:wpi="http://schemas.microsoft.com/office/word/2010/wordprocessingInk" xmlns:wne="http://schemas.microsoft.com/office/word/2006/wordml" xmlns:wps="http://schemas.microsoft.com/office/word/2010/wordprocessingShape" mc:Ignorable="w14 w15 w16se w16cid w16 w16cex w16sdtdh wp14">
+  <w:footnote w:type="separator" w:id="-1">
+    <w:p>
+      <w:pPr>
+        <w:spacing w:after="0" w:line="240" w:lineRule="auto"/>
+      </w:pPr>
+      <w:r>
+        <w:separator/>
+      </w:r>
+    </w:p>
+  </w:footnote>
+  <w:footnote w:type="continuationSeparator" w:id="0">
+    <w:p>
+      <w:pPr>
+        <w:spacing w:after="0" w:line="240" w:lineRule="auto"/>
+      </w:pPr>
+      <w:r>
+        <w:continuationSeparator/>
+      </w:r>
+    </w:p>
+  </w:footnote>
+</w:footnotes>
 </file>
 
 <file path=word/styles.xml><?xml version="1.0" encoding="utf-8"?>
@@ -4393,17 +4594,17 @@
     <w:lsdException w:name="Unresolved Mention" w:semiHidden="1" w:unhideWhenUsed="1"/>
     <w:lsdException w:name="Smart Link" w:semiHidden="1" w:unhideWhenUsed="1"/>
   </w:latentStyles>
-  <w:style w:type="paragraph" w:default="1" w:styleId="Normal">
+  <w:style w:type="paragraph" w:default="1" w:styleId="a">
     <w:name w:val="Normal"/>
     <w:qFormat/>
   </w:style>
-  <w:style w:type="character" w:default="1" w:styleId="DefaultParagraphFont">
+  <w:style w:type="character" w:default="1" w:styleId="a0">
     <w:name w:val="Default Paragraph Font"/>
     <w:uiPriority w:val="1"/>
     <w:semiHidden/>
     <w:unhideWhenUsed/>
   </w:style>
-  <w:style w:type="table" w:default="1" w:styleId="TableNormal">
+  <w:style w:type="table" w:default="1" w:styleId="a1">
     <w:name w:val="Normal Table"/>
     <w:uiPriority w:val="99"/>
     <w:semiHidden/>
@@ -4418,15 +4619,15 @@
       </w:tblCellMar>
     </w:tblPr>
   </w:style>
-  <w:style w:type="numbering" w:default="1" w:styleId="NoList">
+  <w:style w:type="numbering" w:default="1" w:styleId="a2">
     <w:name w:val="No List"/>
     <w:uiPriority w:val="99"/>
     <w:semiHidden/>
     <w:unhideWhenUsed/>
   </w:style>
-  <w:style w:type="table" w:styleId="TableGrid">
+  <w:style w:type="table" w:styleId="a3">
     <w:name w:val="Table Grid"/>
-    <w:basedOn w:val="TableNormal"/>
+    <w:basedOn w:val="a1"/>
     <w:uiPriority w:val="39"/>
     <w:rsid w:val="00347F63"/>
     <w:pPr>
@@ -4442,6 +4643,72 @@
         <w:insideV w:val="single" w:sz="4" w:space="0" w:color="auto"/>
       </w:tblBorders>
     </w:tblPr>
+  </w:style>
+  <w:style w:type="paragraph" w:styleId="a4">
+    <w:name w:val="header"/>
+    <w:basedOn w:val="a"/>
+    <w:link w:val="a5"/>
+    <w:uiPriority w:val="99"/>
+    <w:unhideWhenUsed/>
+    <w:rsid w:val="00533C88"/>
+    <w:pPr>
+      <w:pBdr>
+        <w:bottom w:val="single" w:sz="6" w:space="1" w:color="auto"/>
+      </w:pBdr>
+      <w:tabs>
+        <w:tab w:val="center" w:pos="4513"/>
+        <w:tab w:val="right" w:pos="9026"/>
+      </w:tabs>
+      <w:snapToGrid w:val="0"/>
+      <w:spacing w:line="240" w:lineRule="auto"/>
+      <w:jc w:val="center"/>
+    </w:pPr>
+    <w:rPr>
+      <w:sz w:val="18"/>
+      <w:szCs w:val="18"/>
+    </w:rPr>
+  </w:style>
+  <w:style w:type="character" w:customStyle="1" w:styleId="a5">
+    <w:name w:val="页眉 字符"/>
+    <w:basedOn w:val="a0"/>
+    <w:link w:val="a4"/>
+    <w:uiPriority w:val="99"/>
+    <w:rsid w:val="00533C88"/>
+    <w:rPr>
+      <w:sz w:val="18"/>
+      <w:szCs w:val="18"/>
+    </w:rPr>
+  </w:style>
+  <w:style w:type="paragraph" w:styleId="a6">
+    <w:name w:val="footer"/>
+    <w:basedOn w:val="a"/>
+    <w:link w:val="a7"/>
+    <w:uiPriority w:val="99"/>
+    <w:unhideWhenUsed/>
+    <w:rsid w:val="00533C88"/>
+    <w:pPr>
+      <w:tabs>
+        <w:tab w:val="center" w:pos="4513"/>
+        <w:tab w:val="right" w:pos="9026"/>
+      </w:tabs>
+      <w:snapToGrid w:val="0"/>
+      <w:spacing w:line="240" w:lineRule="auto"/>
+    </w:pPr>
+    <w:rPr>
+      <w:sz w:val="18"/>
+      <w:szCs w:val="18"/>
+    </w:rPr>
+  </w:style>
+  <w:style w:type="character" w:customStyle="1" w:styleId="a7">
+    <w:name w:val="页脚 字符"/>
+    <w:basedOn w:val="a0"/>
+    <w:link w:val="a6"/>
+    <w:uiPriority w:val="99"/>
+    <w:rsid w:val="00533C88"/>
+    <w:rPr>
+      <w:sz w:val="18"/>
+      <w:szCs w:val="18"/>
+    </w:rPr>
   </w:style>
 </w:styles>
 </file>

--- a/src/src/main/webapp/portal/wo/woExportTemplate/template_zh.docx
+++ b/src/src/main/webapp/portal/wo/woExportTemplate/template_zh.docx
@@ -6,7 +6,7 @@
       <w:pPr>
         <w:jc w:val="center"/>
         <w:rPr>
-          <w:rFonts w:ascii="Microsoft YaHei" w:eastAsia="Microsoft YaHei" w:hAnsi="Microsoft YaHei"/>
+          <w:rFonts w:ascii="微软雅黑" w:eastAsia="微软雅黑" w:hAnsi="微软雅黑"/>
           <w:b/>
           <w:sz w:val="24"/>
           <w:szCs w:val="24"/>
@@ -14,7 +14,7 @@
       </w:pPr>
       <w:r>
         <w:rPr>
-          <w:rFonts w:ascii="Microsoft YaHei" w:eastAsia="Microsoft YaHei" w:hAnsi="Microsoft YaHei"/>
+          <w:rFonts w:ascii="微软雅黑" w:eastAsia="微软雅黑" w:hAnsi="微软雅黑"/>
           <w:b/>
           <w:noProof/>
           <w:sz w:val="24"/>
@@ -82,7 +82,7 @@
       <w:pPr>
         <w:jc w:val="center"/>
         <w:rPr>
-          <w:rFonts w:ascii="Microsoft YaHei" w:eastAsia="Microsoft YaHei" w:hAnsi="Microsoft YaHei"/>
+          <w:rFonts w:ascii="微软雅黑" w:eastAsia="微软雅黑" w:hAnsi="微软雅黑"/>
           <w:b/>
           <w:sz w:val="24"/>
           <w:szCs w:val="24"/>
@@ -90,7 +90,7 @@
       </w:pPr>
       <w:r>
         <w:rPr>
-          <w:rFonts w:ascii="Microsoft YaHei" w:eastAsia="Microsoft YaHei" w:hAnsi="Microsoft YaHei"/>
+          <w:rFonts w:ascii="微软雅黑" w:eastAsia="微软雅黑" w:hAnsi="微软雅黑"/>
           <w:b/>
           <w:sz w:val="24"/>
           <w:szCs w:val="24"/>
@@ -99,7 +99,7 @@
       </w:r>
       <w:r>
         <w:rPr>
-          <w:rFonts w:ascii="Microsoft YaHei" w:eastAsia="Microsoft YaHei" w:hAnsi="Microsoft YaHei" w:hint="eastAsia"/>
+          <w:rFonts w:ascii="微软雅黑" w:eastAsia="微软雅黑" w:hAnsi="微软雅黑" w:hint="eastAsia"/>
           <w:b/>
           <w:sz w:val="24"/>
           <w:szCs w:val="24"/>
@@ -111,7 +111,7 @@
       <w:pPr>
         <w:jc w:val="center"/>
         <w:rPr>
-          <w:rFonts w:ascii="Microsoft YaHei" w:eastAsia="Microsoft YaHei" w:hAnsi="Microsoft YaHei"/>
+          <w:rFonts w:ascii="微软雅黑" w:eastAsia="微软雅黑" w:hAnsi="微软雅黑"/>
           <w:b/>
           <w:sz w:val="24"/>
           <w:szCs w:val="24"/>
@@ -119,7 +119,7 @@
       </w:pPr>
       <w:r>
         <w:rPr>
-          <w:rFonts w:ascii="Microsoft YaHei" w:eastAsia="Microsoft YaHei" w:hAnsi="Microsoft YaHei"/>
+          <w:rFonts w:ascii="微软雅黑" w:eastAsia="微软雅黑" w:hAnsi="微软雅黑"/>
           <w:b/>
           <w:sz w:val="24"/>
           <w:szCs w:val="24"/>
@@ -128,7 +128,7 @@
       </w:r>
       <w:r>
         <w:rPr>
-          <w:rFonts w:ascii="Microsoft YaHei" w:eastAsia="Microsoft YaHei" w:hAnsi="Microsoft YaHei" w:cs="SimSun" w:hint="eastAsia"/>
+          <w:rFonts w:ascii="微软雅黑" w:eastAsia="微软雅黑" w:hAnsi="微软雅黑" w:cs="宋体" w:hint="eastAsia"/>
           <w:b/>
           <w:sz w:val="24"/>
           <w:szCs w:val="24"/>
@@ -138,7 +138,7 @@
     </w:p>
     <w:tbl>
       <w:tblPr>
-        <w:tblStyle w:val="a3"/>
+        <w:tblStyle w:val="TableGrid"/>
         <w:tblW w:w="10795" w:type="dxa"/>
         <w:tblLook w:val="04A0" w:firstRow="1" w:lastRow="0" w:firstColumn="1" w:lastColumn="0" w:noHBand="0" w:noVBand="1"/>
       </w:tblPr>
@@ -170,7 +170,7 @@
             </w:r>
             <w:r>
               <w:rPr>
-                <w:rFonts w:ascii="SimSun" w:eastAsia="SimSun" w:hAnsi="SimSun" w:cs="SimSun" w:hint="eastAsia"/>
+                <w:rFonts w:ascii="宋体" w:eastAsia="宋体" w:hAnsi="宋体" w:cs="宋体" w:hint="eastAsia"/>
                 <w:sz w:val="20"/>
                 <w:szCs w:val="20"/>
               </w:rPr>
@@ -237,7 +237,7 @@
             </w:r>
             <w:r>
               <w:rPr>
-                <w:rFonts w:ascii="SimSun" w:eastAsia="SimSun" w:hAnsi="SimSun" w:cs="SimSun" w:hint="eastAsia"/>
+                <w:rFonts w:ascii="宋体" w:eastAsia="宋体" w:hAnsi="宋体" w:cs="宋体" w:hint="eastAsia"/>
                 <w:sz w:val="20"/>
                 <w:szCs w:val="20"/>
               </w:rPr>
@@ -257,6 +257,7 @@
                 <w:szCs w:val="20"/>
               </w:rPr>
             </w:pPr>
+            <w:bookmarkStart w:id="0" w:name="OLE_LINK15"/>
             <w:r>
               <w:rPr>
                 <w:sz w:val="20"/>
@@ -280,6 +281,7 @@
               </w:rPr>
               <w:t>}}</w:t>
             </w:r>
+            <w:bookmarkEnd w:id="0"/>
           </w:p>
         </w:tc>
       </w:tr>
@@ -305,7 +307,7 @@
             </w:r>
             <w:r>
               <w:rPr>
-                <w:rFonts w:ascii="SimSun" w:eastAsia="SimSun" w:hAnsi="SimSun" w:cs="SimSun" w:hint="eastAsia"/>
+                <w:rFonts w:ascii="宋体" w:eastAsia="宋体" w:hAnsi="宋体" w:cs="宋体" w:hint="eastAsia"/>
                 <w:sz w:val="20"/>
                 <w:szCs w:val="20"/>
               </w:rPr>
@@ -371,7 +373,7 @@
             </w:r>
             <w:r>
               <w:rPr>
-                <w:rFonts w:ascii="SimSun" w:eastAsia="SimSun" w:hAnsi="SimSun" w:cs="SimSun" w:hint="eastAsia"/>
+                <w:rFonts w:ascii="宋体" w:eastAsia="宋体" w:hAnsi="宋体" w:cs="宋体" w:hint="eastAsia"/>
                 <w:sz w:val="20"/>
                 <w:szCs w:val="20"/>
               </w:rPr>
@@ -497,7 +499,7 @@
             </w:r>
             <w:r>
               <w:rPr>
-                <w:rFonts w:ascii="SimSun" w:eastAsia="SimSun" w:hAnsi="SimSun" w:cs="SimSun" w:hint="eastAsia"/>
+                <w:rFonts w:ascii="宋体" w:eastAsia="宋体" w:hAnsi="宋体" w:cs="宋体" w:hint="eastAsia"/>
                 <w:sz w:val="20"/>
                 <w:szCs w:val="20"/>
               </w:rPr>
@@ -565,7 +567,7 @@
             </w:r>
             <w:r>
               <w:rPr>
-                <w:rFonts w:ascii="SimSun" w:eastAsia="SimSun" w:hAnsi="SimSun" w:cs="SimSun" w:hint="eastAsia"/>
+                <w:rFonts w:ascii="宋体" w:eastAsia="宋体" w:hAnsi="宋体" w:cs="宋体" w:hint="eastAsia"/>
                 <w:sz w:val="20"/>
                 <w:szCs w:val="20"/>
               </w:rPr>
@@ -631,7 +633,7 @@
             </w:r>
             <w:r>
               <w:rPr>
-                <w:rFonts w:ascii="SimSun" w:eastAsia="SimSun" w:hAnsi="SimSun" w:cs="SimSun" w:hint="eastAsia"/>
+                <w:rFonts w:ascii="宋体" w:eastAsia="宋体" w:hAnsi="宋体" w:cs="宋体" w:hint="eastAsia"/>
                 <w:sz w:val="20"/>
                 <w:szCs w:val="20"/>
               </w:rPr>
@@ -794,6 +796,104 @@
               </w:rPr>
               <w:t>}}</w:t>
             </w:r>
+          </w:p>
+        </w:tc>
+      </w:tr>
+      <w:tr>
+        <w:tc>
+          <w:tcPr>
+            <w:tcW w:w="1705" w:type="dxa"/>
+          </w:tcPr>
+          <w:p>
+            <w:pPr>
+              <w:jc w:val="center"/>
+              <w:rPr>
+                <w:sz w:val="20"/>
+                <w:szCs w:val="20"/>
+              </w:rPr>
+            </w:pPr>
+            <w:r>
+              <w:rPr>
+                <w:rFonts w:hint="eastAsia"/>
+                <w:sz w:val="20"/>
+                <w:szCs w:val="20"/>
+              </w:rPr>
+              <w:t>所属院区</w:t>
+            </w:r>
+          </w:p>
+        </w:tc>
+        <w:tc>
+          <w:tcPr>
+            <w:tcW w:w="2609" w:type="dxa"/>
+          </w:tcPr>
+          <w:p>
+            <w:pPr>
+              <w:jc w:val="center"/>
+              <w:rPr>
+                <w:sz w:val="20"/>
+                <w:szCs w:val="20"/>
+              </w:rPr>
+            </w:pPr>
+            <w:r>
+              <w:rPr>
+                <w:sz w:val="20"/>
+                <w:szCs w:val="20"/>
+              </w:rPr>
+              <w:t>{{</w:t>
+            </w:r>
+            <w:bookmarkStart w:id="1" w:name="OLE_LINK16"/>
+            <w:proofErr w:type="spellStart"/>
+            <w:r>
+              <w:rPr>
+                <w:sz w:val="20"/>
+                <w:szCs w:val="20"/>
+              </w:rPr>
+              <w:t>device_</w:t>
+            </w:r>
+            <w:bookmarkEnd w:id="1"/>
+            <w:r>
+              <w:rPr>
+                <w:sz w:val="20"/>
+                <w:szCs w:val="20"/>
+              </w:rPr>
+              <w:t>site</w:t>
+            </w:r>
+            <w:proofErr w:type="spellEnd"/>
+            <w:r>
+              <w:rPr>
+                <w:sz w:val="20"/>
+                <w:szCs w:val="20"/>
+              </w:rPr>
+              <w:t>}}</w:t>
+            </w:r>
+          </w:p>
+        </w:tc>
+        <w:tc>
+          <w:tcPr>
+            <w:tcW w:w="1531" w:type="dxa"/>
+          </w:tcPr>
+          <w:p>
+            <w:pPr>
+              <w:jc w:val="center"/>
+              <w:rPr>
+                <w:sz w:val="20"/>
+                <w:szCs w:val="20"/>
+              </w:rPr>
+            </w:pPr>
+          </w:p>
+        </w:tc>
+        <w:tc>
+          <w:tcPr>
+            <w:tcW w:w="4950" w:type="dxa"/>
+          </w:tcPr>
+          <w:p>
+            <w:pPr>
+              <w:jc w:val="center"/>
+              <w:rPr>
+                <w:sz w:val="20"/>
+                <w:szCs w:val="20"/>
+              </w:rPr>
+            </w:pPr>
           </w:p>
         </w:tc>
       </w:tr>
@@ -807,7 +907,7 @@
       <w:pPr>
         <w:jc w:val="center"/>
         <w:rPr>
-          <w:rFonts w:ascii="Microsoft YaHei" w:eastAsia="Microsoft YaHei" w:hAnsi="Microsoft YaHei"/>
+          <w:rFonts w:ascii="微软雅黑" w:eastAsia="微软雅黑" w:hAnsi="微软雅黑"/>
           <w:b/>
           <w:sz w:val="24"/>
           <w:szCs w:val="24"/>
@@ -815,7 +915,7 @@
       </w:pPr>
       <w:r>
         <w:rPr>
-          <w:rFonts w:ascii="Microsoft YaHei" w:eastAsia="Microsoft YaHei" w:hAnsi="Microsoft YaHei"/>
+          <w:rFonts w:ascii="微软雅黑" w:eastAsia="微软雅黑" w:hAnsi="微软雅黑"/>
           <w:b/>
           <w:sz w:val="24"/>
           <w:szCs w:val="24"/>
@@ -824,7 +924,7 @@
       </w:r>
       <w:r>
         <w:rPr>
-          <w:rFonts w:ascii="Microsoft YaHei" w:eastAsia="Microsoft YaHei" w:hAnsi="Microsoft YaHei" w:hint="eastAsia"/>
+          <w:rFonts w:ascii="微软雅黑" w:eastAsia="微软雅黑" w:hAnsi="微软雅黑" w:hint="eastAsia"/>
           <w:b/>
           <w:sz w:val="24"/>
           <w:szCs w:val="24"/>
@@ -834,7 +934,7 @@
     </w:p>
     <w:tbl>
       <w:tblPr>
-        <w:tblStyle w:val="a3"/>
+        <w:tblStyle w:val="TableGrid"/>
         <w:tblW w:w="0" w:type="auto"/>
         <w:tblBorders>
           <w:top w:val="none" w:sz="0" w:space="0" w:color="auto"/>
@@ -873,7 +973,7 @@
             </w:r>
             <w:r>
               <w:rPr>
-                <w:rFonts w:ascii="SimSun" w:eastAsia="SimSun" w:hAnsi="SimSun" w:cs="SimSun" w:hint="eastAsia"/>
+                <w:rFonts w:ascii="宋体" w:eastAsia="宋体" w:hAnsi="宋体" w:cs="宋体" w:hint="eastAsia"/>
                 <w:sz w:val="20"/>
                 <w:szCs w:val="20"/>
               </w:rPr>
@@ -1037,7 +1137,7 @@
             </w:r>
             <w:r>
               <w:rPr>
-                <w:rFonts w:ascii="SimSun" w:eastAsia="SimSun" w:hAnsi="SimSun" w:cs="SimSun" w:hint="eastAsia"/>
+                <w:rFonts w:ascii="宋体" w:eastAsia="宋体" w:hAnsi="宋体" w:cs="宋体" w:hint="eastAsia"/>
                 <w:sz w:val="20"/>
                 <w:szCs w:val="20"/>
               </w:rPr>
@@ -1203,7 +1303,7 @@
             </w:r>
             <w:r>
               <w:rPr>
-                <w:rFonts w:ascii="SimSun" w:eastAsia="SimSun" w:hAnsi="SimSun" w:cs="SimSun" w:hint="eastAsia"/>
+                <w:rFonts w:ascii="宋体" w:eastAsia="宋体" w:hAnsi="宋体" w:cs="宋体" w:hint="eastAsia"/>
                 <w:sz w:val="20"/>
                 <w:szCs w:val="20"/>
               </w:rPr>
@@ -1289,7 +1389,7 @@
             </w:r>
             <w:r>
               <w:rPr>
-                <w:rFonts w:ascii="SimSun" w:eastAsia="SimSun" w:hAnsi="SimSun" w:cs="SimSun" w:hint="eastAsia"/>
+                <w:rFonts w:ascii="宋体" w:eastAsia="宋体" w:hAnsi="宋体" w:cs="宋体" w:hint="eastAsia"/>
                 <w:sz w:val="20"/>
                 <w:szCs w:val="20"/>
               </w:rPr>
@@ -1368,7 +1468,7 @@
             </w:r>
             <w:r>
               <w:rPr>
-                <w:rFonts w:ascii="SimSun" w:eastAsia="SimSun" w:hAnsi="SimSun" w:cs="SimSun" w:hint="eastAsia"/>
+                <w:rFonts w:ascii="宋体" w:eastAsia="宋体" w:hAnsi="宋体" w:cs="宋体" w:hint="eastAsia"/>
                 <w:sz w:val="20"/>
                 <w:szCs w:val="20"/>
               </w:rPr>
@@ -1438,7 +1538,7 @@
       <w:pPr>
         <w:jc w:val="center"/>
         <w:rPr>
-          <w:rFonts w:ascii="Microsoft YaHei" w:eastAsia="Microsoft YaHei" w:hAnsi="Microsoft YaHei"/>
+          <w:rFonts w:ascii="微软雅黑" w:eastAsia="微软雅黑" w:hAnsi="微软雅黑"/>
           <w:b/>
           <w:sz w:val="24"/>
           <w:szCs w:val="24"/>
@@ -1446,7 +1546,7 @@
       </w:pPr>
       <w:r>
         <w:rPr>
-          <w:rFonts w:ascii="Microsoft YaHei" w:eastAsia="Microsoft YaHei" w:hAnsi="Microsoft YaHei" w:hint="eastAsia"/>
+          <w:rFonts w:ascii="微软雅黑" w:eastAsia="微软雅黑" w:hAnsi="微软雅黑" w:hint="eastAsia"/>
           <w:b/>
           <w:sz w:val="24"/>
           <w:szCs w:val="24"/>
@@ -1456,7 +1556,7 @@
     </w:p>
     <w:tbl>
       <w:tblPr>
-        <w:tblStyle w:val="a3"/>
+        <w:tblStyle w:val="TableGrid"/>
         <w:tblW w:w="10795" w:type="dxa"/>
         <w:tblLook w:val="04A0" w:firstRow="1" w:lastRow="0" w:firstColumn="1" w:lastColumn="0" w:noHBand="0" w:noVBand="1"/>
       </w:tblPr>
@@ -2692,7 +2792,7 @@
       <w:pPr>
         <w:jc w:val="center"/>
         <w:rPr>
-          <w:rFonts w:ascii="Microsoft YaHei" w:eastAsia="Microsoft YaHei" w:hAnsi="Microsoft YaHei"/>
+          <w:rFonts w:ascii="微软雅黑" w:eastAsia="微软雅黑" w:hAnsi="微软雅黑"/>
           <w:b/>
           <w:sz w:val="24"/>
           <w:szCs w:val="24"/>
@@ -2700,7 +2800,7 @@
       </w:pPr>
       <w:r>
         <w:rPr>
-          <w:rFonts w:ascii="Microsoft YaHei" w:eastAsia="Microsoft YaHei" w:hAnsi="Microsoft YaHei" w:hint="eastAsia"/>
+          <w:rFonts w:ascii="微软雅黑" w:eastAsia="微软雅黑" w:hAnsi="微软雅黑" w:hint="eastAsia"/>
           <w:b/>
           <w:sz w:val="24"/>
           <w:szCs w:val="24"/>
@@ -2710,7 +2810,7 @@
     </w:p>
     <w:tbl>
       <w:tblPr>
-        <w:tblStyle w:val="a3"/>
+        <w:tblStyle w:val="TableGrid"/>
         <w:tblW w:w="0" w:type="auto"/>
         <w:tblLook w:val="04A0" w:firstRow="1" w:lastRow="0" w:firstColumn="1" w:lastColumn="0" w:noHBand="0" w:noVBand="1"/>
       </w:tblPr>
@@ -2777,7 +2877,7 @@
             </w:pPr>
             <w:r>
               <w:rPr>
-                <w:rFonts w:ascii="SimSun" w:eastAsia="SimSun" w:hAnsi="SimSun" w:cs="SimSun" w:hint="eastAsia"/>
+                <w:rFonts w:ascii="宋体" w:eastAsia="宋体" w:hAnsi="宋体" w:cs="宋体" w:hint="eastAsia"/>
                 <w:b/>
               </w:rPr>
               <w:t>合同价格</w:t>
@@ -2921,7 +3021,7 @@
       <w:pPr>
         <w:jc w:val="center"/>
         <w:rPr>
-          <w:rFonts w:ascii="Microsoft YaHei" w:eastAsia="Microsoft YaHei" w:hAnsi="Microsoft YaHei"/>
+          <w:rFonts w:ascii="微软雅黑" w:eastAsia="微软雅黑" w:hAnsi="微软雅黑"/>
           <w:b/>
           <w:sz w:val="24"/>
           <w:szCs w:val="24"/>
@@ -2929,7 +3029,7 @@
       </w:pPr>
       <w:r>
         <w:rPr>
-          <w:rFonts w:ascii="Microsoft YaHei" w:eastAsia="Microsoft YaHei" w:hAnsi="Microsoft YaHei" w:hint="eastAsia"/>
+          <w:rFonts w:ascii="微软雅黑" w:eastAsia="微软雅黑" w:hAnsi="微软雅黑" w:hint="eastAsia"/>
           <w:b/>
           <w:sz w:val="24"/>
           <w:szCs w:val="24"/>
@@ -2939,7 +3039,7 @@
     </w:p>
     <w:tbl>
       <w:tblPr>
-        <w:tblStyle w:val="a3"/>
+        <w:tblStyle w:val="TableGrid"/>
         <w:tblW w:w="0" w:type="auto"/>
         <w:tblLook w:val="04A0" w:firstRow="1" w:lastRow="0" w:firstColumn="1" w:lastColumn="0" w:noHBand="0" w:noVBand="1"/>
       </w:tblPr>
@@ -3110,7 +3210,7 @@
       <w:pPr>
         <w:jc w:val="center"/>
         <w:rPr>
-          <w:rFonts w:ascii="Microsoft YaHei" w:eastAsia="Microsoft YaHei" w:hAnsi="Microsoft YaHei"/>
+          <w:rFonts w:ascii="微软雅黑" w:eastAsia="微软雅黑" w:hAnsi="微软雅黑"/>
           <w:b/>
           <w:sz w:val="24"/>
           <w:szCs w:val="24"/>
@@ -3118,7 +3218,7 @@
       </w:pPr>
       <w:r>
         <w:rPr>
-          <w:rFonts w:ascii="Microsoft YaHei" w:eastAsia="Microsoft YaHei" w:hAnsi="Microsoft YaHei" w:hint="eastAsia"/>
+          <w:rFonts w:ascii="微软雅黑" w:eastAsia="微软雅黑" w:hAnsi="微软雅黑" w:hint="eastAsia"/>
           <w:b/>
           <w:sz w:val="24"/>
           <w:szCs w:val="24"/>
@@ -3128,7 +3228,7 @@
     </w:p>
     <w:tbl>
       <w:tblPr>
-        <w:tblStyle w:val="a3"/>
+        <w:tblStyle w:val="TableGrid"/>
         <w:tblW w:w="10910" w:type="dxa"/>
         <w:tblLook w:val="04A0" w:firstRow="1" w:lastRow="0" w:firstColumn="1" w:lastColumn="0" w:noHBand="0" w:noVBand="1"/>
       </w:tblPr>
@@ -3154,13 +3254,12 @@
             <w:pPr>
               <w:jc w:val="center"/>
               <w:rPr>
-                <w:rFonts w:hint="eastAsia"/>
                 <w:b/>
               </w:rPr>
             </w:pPr>
             <w:r>
               <w:rPr>
-                <w:rFonts w:ascii="Microsoft YaHei" w:eastAsia="Microsoft YaHei" w:hAnsi="Microsoft YaHei" w:cs="Microsoft YaHei" w:hint="eastAsia"/>
+                <w:rFonts w:ascii="微软雅黑" w:eastAsia="微软雅黑" w:hAnsi="微软雅黑" w:cs="微软雅黑" w:hint="eastAsia"/>
                 <w:b/>
               </w:rPr>
               <w:t>开始时</w:t>
@@ -3194,7 +3293,7 @@
             </w:pPr>
             <w:r>
               <w:rPr>
-                <w:rFonts w:ascii="Microsoft YaHei" w:eastAsia="Microsoft YaHei" w:hAnsi="Microsoft YaHei" w:cs="Microsoft YaHei" w:hint="eastAsia"/>
+                <w:rFonts w:ascii="微软雅黑" w:eastAsia="微软雅黑" w:hAnsi="微软雅黑" w:cs="微软雅黑" w:hint="eastAsia"/>
                 <w:b/>
               </w:rPr>
               <w:t>结束时</w:t>
@@ -3228,7 +3327,7 @@
             </w:pPr>
             <w:r>
               <w:rPr>
-                <w:rFonts w:ascii="Microsoft YaHei" w:eastAsia="Microsoft YaHei" w:hAnsi="Microsoft YaHei" w:cs="Microsoft YaHei" w:hint="eastAsia"/>
+                <w:rFonts w:ascii="微软雅黑" w:eastAsia="微软雅黑" w:hAnsi="微软雅黑" w:cs="微软雅黑" w:hint="eastAsia"/>
                 <w:b/>
               </w:rPr>
               <w:t>工时</w:t>
@@ -3241,7 +3340,7 @@
             </w:r>
             <w:r>
               <w:rPr>
-                <w:rFonts w:ascii="Microsoft YaHei" w:eastAsia="Microsoft YaHei" w:hAnsi="Microsoft YaHei" w:cs="Microsoft YaHei" w:hint="eastAsia"/>
+                <w:rFonts w:ascii="微软雅黑" w:eastAsia="微软雅黑" w:hAnsi="微软雅黑" w:cs="微软雅黑" w:hint="eastAsia"/>
                 <w:b/>
               </w:rPr>
               <w:t>小时</w:t>
@@ -3274,7 +3373,7 @@
             </w:pPr>
             <w:r>
               <w:rPr>
-                <w:rFonts w:ascii="Microsoft YaHei" w:eastAsia="Microsoft YaHei" w:hAnsi="Microsoft YaHei" w:cs="Microsoft YaHei" w:hint="eastAsia"/>
+                <w:rFonts w:ascii="微软雅黑" w:eastAsia="微软雅黑" w:hAnsi="微软雅黑" w:cs="微软雅黑" w:hint="eastAsia"/>
                 <w:b/>
               </w:rPr>
               <w:t>备</w:t>
@@ -3321,16 +3420,13 @@
     <w:p>
       <w:pPr>
         <w:jc w:val="center"/>
-        <w:rPr>
-          <w:rFonts w:hint="eastAsia"/>
-        </w:rPr>
       </w:pPr>
     </w:p>
     <w:p>
       <w:pPr>
         <w:jc w:val="center"/>
         <w:rPr>
-          <w:rFonts w:ascii="Microsoft YaHei" w:eastAsia="Microsoft YaHei" w:hAnsi="Microsoft YaHei"/>
+          <w:rFonts w:ascii="微软雅黑" w:eastAsia="微软雅黑" w:hAnsi="微软雅黑"/>
           <w:b/>
           <w:sz w:val="24"/>
           <w:szCs w:val="24"/>
@@ -3338,18 +3434,17 @@
       </w:pPr>
       <w:r>
         <w:rPr>
-          <w:rFonts w:ascii="Microsoft YaHei" w:eastAsia="Microsoft YaHei" w:hAnsi="Microsoft YaHei" w:hint="eastAsia"/>
+          <w:rFonts w:ascii="微软雅黑" w:eastAsia="微软雅黑" w:hAnsi="微软雅黑" w:hint="eastAsia"/>
           <w:b/>
           <w:sz w:val="24"/>
           <w:szCs w:val="24"/>
         </w:rPr>
-        <w:lastRenderedPageBreak/>
         <w:t>费用审核记录</w:t>
       </w:r>
     </w:p>
     <w:tbl>
       <w:tblPr>
-        <w:tblStyle w:val="a3"/>
+        <w:tblStyle w:val="TableGrid"/>
         <w:tblW w:w="0" w:type="auto"/>
         <w:tblLook w:val="04A0" w:firstRow="1" w:lastRow="0" w:firstColumn="1" w:lastColumn="0" w:noHBand="0" w:noVBand="1"/>
       </w:tblPr>
@@ -3532,7 +3627,7 @@
       <w:pPr>
         <w:jc w:val="right"/>
       </w:pPr>
-      <w:bookmarkStart w:id="0" w:name="_Hlk92902109"/>
+      <w:bookmarkStart w:id="2" w:name="_Hlk92902109"/>
       <w:r>
         <w:t>{{</w:t>
       </w:r>
@@ -3656,7 +3751,7 @@
       <w:r>
         <w:t>{{</w:t>
       </w:r>
-      <w:bookmarkStart w:id="1" w:name="OLE_LINK9"/>
+      <w:bookmarkStart w:id="3" w:name="OLE_LINK9"/>
       <w:r>
         <w:rPr>
           <w:rFonts w:hint="eastAsia"/>
@@ -3672,7 +3767,7 @@
       <w:r>
         <w:t>3</w:t>
       </w:r>
-      <w:bookmarkEnd w:id="1"/>
+      <w:bookmarkEnd w:id="3"/>
       <w:proofErr w:type="gramStart"/>
       <w:r>
         <w:t>}}{</w:t>
@@ -3695,7 +3790,7 @@
       <w:pPr>
         <w:jc w:val="right"/>
       </w:pPr>
-      <w:bookmarkStart w:id="2" w:name="OLE_LINK1"/>
+      <w:bookmarkStart w:id="4" w:name="OLE_LINK1"/>
       <w:r>
         <w:t>{{</w:t>
       </w:r>
@@ -3739,7 +3834,7 @@
       <w:r>
         <w:t>{{</w:t>
       </w:r>
-      <w:bookmarkStart w:id="3" w:name="OLE_LINK2"/>
+      <w:bookmarkStart w:id="5" w:name="OLE_LINK2"/>
       <w:r>
         <w:rPr>
           <w:rFonts w:hint="eastAsia"/>
@@ -3749,7 +3844,7 @@
       <w:r>
         <w:t>_request_picture_title0</w:t>
       </w:r>
-      <w:bookmarkEnd w:id="3"/>
+      <w:bookmarkEnd w:id="5"/>
       <w:proofErr w:type="gramStart"/>
       <w:r>
         <w:t>}}{</w:t>
@@ -3758,16 +3853,16 @@
       <w:r>
         <w:t>{@</w:t>
       </w:r>
-      <w:bookmarkStart w:id="4" w:name="OLE_LINK10"/>
-      <w:bookmarkStart w:id="5" w:name="OLE_LINK4"/>
+      <w:bookmarkStart w:id="6" w:name="OLE_LINK10"/>
+      <w:bookmarkStart w:id="7" w:name="OLE_LINK4"/>
       <w:r>
         <w:t>serviceRequestPicture</w:t>
       </w:r>
-      <w:bookmarkEnd w:id="4"/>
+      <w:bookmarkEnd w:id="6"/>
       <w:r>
         <w:t>0</w:t>
       </w:r>
-      <w:bookmarkEnd w:id="5"/>
+      <w:bookmarkEnd w:id="7"/>
       <w:r>
         <w:t>}}</w:t>
       </w:r>
@@ -3867,11 +3962,11 @@
       <w:r>
         <w:t>{{</w:t>
       </w:r>
-      <w:bookmarkStart w:id="6" w:name="OLE_LINK3"/>
+      <w:bookmarkStart w:id="8" w:name="OLE_LINK3"/>
       <w:r>
         <w:t>workorder_picture_title0</w:t>
       </w:r>
-      <w:bookmarkEnd w:id="6"/>
+      <w:bookmarkEnd w:id="8"/>
       <w:proofErr w:type="gramStart"/>
       <w:r>
         <w:t>}}{</w:t>
@@ -3880,16 +3975,16 @@
       <w:r>
         <w:t>{@</w:t>
       </w:r>
-      <w:bookmarkStart w:id="7" w:name="OLE_LINK11"/>
-      <w:bookmarkStart w:id="8" w:name="OLE_LINK5"/>
+      <w:bookmarkStart w:id="9" w:name="OLE_LINK11"/>
+      <w:bookmarkStart w:id="10" w:name="OLE_LINK5"/>
       <w:r>
         <w:t>workOrderPicture</w:t>
       </w:r>
-      <w:bookmarkEnd w:id="7"/>
+      <w:bookmarkEnd w:id="9"/>
       <w:r>
         <w:t>0</w:t>
       </w:r>
-      <w:bookmarkEnd w:id="8"/>
+      <w:bookmarkEnd w:id="10"/>
       <w:r>
         <w:t>}}</w:t>
       </w:r>
@@ -3989,11 +4084,11 @@
       <w:r>
         <w:t>{{</w:t>
       </w:r>
-      <w:bookmarkStart w:id="9" w:name="OLE_LINK6"/>
+      <w:bookmarkStart w:id="11" w:name="OLE_LINK6"/>
       <w:r>
         <w:t>parts_picture_title0</w:t>
       </w:r>
-      <w:bookmarkEnd w:id="9"/>
+      <w:bookmarkEnd w:id="11"/>
       <w:proofErr w:type="gramStart"/>
       <w:r>
         <w:t>}}{</w:t>
@@ -4002,16 +4097,16 @@
       <w:r>
         <w:t>{@</w:t>
       </w:r>
-      <w:bookmarkStart w:id="10" w:name="OLE_LINK14"/>
-      <w:bookmarkStart w:id="11" w:name="OLE_LINK8"/>
+      <w:bookmarkStart w:id="12" w:name="OLE_LINK14"/>
+      <w:bookmarkStart w:id="13" w:name="OLE_LINK8"/>
       <w:r>
         <w:t>partsPicture</w:t>
       </w:r>
-      <w:bookmarkEnd w:id="10"/>
+      <w:bookmarkEnd w:id="12"/>
       <w:r>
         <w:t>0</w:t>
       </w:r>
-      <w:bookmarkEnd w:id="11"/>
+      <w:bookmarkEnd w:id="13"/>
       <w:r>
         <w:t>}}</w:t>
       </w:r>
@@ -4034,11 +4129,11 @@
       <w:r>
         <w:t>{@</w:t>
       </w:r>
-      <w:bookmarkStart w:id="12" w:name="OLE_LINK12"/>
+      <w:bookmarkStart w:id="14" w:name="OLE_LINK12"/>
       <w:r>
         <w:t>partsPicture</w:t>
       </w:r>
-      <w:bookmarkEnd w:id="12"/>
+      <w:bookmarkEnd w:id="14"/>
       <w:r>
         <w:t>1</w:t>
       </w:r>
@@ -4053,11 +4148,11 @@
       <w:r>
         <w:t>{{</w:t>
       </w:r>
-      <w:bookmarkStart w:id="13" w:name="OLE_LINK13"/>
+      <w:bookmarkStart w:id="15" w:name="OLE_LINK13"/>
       <w:r>
         <w:t>parts_picture_title2</w:t>
       </w:r>
-      <w:bookmarkEnd w:id="13"/>
+      <w:bookmarkEnd w:id="15"/>
       <w:proofErr w:type="gramStart"/>
       <w:r>
         <w:t>}}{</w:t>
@@ -4077,7 +4172,7 @@
       <w:pPr>
         <w:jc w:val="right"/>
       </w:pPr>
-      <w:bookmarkStart w:id="14" w:name="OLE_LINK7"/>
+      <w:bookmarkStart w:id="16" w:name="OLE_LINK7"/>
       <w:r>
         <w:t>{{</w:t>
       </w:r>
@@ -4099,7 +4194,7 @@
         <w:t>}}</w:t>
       </w:r>
     </w:p>
-    <w:bookmarkEnd w:id="14"/>
+    <w:bookmarkEnd w:id="16"/>
     <w:p>
       <w:pPr>
         <w:jc w:val="right"/>
@@ -4127,8 +4222,8 @@
         <w:jc w:val="right"/>
       </w:pPr>
     </w:p>
-    <w:bookmarkEnd w:id="0"/>
     <w:bookmarkEnd w:id="2"/>
+    <w:bookmarkEnd w:id="4"/>
     <w:p>
       <w:pPr>
         <w:jc w:val="right"/>
@@ -4594,17 +4689,17 @@
     <w:lsdException w:name="Unresolved Mention" w:semiHidden="1" w:unhideWhenUsed="1"/>
     <w:lsdException w:name="Smart Link" w:semiHidden="1" w:unhideWhenUsed="1"/>
   </w:latentStyles>
-  <w:style w:type="paragraph" w:default="1" w:styleId="a">
+  <w:style w:type="paragraph" w:default="1" w:styleId="Normal">
     <w:name w:val="Normal"/>
     <w:qFormat/>
   </w:style>
-  <w:style w:type="character" w:default="1" w:styleId="a0">
+  <w:style w:type="character" w:default="1" w:styleId="DefaultParagraphFont">
     <w:name w:val="Default Paragraph Font"/>
     <w:uiPriority w:val="1"/>
     <w:semiHidden/>
     <w:unhideWhenUsed/>
   </w:style>
-  <w:style w:type="table" w:default="1" w:styleId="a1">
+  <w:style w:type="table" w:default="1" w:styleId="TableNormal">
     <w:name w:val="Normal Table"/>
     <w:uiPriority w:val="99"/>
     <w:semiHidden/>
@@ -4619,15 +4714,15 @@
       </w:tblCellMar>
     </w:tblPr>
   </w:style>
-  <w:style w:type="numbering" w:default="1" w:styleId="a2">
+  <w:style w:type="numbering" w:default="1" w:styleId="NoList">
     <w:name w:val="No List"/>
     <w:uiPriority w:val="99"/>
     <w:semiHidden/>
     <w:unhideWhenUsed/>
   </w:style>
-  <w:style w:type="table" w:styleId="a3">
+  <w:style w:type="table" w:styleId="TableGrid">
     <w:name w:val="Table Grid"/>
-    <w:basedOn w:val="a1"/>
+    <w:basedOn w:val="TableNormal"/>
     <w:uiPriority w:val="39"/>
     <w:rsid w:val="00347F63"/>
     <w:pPr>
@@ -4644,10 +4739,10 @@
       </w:tblBorders>
     </w:tblPr>
   </w:style>
-  <w:style w:type="paragraph" w:styleId="a4">
+  <w:style w:type="paragraph" w:styleId="Header">
     <w:name w:val="header"/>
-    <w:basedOn w:val="a"/>
-    <w:link w:val="a5"/>
+    <w:basedOn w:val="Normal"/>
+    <w:link w:val="HeaderChar"/>
     <w:uiPriority w:val="99"/>
     <w:unhideWhenUsed/>
     <w:rsid w:val="00533C88"/>
@@ -4668,10 +4763,10 @@
       <w:szCs w:val="18"/>
     </w:rPr>
   </w:style>
-  <w:style w:type="character" w:customStyle="1" w:styleId="a5">
-    <w:name w:val="页眉 字符"/>
-    <w:basedOn w:val="a0"/>
-    <w:link w:val="a4"/>
+  <w:style w:type="character" w:customStyle="1" w:styleId="HeaderChar">
+    <w:name w:val="Header Char"/>
+    <w:basedOn w:val="DefaultParagraphFont"/>
+    <w:link w:val="Header"/>
     <w:uiPriority w:val="99"/>
     <w:rsid w:val="00533C88"/>
     <w:rPr>
@@ -4679,10 +4774,10 @@
       <w:szCs w:val="18"/>
     </w:rPr>
   </w:style>
-  <w:style w:type="paragraph" w:styleId="a6">
+  <w:style w:type="paragraph" w:styleId="Footer">
     <w:name w:val="footer"/>
-    <w:basedOn w:val="a"/>
-    <w:link w:val="a7"/>
+    <w:basedOn w:val="Normal"/>
+    <w:link w:val="FooterChar"/>
     <w:uiPriority w:val="99"/>
     <w:unhideWhenUsed/>
     <w:rsid w:val="00533C88"/>
@@ -4699,10 +4794,10 @@
       <w:szCs w:val="18"/>
     </w:rPr>
   </w:style>
-  <w:style w:type="character" w:customStyle="1" w:styleId="a7">
-    <w:name w:val="页脚 字符"/>
-    <w:basedOn w:val="a0"/>
-    <w:link w:val="a6"/>
+  <w:style w:type="character" w:customStyle="1" w:styleId="FooterChar">
+    <w:name w:val="Footer Char"/>
+    <w:basedOn w:val="DefaultParagraphFont"/>
+    <w:link w:val="Footer"/>
     <w:uiPriority w:val="99"/>
     <w:rsid w:val="00533C88"/>
     <w:rPr>

--- a/src/src/main/webapp/portal/wo/woExportTemplate/template_zh.docx
+++ b/src/src/main/webapp/portal/wo/woExportTemplate/template_zh.docx
@@ -1,6 +1,6 @@
 
 <file path=word/document.xml><?xml version="1.0" encoding="utf-8"?>
-<w:document xmlns:wpc="http://schemas.microsoft.com/office/word/2010/wordprocessingCanvas" xmlns:cx="http://schemas.microsoft.com/office/drawing/2014/chartex" xmlns:cx1="http://schemas.microsoft.com/office/drawing/2015/9/8/chartex" xmlns:cx2="http://schemas.microsoft.com/office/drawing/2015/10/21/chartex" xmlns:cx3="http://schemas.microsoft.com/office/drawing/2016/5/9/chartex" xmlns:cx4="http://schemas.microsoft.com/office/drawing/2016/5/10/chartex" xmlns:cx5="http://schemas.microsoft.com/office/drawing/2016/5/11/chartex" xmlns:cx6="http://schemas.microsoft.com/office/drawing/2016/5/12/chartex" xmlns:cx7="http://schemas.microsoft.com/office/drawing/2016/5/13/chartex" xmlns:cx8="http://schemas.microsoft.com/office/drawing/2016/5/14/chartex" xmlns:mc="http://schemas.openxmlformats.org/markup-compatibility/2006" xmlns:aink="http://schemas.microsoft.com/office/drawing/2016/ink" xmlns:am3d="http://schemas.microsoft.com/office/drawing/2017/model3d" xmlns:o="urn:schemas-microsoft-com:office:office" xmlns:r="http://schemas.openxmlformats.org/officeDocument/2006/relationships" xmlns:m="http://schemas.openxmlformats.org/officeDocument/2006/math" xmlns:v="urn:schemas-microsoft-com:vml" xmlns:wp14="http://schemas.microsoft.com/office/word/2010/wordprocessingDrawing" xmlns:wp="http://schemas.openxmlformats.org/drawingml/2006/wordprocessingDrawing" xmlns:w10="urn:schemas-microsoft-com:office:word" xmlns:w="http://schemas.openxmlformats.org/wordprocessingml/2006/main" xmlns:w14="http://schemas.microsoft.com/office/word/2010/wordml" xmlns:w15="http://schemas.microsoft.com/office/word/2012/wordml" xmlns:w16cex="http://schemas.microsoft.com/office/word/2018/wordml/cex" xmlns:w16cid="http://schemas.microsoft.com/office/word/2016/wordml/cid" xmlns:w16="http://schemas.microsoft.com/office/word/2018/wordml" xmlns:w16sdtdh="http://schemas.microsoft.com/office/word/2020/wordml/sdtdatahash" xmlns:w16se="http://schemas.microsoft.com/office/word/2015/wordml/symex" xmlns:wpg="http://schemas.microsoft.com/office/word/2010/wordprocessingGroup" xmlns:wpi="http://schemas.microsoft.com/office/word/2010/wordprocessingInk" xmlns:wne="http://schemas.microsoft.com/office/word/2006/wordml" xmlns:wps="http://schemas.microsoft.com/office/word/2010/wordprocessingShape" mc:Ignorable="w14 w15 w16se w16cid w16 w16cex w16sdtdh wp14">
+<w:document xmlns:wpc="http://schemas.microsoft.com/office/word/2010/wordprocessingCanvas" xmlns:cx="http://schemas.microsoft.com/office/drawing/2014/chartex" xmlns:cx1="http://schemas.microsoft.com/office/drawing/2015/9/8/chartex" xmlns:cx2="http://schemas.microsoft.com/office/drawing/2015/10/21/chartex" xmlns:cx3="http://schemas.microsoft.com/office/drawing/2016/5/9/chartex" xmlns:cx4="http://schemas.microsoft.com/office/drawing/2016/5/10/chartex" xmlns:cx5="http://schemas.microsoft.com/office/drawing/2016/5/11/chartex" xmlns:cx6="http://schemas.microsoft.com/office/drawing/2016/5/12/chartex" xmlns:cx7="http://schemas.microsoft.com/office/drawing/2016/5/13/chartex" xmlns:cx8="http://schemas.microsoft.com/office/drawing/2016/5/14/chartex" xmlns:mc="http://schemas.openxmlformats.org/markup-compatibility/2006" xmlns:aink="http://schemas.microsoft.com/office/drawing/2016/ink" xmlns:am3d="http://schemas.microsoft.com/office/drawing/2017/model3d" xmlns:o="urn:schemas-microsoft-com:office:office" xmlns:oel="http://schemas.microsoft.com/office/2019/extlst" xmlns:r="http://schemas.openxmlformats.org/officeDocument/2006/relationships" xmlns:m="http://schemas.openxmlformats.org/officeDocument/2006/math" xmlns:v="urn:schemas-microsoft-com:vml" xmlns:wp14="http://schemas.microsoft.com/office/word/2010/wordprocessingDrawing" xmlns:wp="http://schemas.openxmlformats.org/drawingml/2006/wordprocessingDrawing" xmlns:w10="urn:schemas-microsoft-com:office:word" xmlns:w="http://schemas.openxmlformats.org/wordprocessingml/2006/main" xmlns:w14="http://schemas.microsoft.com/office/word/2010/wordml" xmlns:w15="http://schemas.microsoft.com/office/word/2012/wordml" xmlns:w16cex="http://schemas.microsoft.com/office/word/2018/wordml/cex" xmlns:w16cid="http://schemas.microsoft.com/office/word/2016/wordml/cid" xmlns:w16="http://schemas.microsoft.com/office/word/2018/wordml" xmlns:w16sdtdh="http://schemas.microsoft.com/office/word/2020/wordml/sdtdatahash" xmlns:w16se="http://schemas.microsoft.com/office/word/2015/wordml/symex" xmlns:wpg="http://schemas.microsoft.com/office/word/2010/wordprocessingGroup" xmlns:wpi="http://schemas.microsoft.com/office/word/2010/wordprocessingInk" xmlns:wne="http://schemas.microsoft.com/office/word/2006/wordml" xmlns:wps="http://schemas.microsoft.com/office/word/2010/wordprocessingShape" mc:Ignorable="w14 w15 w16se w16cid w16 w16cex w16sdtdh wp14">
   <w:body>
     <w:p>
       <w:pPr>
@@ -138,7 +138,7 @@
     </w:p>
     <w:tbl>
       <w:tblPr>
-        <w:tblStyle w:val="TableGrid"/>
+        <w:tblStyle w:val="a3"/>
         <w:tblW w:w="10795" w:type="dxa"/>
         <w:tblLook w:val="04A0" w:firstRow="1" w:lastRow="0" w:firstColumn="1" w:lastColumn="0" w:noHBand="0" w:noVBand="1"/>
       </w:tblPr>
@@ -934,7 +934,7 @@
     </w:p>
     <w:tbl>
       <w:tblPr>
-        <w:tblStyle w:val="TableGrid"/>
+        <w:tblStyle w:val="a3"/>
         <w:tblW w:w="0" w:type="auto"/>
         <w:tblBorders>
           <w:top w:val="none" w:sz="0" w:space="0" w:color="auto"/>
@@ -1556,7 +1556,7 @@
     </w:p>
     <w:tbl>
       <w:tblPr>
-        <w:tblStyle w:val="TableGrid"/>
+        <w:tblStyle w:val="a3"/>
         <w:tblW w:w="10795" w:type="dxa"/>
         <w:tblLook w:val="04A0" w:firstRow="1" w:lastRow="0" w:firstColumn="1" w:lastColumn="0" w:noHBand="0" w:noVBand="1"/>
       </w:tblPr>
@@ -2810,7 +2810,7 @@
     </w:p>
     <w:tbl>
       <w:tblPr>
-        <w:tblStyle w:val="TableGrid"/>
+        <w:tblStyle w:val="a3"/>
         <w:tblW w:w="0" w:type="auto"/>
         <w:tblLook w:val="04A0" w:firstRow="1" w:lastRow="0" w:firstColumn="1" w:lastColumn="0" w:noHBand="0" w:noVBand="1"/>
       </w:tblPr>
@@ -3039,7 +3039,7 @@
     </w:p>
     <w:tbl>
       <w:tblPr>
-        <w:tblStyle w:val="TableGrid"/>
+        <w:tblStyle w:val="a3"/>
         <w:tblW w:w="0" w:type="auto"/>
         <w:tblLook w:val="04A0" w:firstRow="1" w:lastRow="0" w:firstColumn="1" w:lastColumn="0" w:noHBand="0" w:noVBand="1"/>
       </w:tblPr>
@@ -3228,7 +3228,7 @@
     </w:p>
     <w:tbl>
       <w:tblPr>
-        <w:tblStyle w:val="TableGrid"/>
+        <w:tblStyle w:val="a3"/>
         <w:tblW w:w="10910" w:type="dxa"/>
         <w:tblLook w:val="04A0" w:firstRow="1" w:lastRow="0" w:firstColumn="1" w:lastColumn="0" w:noHBand="0" w:noVBand="1"/>
       </w:tblPr>
@@ -3444,7 +3444,7 @@
     </w:p>
     <w:tbl>
       <w:tblPr>
-        <w:tblStyle w:val="TableGrid"/>
+        <w:tblStyle w:val="a3"/>
         <w:tblW w:w="0" w:type="auto"/>
         <w:tblLook w:val="04A0" w:firstRow="1" w:lastRow="0" w:firstColumn="1" w:lastColumn="0" w:noHBand="0" w:noVBand="1"/>
       </w:tblPr>
@@ -3829,7 +3829,7 @@
     </w:p>
     <w:p>
       <w:pPr>
-        <w:jc w:val="right"/>
+        <w:ind w:right="880"/>
       </w:pPr>
       <w:r>
         <w:t>{{</w:t>
@@ -3845,38 +3845,36 @@
         <w:t>_request_picture_title0</w:t>
       </w:r>
       <w:bookmarkEnd w:id="5"/>
-      <w:proofErr w:type="gramStart"/>
-      <w:r>
-        <w:t>}}{</w:t>
-      </w:r>
-      <w:proofErr w:type="gramEnd"/>
-      <w:r>
-        <w:t>{@</w:t>
-      </w:r>
-      <w:bookmarkStart w:id="6" w:name="OLE_LINK10"/>
-      <w:bookmarkStart w:id="7" w:name="OLE_LINK4"/>
-      <w:r>
-        <w:t>serviceRequestPicture</w:t>
-      </w:r>
-      <w:bookmarkEnd w:id="6"/>
-      <w:r>
-        <w:t>0</w:t>
-      </w:r>
-      <w:bookmarkEnd w:id="7"/>
       <w:r>
         <w:t>}}</w:t>
       </w:r>
     </w:p>
     <w:p>
       <w:pPr>
-        <w:jc w:val="right"/>
+        <w:ind w:right="880"/>
       </w:pPr>
       <w:r>
-        <w:t>{{service_request_picture_title1</w:t>
-      </w:r>
+        <w:t>{{@</w:t>
+      </w:r>
+      <w:bookmarkStart w:id="6" w:name="OLE_LINK10"/>
+      <w:bookmarkStart w:id="7" w:name="OLE_LINK4"/>
+      <w:r>
+        <w:t>serviceRequestPicture</w:t>
+      </w:r>
+      <w:bookmarkEnd w:id="6"/>
+      <w:r>
+        <w:t>0</w:t>
+      </w:r>
+      <w:bookmarkEnd w:id="7"/>
       <w:proofErr w:type="gramStart"/>
       <w:r>
-        <w:t>}}{</w:t>
+        <w:t>}}</w:t>
+      </w:r>
+      <w:r>
+        <w:t xml:space="preserve">  </w:t>
+      </w:r>
+      <w:r>
+        <w:t>{</w:t>
       </w:r>
       <w:proofErr w:type="gramEnd"/>
       <w:r>
@@ -3891,21 +3889,30 @@
     </w:p>
     <w:p>
       <w:pPr>
-        <w:jc w:val="right"/>
+        <w:ind w:right="880"/>
       </w:pPr>
       <w:r>
-        <w:t>{{service_request_picture_title2</w:t>
+        <w:t>{{@</w:t>
+      </w:r>
+      <w:r>
+        <w:t>serviceRequestPicture2</w:t>
       </w:r>
       <w:proofErr w:type="gramStart"/>
       <w:r>
-        <w:t>}}{</w:t>
+        <w:t>}}</w:t>
+      </w:r>
+      <w:r>
+        <w:t xml:space="preserve">  </w:t>
+      </w:r>
+      <w:r>
+        <w:t>{</w:t>
       </w:r>
       <w:proofErr w:type="gramEnd"/>
       <w:r>
         <w:t>{@</w:t>
       </w:r>
       <w:r>
-        <w:t>serviceRequestPicture2</w:t>
+        <w:t>serviceRequestPicture3</w:t>
       </w:r>
       <w:r>
         <w:t>}}</w:t>
@@ -3913,21 +3920,13 @@
     </w:p>
     <w:p>
       <w:pPr>
-        <w:jc w:val="right"/>
+        <w:ind w:right="880"/>
       </w:pPr>
       <w:r>
-        <w:t>{{service_request_picture_title3</w:t>
-      </w:r>
-      <w:proofErr w:type="gramStart"/>
-      <w:r>
-        <w:t>}}{</w:t>
-      </w:r>
-      <w:proofErr w:type="gramEnd"/>
-      <w:r>
-        <w:t>{@</w:t>
-      </w:r>
-      <w:r>
-        <w:t>serviceRequestPicture3</w:t>
+        <w:t>{{@</w:t>
+      </w:r>
+      <w:r>
+        <w:t>serviceRequestPicture4</w:t>
       </w:r>
       <w:r>
         <w:t>}}</w:t>
@@ -3935,45 +3934,26 @@
     </w:p>
     <w:p>
       <w:pPr>
-        <w:jc w:val="right"/>
+        <w:ind w:right="880"/>
       </w:pPr>
       <w:r>
-        <w:t>{{service_request_picture_title4</w:t>
-      </w:r>
-      <w:proofErr w:type="gramStart"/>
-      <w:r>
-        <w:t>}}{</w:t>
-      </w:r>
-      <w:proofErr w:type="gramEnd"/>
-      <w:r>
-        <w:t>{@</w:t>
-      </w:r>
-      <w:r>
-        <w:t>serviceRequestPicture4</w:t>
-      </w:r>
+        <w:t>{{</w:t>
+      </w:r>
+      <w:bookmarkStart w:id="8" w:name="OLE_LINK3"/>
+      <w:r>
+        <w:t>workorder_picture_title0</w:t>
+      </w:r>
+      <w:bookmarkEnd w:id="8"/>
       <w:r>
         <w:t>}}</w:t>
       </w:r>
     </w:p>
     <w:p>
       <w:pPr>
-        <w:jc w:val="right"/>
+        <w:ind w:right="880"/>
       </w:pPr>
       <w:r>
-        <w:t>{{</w:t>
-      </w:r>
-      <w:bookmarkStart w:id="8" w:name="OLE_LINK3"/>
-      <w:r>
-        <w:t>workorder_picture_title0</w:t>
-      </w:r>
-      <w:bookmarkEnd w:id="8"/>
-      <w:proofErr w:type="gramStart"/>
-      <w:r>
-        <w:t>}}{</w:t>
-      </w:r>
-      <w:proofErr w:type="gramEnd"/>
-      <w:r>
-        <w:t>{@</w:t>
+        <w:t>{{@</w:t>
       </w:r>
       <w:bookmarkStart w:id="9" w:name="OLE_LINK11"/>
       <w:bookmarkStart w:id="10" w:name="OLE_LINK5"/>
@@ -3991,21 +3971,36 @@
     </w:p>
     <w:p>
       <w:pPr>
-        <w:jc w:val="right"/>
+        <w:ind w:right="880"/>
       </w:pPr>
       <w:r>
-        <w:t>{{workorder_picture_title1</w:t>
+        <w:t>{{@</w:t>
+      </w:r>
+      <w:r>
+        <w:t>workOrderPicture1</w:t>
       </w:r>
       <w:proofErr w:type="gramStart"/>
       <w:r>
-        <w:t>}}{</w:t>
+        <w:t>}}</w:t>
+      </w:r>
+      <w:r>
+        <w:t xml:space="preserve">  </w:t>
+      </w:r>
+      <w:r>
+        <w:t>{</w:t>
       </w:r>
       <w:proofErr w:type="gramEnd"/>
       <w:r>
         <w:t>{@</w:t>
       </w:r>
       <w:r>
-        <w:t>workOrderPicture1</w:t>
+        <w:t>workOrderPicture</w:t>
+      </w:r>
+      <w:r>
+        <w:rPr>
+          <w:rFonts w:hint="eastAsia"/>
+        </w:rPr>
+        <w:t>2</w:t>
       </w:r>
       <w:r>
         <w:t>}}</w:t>
@@ -4013,21 +4008,30 @@
     </w:p>
     <w:p>
       <w:pPr>
-        <w:jc w:val="right"/>
+        <w:ind w:right="880"/>
       </w:pPr>
       <w:r>
-        <w:t>{{workorder_picture_title2</w:t>
+        <w:t>{{@</w:t>
+      </w:r>
+      <w:r>
+        <w:t>workOrderPicture3</w:t>
       </w:r>
       <w:proofErr w:type="gramStart"/>
       <w:r>
-        <w:t>}}{</w:t>
+        <w:t>}}</w:t>
+      </w:r>
+      <w:r>
+        <w:t xml:space="preserve">  </w:t>
+      </w:r>
+      <w:r>
+        <w:t>{</w:t>
       </w:r>
       <w:proofErr w:type="gramEnd"/>
       <w:r>
         <w:t>{@</w:t>
       </w:r>
       <w:r>
-        <w:t>workOrderPicture3</w:t>
+        <w:t>workOrderPicture4</w:t>
       </w:r>
       <w:r>
         <w:t>}}</w:t>
@@ -4035,43 +4039,58 @@
     </w:p>
     <w:p>
       <w:pPr>
-        <w:jc w:val="right"/>
+        <w:ind w:right="880"/>
       </w:pPr>
       <w:r>
-        <w:t>{{workorder_picture_title3</w:t>
-      </w:r>
-      <w:proofErr w:type="gramStart"/>
-      <w:r>
-        <w:t>}}{</w:t>
-      </w:r>
-      <w:proofErr w:type="gramEnd"/>
-      <w:r>
-        <w:t>{@</w:t>
-      </w:r>
-      <w:r>
-        <w:t>workOrderPicture3</w:t>
-      </w:r>
+        <w:t>{{</w:t>
+      </w:r>
+      <w:bookmarkStart w:id="11" w:name="OLE_LINK6"/>
+      <w:r>
+        <w:t>parts_picture_title0</w:t>
+      </w:r>
+      <w:bookmarkEnd w:id="11"/>
       <w:r>
         <w:t>}}</w:t>
       </w:r>
     </w:p>
     <w:p>
       <w:pPr>
-        <w:jc w:val="right"/>
+        <w:ind w:right="880"/>
       </w:pPr>
       <w:r>
-        <w:t>{{workorder_picture_title4</w:t>
-      </w:r>
+        <w:t>{{@</w:t>
+      </w:r>
+      <w:bookmarkStart w:id="12" w:name="OLE_LINK14"/>
+      <w:bookmarkStart w:id="13" w:name="OLE_LINK8"/>
+      <w:r>
+        <w:t>partsPicture</w:t>
+      </w:r>
+      <w:bookmarkEnd w:id="12"/>
+      <w:r>
+        <w:t>0</w:t>
+      </w:r>
+      <w:bookmarkEnd w:id="13"/>
       <w:proofErr w:type="gramStart"/>
       <w:r>
-        <w:t>}}{</w:t>
+        <w:t>}}</w:t>
+      </w:r>
+      <w:r>
+        <w:t xml:space="preserve">  </w:t>
+      </w:r>
+      <w:r>
+        <w:t>{</w:t>
       </w:r>
       <w:proofErr w:type="gramEnd"/>
       <w:r>
         <w:t>{@</w:t>
       </w:r>
-      <w:r>
-        <w:t>workOrderPicture4</w:t>
+      <w:bookmarkStart w:id="14" w:name="OLE_LINK12"/>
+      <w:r>
+        <w:t>partsPicture</w:t>
+      </w:r>
+      <w:bookmarkEnd w:id="14"/>
+      <w:r>
+        <w:t>1</w:t>
       </w:r>
       <w:r>
         <w:t>}}</w:t>
@@ -4079,136 +4098,43 @@
     </w:p>
     <w:p>
       <w:pPr>
-        <w:jc w:val="right"/>
+        <w:ind w:right="880"/>
       </w:pPr>
       <w:r>
-        <w:t>{{</w:t>
-      </w:r>
-      <w:bookmarkStart w:id="11" w:name="OLE_LINK6"/>
-      <w:r>
-        <w:t>parts_picture_title0</w:t>
-      </w:r>
-      <w:bookmarkEnd w:id="11"/>
+        <w:t>{{@</w:t>
+      </w:r>
+      <w:r>
+        <w:t>partsPicture2</w:t>
+      </w:r>
       <w:proofErr w:type="gramStart"/>
       <w:r>
-        <w:t>}}{</w:t>
+        <w:t>}}</w:t>
+      </w:r>
+      <w:bookmarkStart w:id="15" w:name="OLE_LINK7"/>
+      <w:r>
+        <w:t xml:space="preserve">  </w:t>
+      </w:r>
+      <w:r>
+        <w:t>{</w:t>
       </w:r>
       <w:proofErr w:type="gramEnd"/>
       <w:r>
         <w:t>{@</w:t>
       </w:r>
-      <w:bookmarkStart w:id="12" w:name="OLE_LINK14"/>
-      <w:bookmarkStart w:id="13" w:name="OLE_LINK8"/>
-      <w:r>
-        <w:t>partsPicture</w:t>
-      </w:r>
-      <w:bookmarkEnd w:id="12"/>
-      <w:r>
-        <w:t>0</w:t>
-      </w:r>
-      <w:bookmarkEnd w:id="13"/>
+      <w:r>
+        <w:t>partsPicture3</w:t>
+      </w:r>
       <w:r>
         <w:t>}}</w:t>
       </w:r>
+      <w:bookmarkEnd w:id="15"/>
     </w:p>
     <w:p>
       <w:pPr>
-        <w:jc w:val="right"/>
+        <w:ind w:right="880"/>
       </w:pPr>
       <w:r>
-        <w:t>{{</w:t>
-      </w:r>
-      <w:r>
-        <w:t>parts_picture_title1</w:t>
-      </w:r>
-      <w:proofErr w:type="gramStart"/>
-      <w:r>
-        <w:t>}}{</w:t>
-      </w:r>
-      <w:proofErr w:type="gramEnd"/>
-      <w:r>
-        <w:t>{@</w:t>
-      </w:r>
-      <w:bookmarkStart w:id="14" w:name="OLE_LINK12"/>
-      <w:r>
-        <w:t>partsPicture</w:t>
-      </w:r>
-      <w:bookmarkEnd w:id="14"/>
-      <w:r>
-        <w:t>1</w:t>
-      </w:r>
-      <w:r>
-        <w:t>}}</w:t>
-      </w:r>
-    </w:p>
-    <w:p>
-      <w:pPr>
-        <w:jc w:val="right"/>
-      </w:pPr>
-      <w:r>
-        <w:t>{{</w:t>
-      </w:r>
-      <w:bookmarkStart w:id="15" w:name="OLE_LINK13"/>
-      <w:r>
-        <w:t>parts_picture_title2</w:t>
-      </w:r>
-      <w:bookmarkEnd w:id="15"/>
-      <w:proofErr w:type="gramStart"/>
-      <w:r>
-        <w:t>}}{</w:t>
-      </w:r>
-      <w:proofErr w:type="gramEnd"/>
-      <w:r>
-        <w:t>{@</w:t>
-      </w:r>
-      <w:r>
-        <w:t>partsPicture2</w:t>
-      </w:r>
-      <w:r>
-        <w:t>}}</w:t>
-      </w:r>
-    </w:p>
-    <w:p>
-      <w:pPr>
-        <w:jc w:val="right"/>
-      </w:pPr>
-      <w:bookmarkStart w:id="16" w:name="OLE_LINK7"/>
-      <w:r>
-        <w:t>{{</w:t>
-      </w:r>
-      <w:r>
-        <w:t>parts_picture_title3</w:t>
-      </w:r>
-      <w:proofErr w:type="gramStart"/>
-      <w:r>
-        <w:t>}}{</w:t>
-      </w:r>
-      <w:proofErr w:type="gramEnd"/>
-      <w:r>
-        <w:t>{@</w:t>
-      </w:r>
-      <w:r>
-        <w:t>partsPicture3</w:t>
-      </w:r>
-      <w:r>
-        <w:t>}}</w:t>
-      </w:r>
-    </w:p>
-    <w:bookmarkEnd w:id="16"/>
-    <w:p>
-      <w:pPr>
-        <w:jc w:val="right"/>
-      </w:pPr>
-      <w:r>
-        <w:t>{{parts_picture_title4</w:t>
-      </w:r>
-      <w:proofErr w:type="gramStart"/>
-      <w:r>
-        <w:t>}}{</w:t>
-      </w:r>
-      <w:proofErr w:type="gramEnd"/>
-      <w:r>
-        <w:t>{@</w:t>
+        <w:t>{{@</w:t>
       </w:r>
       <w:r>
         <w:t>partsPicture4</w:t>
@@ -4245,7 +4171,7 @@
 </file>
 
 <file path=word/endnotes.xml><?xml version="1.0" encoding="utf-8"?>
-<w:endnotes xmlns:wpc="http://schemas.microsoft.com/office/word/2010/wordprocessingCanvas" xmlns:cx="http://schemas.microsoft.com/office/drawing/2014/chartex" xmlns:cx1="http://schemas.microsoft.com/office/drawing/2015/9/8/chartex" xmlns:cx2="http://schemas.microsoft.com/office/drawing/2015/10/21/chartex" xmlns:cx3="http://schemas.microsoft.com/office/drawing/2016/5/9/chartex" xmlns:cx4="http://schemas.microsoft.com/office/drawing/2016/5/10/chartex" xmlns:cx5="http://schemas.microsoft.com/office/drawing/2016/5/11/chartex" xmlns:cx6="http://schemas.microsoft.com/office/drawing/2016/5/12/chartex" xmlns:cx7="http://schemas.microsoft.com/office/drawing/2016/5/13/chartex" xmlns:cx8="http://schemas.microsoft.com/office/drawing/2016/5/14/chartex" xmlns:mc="http://schemas.openxmlformats.org/markup-compatibility/2006" xmlns:aink="http://schemas.microsoft.com/office/drawing/2016/ink" xmlns:am3d="http://schemas.microsoft.com/office/drawing/2017/model3d" xmlns:o="urn:schemas-microsoft-com:office:office" xmlns:r="http://schemas.openxmlformats.org/officeDocument/2006/relationships" xmlns:m="http://schemas.openxmlformats.org/officeDocument/2006/math" xmlns:v="urn:schemas-microsoft-com:vml" xmlns:wp14="http://schemas.microsoft.com/office/word/2010/wordprocessingDrawing" xmlns:wp="http://schemas.openxmlformats.org/drawingml/2006/wordprocessingDrawing" xmlns:w10="urn:schemas-microsoft-com:office:word" xmlns:w="http://schemas.openxmlformats.org/wordprocessingml/2006/main" xmlns:w14="http://schemas.microsoft.com/office/word/2010/wordml" xmlns:w15="http://schemas.microsoft.com/office/word/2012/wordml" xmlns:w16cex="http://schemas.microsoft.com/office/word/2018/wordml/cex" xmlns:w16cid="http://schemas.microsoft.com/office/word/2016/wordml/cid" xmlns:w16="http://schemas.microsoft.com/office/word/2018/wordml" xmlns:w16sdtdh="http://schemas.microsoft.com/office/word/2020/wordml/sdtdatahash" xmlns:w16se="http://schemas.microsoft.com/office/word/2015/wordml/symex" xmlns:wpg="http://schemas.microsoft.com/office/word/2010/wordprocessingGroup" xmlns:wpi="http://schemas.microsoft.com/office/word/2010/wordprocessingInk" xmlns:wne="http://schemas.microsoft.com/office/word/2006/wordml" xmlns:wps="http://schemas.microsoft.com/office/word/2010/wordprocessingShape" mc:Ignorable="w14 w15 w16se w16cid w16 w16cex w16sdtdh wp14">
+<w:endnotes xmlns:wpc="http://schemas.microsoft.com/office/word/2010/wordprocessingCanvas" xmlns:cx="http://schemas.microsoft.com/office/drawing/2014/chartex" xmlns:cx1="http://schemas.microsoft.com/office/drawing/2015/9/8/chartex" xmlns:cx2="http://schemas.microsoft.com/office/drawing/2015/10/21/chartex" xmlns:cx3="http://schemas.microsoft.com/office/drawing/2016/5/9/chartex" xmlns:cx4="http://schemas.microsoft.com/office/drawing/2016/5/10/chartex" xmlns:cx5="http://schemas.microsoft.com/office/drawing/2016/5/11/chartex" xmlns:cx6="http://schemas.microsoft.com/office/drawing/2016/5/12/chartex" xmlns:cx7="http://schemas.microsoft.com/office/drawing/2016/5/13/chartex" xmlns:cx8="http://schemas.microsoft.com/office/drawing/2016/5/14/chartex" xmlns:mc="http://schemas.openxmlformats.org/markup-compatibility/2006" xmlns:aink="http://schemas.microsoft.com/office/drawing/2016/ink" xmlns:am3d="http://schemas.microsoft.com/office/drawing/2017/model3d" xmlns:o="urn:schemas-microsoft-com:office:office" xmlns:oel="http://schemas.microsoft.com/office/2019/extlst" xmlns:r="http://schemas.openxmlformats.org/officeDocument/2006/relationships" xmlns:m="http://schemas.openxmlformats.org/officeDocument/2006/math" xmlns:v="urn:schemas-microsoft-com:vml" xmlns:wp14="http://schemas.microsoft.com/office/word/2010/wordprocessingDrawing" xmlns:wp="http://schemas.openxmlformats.org/drawingml/2006/wordprocessingDrawing" xmlns:w10="urn:schemas-microsoft-com:office:word" xmlns:w="http://schemas.openxmlformats.org/wordprocessingml/2006/main" xmlns:w14="http://schemas.microsoft.com/office/word/2010/wordml" xmlns:w15="http://schemas.microsoft.com/office/word/2012/wordml" xmlns:w16cex="http://schemas.microsoft.com/office/word/2018/wordml/cex" xmlns:w16cid="http://schemas.microsoft.com/office/word/2016/wordml/cid" xmlns:w16="http://schemas.microsoft.com/office/word/2018/wordml" xmlns:w16sdtdh="http://schemas.microsoft.com/office/word/2020/wordml/sdtdatahash" xmlns:w16se="http://schemas.microsoft.com/office/word/2015/wordml/symex" xmlns:wpg="http://schemas.microsoft.com/office/word/2010/wordprocessingGroup" xmlns:wpi="http://schemas.microsoft.com/office/word/2010/wordprocessingInk" xmlns:wne="http://schemas.microsoft.com/office/word/2006/wordml" xmlns:wps="http://schemas.microsoft.com/office/word/2010/wordprocessingShape" mc:Ignorable="w14 w15 w16se w16cid w16 w16cex w16sdtdh wp14">
   <w:endnote w:type="separator" w:id="-1">
     <w:p>
       <w:pPr>
@@ -4270,7 +4196,7 @@
 </file>
 
 <file path=word/footnotes.xml><?xml version="1.0" encoding="utf-8"?>
-<w:footnotes xmlns:wpc="http://schemas.microsoft.com/office/word/2010/wordprocessingCanvas" xmlns:cx="http://schemas.microsoft.com/office/drawing/2014/chartex" xmlns:cx1="http://schemas.microsoft.com/office/drawing/2015/9/8/chartex" xmlns:cx2="http://schemas.microsoft.com/office/drawing/2015/10/21/chartex" xmlns:cx3="http://schemas.microsoft.com/office/drawing/2016/5/9/chartex" xmlns:cx4="http://schemas.microsoft.com/office/drawing/2016/5/10/chartex" xmlns:cx5="http://schemas.microsoft.com/office/drawing/2016/5/11/chartex" xmlns:cx6="http://schemas.microsoft.com/office/drawing/2016/5/12/chartex" xmlns:cx7="http://schemas.microsoft.com/office/drawing/2016/5/13/chartex" xmlns:cx8="http://schemas.microsoft.com/office/drawing/2016/5/14/chartex" xmlns:mc="http://schemas.openxmlformats.org/markup-compatibility/2006" xmlns:aink="http://schemas.microsoft.com/office/drawing/2016/ink" xmlns:am3d="http://schemas.microsoft.com/office/drawing/2017/model3d" xmlns:o="urn:schemas-microsoft-com:office:office" xmlns:r="http://schemas.openxmlformats.org/officeDocument/2006/relationships" xmlns:m="http://schemas.openxmlformats.org/officeDocument/2006/math" xmlns:v="urn:schemas-microsoft-com:vml" xmlns:wp14="http://schemas.microsoft.com/office/word/2010/wordprocessingDrawing" xmlns:wp="http://schemas.openxmlformats.org/drawingml/2006/wordprocessingDrawing" xmlns:w10="urn:schemas-microsoft-com:office:word" xmlns:w="http://schemas.openxmlformats.org/wordprocessingml/2006/main" xmlns:w14="http://schemas.microsoft.com/office/word/2010/wordml" xmlns:w15="http://schemas.microsoft.com/office/word/2012/wordml" xmlns:w16cex="http://schemas.microsoft.com/office/word/2018/wordml/cex" xmlns:w16cid="http://schemas.microsoft.com/office/word/2016/wordml/cid" xmlns:w16="http://schemas.microsoft.com/office/word/2018/wordml" xmlns:w16sdtdh="http://schemas.microsoft.com/office/word/2020/wordml/sdtdatahash" xmlns:w16se="http://schemas.microsoft.com/office/word/2015/wordml/symex" xmlns:wpg="http://schemas.microsoft.com/office/word/2010/wordprocessingGroup" xmlns:wpi="http://schemas.microsoft.com/office/word/2010/wordprocessingInk" xmlns:wne="http://schemas.microsoft.com/office/word/2006/wordml" xmlns:wps="http://schemas.microsoft.com/office/word/2010/wordprocessingShape" mc:Ignorable="w14 w15 w16se w16cid w16 w16cex w16sdtdh wp14">
+<w:footnotes xmlns:wpc="http://schemas.microsoft.com/office/word/2010/wordprocessingCanvas" xmlns:cx="http://schemas.microsoft.com/office/drawing/2014/chartex" xmlns:cx1="http://schemas.microsoft.com/office/drawing/2015/9/8/chartex" xmlns:cx2="http://schemas.microsoft.com/office/drawing/2015/10/21/chartex" xmlns:cx3="http://schemas.microsoft.com/office/drawing/2016/5/9/chartex" xmlns:cx4="http://schemas.microsoft.com/office/drawing/2016/5/10/chartex" xmlns:cx5="http://schemas.microsoft.com/office/drawing/2016/5/11/chartex" xmlns:cx6="http://schemas.microsoft.com/office/drawing/2016/5/12/chartex" xmlns:cx7="http://schemas.microsoft.com/office/drawing/2016/5/13/chartex" xmlns:cx8="http://schemas.microsoft.com/office/drawing/2016/5/14/chartex" xmlns:mc="http://schemas.openxmlformats.org/markup-compatibility/2006" xmlns:aink="http://schemas.microsoft.com/office/drawing/2016/ink" xmlns:am3d="http://schemas.microsoft.com/office/drawing/2017/model3d" xmlns:o="urn:schemas-microsoft-com:office:office" xmlns:oel="http://schemas.microsoft.com/office/2019/extlst" xmlns:r="http://schemas.openxmlformats.org/officeDocument/2006/relationships" xmlns:m="http://schemas.openxmlformats.org/officeDocument/2006/math" xmlns:v="urn:schemas-microsoft-com:vml" xmlns:wp14="http://schemas.microsoft.com/office/word/2010/wordprocessingDrawing" xmlns:wp="http://schemas.openxmlformats.org/drawingml/2006/wordprocessingDrawing" xmlns:w10="urn:schemas-microsoft-com:office:word" xmlns:w="http://schemas.openxmlformats.org/wordprocessingml/2006/main" xmlns:w14="http://schemas.microsoft.com/office/word/2010/wordml" xmlns:w15="http://schemas.microsoft.com/office/word/2012/wordml" xmlns:w16cex="http://schemas.microsoft.com/office/word/2018/wordml/cex" xmlns:w16cid="http://schemas.microsoft.com/office/word/2016/wordml/cid" xmlns:w16="http://schemas.microsoft.com/office/word/2018/wordml" xmlns:w16sdtdh="http://schemas.microsoft.com/office/word/2020/wordml/sdtdatahash" xmlns:w16se="http://schemas.microsoft.com/office/word/2015/wordml/symex" xmlns:wpg="http://schemas.microsoft.com/office/word/2010/wordprocessingGroup" xmlns:wpi="http://schemas.microsoft.com/office/word/2010/wordprocessingInk" xmlns:wne="http://schemas.microsoft.com/office/word/2006/wordml" xmlns:wps="http://schemas.microsoft.com/office/word/2010/wordprocessingShape" mc:Ignorable="w14 w15 w16se w16cid w16 w16cex w16sdtdh wp14">
   <w:footnote w:type="separator" w:id="-1">
     <w:p>
       <w:pPr>
@@ -4689,17 +4615,17 @@
     <w:lsdException w:name="Unresolved Mention" w:semiHidden="1" w:unhideWhenUsed="1"/>
     <w:lsdException w:name="Smart Link" w:semiHidden="1" w:unhideWhenUsed="1"/>
   </w:latentStyles>
-  <w:style w:type="paragraph" w:default="1" w:styleId="Normal">
+  <w:style w:type="paragraph" w:default="1" w:styleId="a">
     <w:name w:val="Normal"/>
     <w:qFormat/>
   </w:style>
-  <w:style w:type="character" w:default="1" w:styleId="DefaultParagraphFont">
+  <w:style w:type="character" w:default="1" w:styleId="a0">
     <w:name w:val="Default Paragraph Font"/>
     <w:uiPriority w:val="1"/>
     <w:semiHidden/>
     <w:unhideWhenUsed/>
   </w:style>
-  <w:style w:type="table" w:default="1" w:styleId="TableNormal">
+  <w:style w:type="table" w:default="1" w:styleId="a1">
     <w:name w:val="Normal Table"/>
     <w:uiPriority w:val="99"/>
     <w:semiHidden/>
@@ -4714,15 +4640,15 @@
       </w:tblCellMar>
     </w:tblPr>
   </w:style>
-  <w:style w:type="numbering" w:default="1" w:styleId="NoList">
+  <w:style w:type="numbering" w:default="1" w:styleId="a2">
     <w:name w:val="No List"/>
     <w:uiPriority w:val="99"/>
     <w:semiHidden/>
     <w:unhideWhenUsed/>
   </w:style>
-  <w:style w:type="table" w:styleId="TableGrid">
+  <w:style w:type="table" w:styleId="a3">
     <w:name w:val="Table Grid"/>
-    <w:basedOn w:val="TableNormal"/>
+    <w:basedOn w:val="a1"/>
     <w:uiPriority w:val="39"/>
     <w:rsid w:val="00347F63"/>
     <w:pPr>
@@ -4739,10 +4665,10 @@
       </w:tblBorders>
     </w:tblPr>
   </w:style>
-  <w:style w:type="paragraph" w:styleId="Header">
+  <w:style w:type="paragraph" w:styleId="a4">
     <w:name w:val="header"/>
-    <w:basedOn w:val="Normal"/>
-    <w:link w:val="HeaderChar"/>
+    <w:basedOn w:val="a"/>
+    <w:link w:val="a5"/>
     <w:uiPriority w:val="99"/>
     <w:unhideWhenUsed/>
     <w:rsid w:val="00533C88"/>
@@ -4763,10 +4689,10 @@
       <w:szCs w:val="18"/>
     </w:rPr>
   </w:style>
-  <w:style w:type="character" w:customStyle="1" w:styleId="HeaderChar">
-    <w:name w:val="Header Char"/>
-    <w:basedOn w:val="DefaultParagraphFont"/>
-    <w:link w:val="Header"/>
+  <w:style w:type="character" w:customStyle="1" w:styleId="a5">
+    <w:name w:val="页眉 字符"/>
+    <w:basedOn w:val="a0"/>
+    <w:link w:val="a4"/>
     <w:uiPriority w:val="99"/>
     <w:rsid w:val="00533C88"/>
     <w:rPr>
@@ -4774,10 +4700,10 @@
       <w:szCs w:val="18"/>
     </w:rPr>
   </w:style>
-  <w:style w:type="paragraph" w:styleId="Footer">
+  <w:style w:type="paragraph" w:styleId="a6">
     <w:name w:val="footer"/>
-    <w:basedOn w:val="Normal"/>
-    <w:link w:val="FooterChar"/>
+    <w:basedOn w:val="a"/>
+    <w:link w:val="a7"/>
     <w:uiPriority w:val="99"/>
     <w:unhideWhenUsed/>
     <w:rsid w:val="00533C88"/>
@@ -4794,10 +4720,10 @@
       <w:szCs w:val="18"/>
     </w:rPr>
   </w:style>
-  <w:style w:type="character" w:customStyle="1" w:styleId="FooterChar">
-    <w:name w:val="Footer Char"/>
-    <w:basedOn w:val="DefaultParagraphFont"/>
-    <w:link w:val="Footer"/>
+  <w:style w:type="character" w:customStyle="1" w:styleId="a7">
+    <w:name w:val="页脚 字符"/>
+    <w:basedOn w:val="a0"/>
+    <w:link w:val="a6"/>
     <w:uiPriority w:val="99"/>
     <w:rsid w:val="00533C88"/>
     <w:rPr>

--- a/src/src/main/webapp/portal/wo/woExportTemplate/template_zh.docx
+++ b/src/src/main/webapp/portal/wo/woExportTemplate/template_zh.docx
@@ -3965,8 +3965,28 @@
         <w:t>0</w:t>
       </w:r>
       <w:bookmarkEnd w:id="10"/>
+      <w:proofErr w:type="gramStart"/>
       <w:r>
         <w:t>}}</w:t>
+      </w:r>
+      <w:r>
+        <w:t xml:space="preserve">  </w:t>
+      </w:r>
+      <w:r>
+        <w:t>{</w:t>
+      </w:r>
+      <w:proofErr w:type="gramEnd"/>
+      <w:r>
+        <w:t>{@</w:t>
+      </w:r>
+      <w:r>
+        <w:t>workOrderPicture1</w:t>
+      </w:r>
+      <w:r>
+        <w:t>}}</w:t>
+      </w:r>
+      <w:r>
+        <w:t xml:space="preserve">  </w:t>
       </w:r>
     </w:p>
     <w:p>
@@ -3977,23 +3997,6 @@
         <w:t>{{@</w:t>
       </w:r>
       <w:r>
-        <w:t>workOrderPicture1</w:t>
-      </w:r>
-      <w:proofErr w:type="gramStart"/>
-      <w:r>
-        <w:t>}}</w:t>
-      </w:r>
-      <w:r>
-        <w:t xml:space="preserve">  </w:t>
-      </w:r>
-      <w:r>
-        <w:t>{</w:t>
-      </w:r>
-      <w:proofErr w:type="gramEnd"/>
-      <w:r>
-        <w:t>{@</w:t>
-      </w:r>
-      <w:r>
         <w:t>workOrderPicture</w:t>
       </w:r>
       <w:r>
@@ -4001,6 +4004,23 @@
           <w:rFonts w:hint="eastAsia"/>
         </w:rPr>
         <w:t>2</w:t>
+      </w:r>
+      <w:proofErr w:type="gramStart"/>
+      <w:r>
+        <w:t>}}</w:t>
+      </w:r>
+      <w:r>
+        <w:t xml:space="preserve">  </w:t>
+      </w:r>
+      <w:r>
+        <w:t>{</w:t>
+      </w:r>
+      <w:proofErr w:type="gramEnd"/>
+      <w:r>
+        <w:t>{@</w:t>
+      </w:r>
+      <w:r>
+        <w:t>workOrderPicture3</w:t>
       </w:r>
       <w:r>
         <w:t>}}</w:t>
@@ -4012,23 +4032,6 @@
       </w:pPr>
       <w:r>
         <w:t>{{@</w:t>
-      </w:r>
-      <w:r>
-        <w:t>workOrderPicture3</w:t>
-      </w:r>
-      <w:proofErr w:type="gramStart"/>
-      <w:r>
-        <w:t>}}</w:t>
-      </w:r>
-      <w:r>
-        <w:t xml:space="preserve">  </w:t>
-      </w:r>
-      <w:r>
-        <w:t>{</w:t>
-      </w:r>
-      <w:proofErr w:type="gramEnd"/>
-      <w:r>
-        <w:t>{@</w:t>
       </w:r>
       <w:r>
         <w:t>workOrderPicture4</w:t>

--- a/src/src/main/webapp/portal/wo/woExportTemplate/template_zh.docx
+++ b/src/src/main/webapp/portal/wo/woExportTemplate/template_zh.docx
@@ -3566,16 +3566,11 @@
         <w:t>signature_title</w:t>
       </w:r>
       <w:proofErr w:type="spellEnd"/>
-      <w:proofErr w:type="gramStart"/>
       <w:r>
         <w:t>}}</w:t>
       </w:r>
       <w:r>
-        <w:t>{</w:t>
-      </w:r>
-      <w:proofErr w:type="gramEnd"/>
-      <w:r>
-        <w:t>{</w:t>
+        <w:t>{{</w:t>
       </w:r>
       <w:r>
         <w:t>@</w:t>
@@ -3599,16 +3594,11 @@
         <w:t>signature_title</w:t>
       </w:r>
       <w:proofErr w:type="spellEnd"/>
-      <w:proofErr w:type="gramStart"/>
       <w:r>
         <w:t>}}</w:t>
       </w:r>
       <w:r>
-        <w:t>{</w:t>
-      </w:r>
-      <w:proofErr w:type="gramEnd"/>
-      <w:r>
-        <w:t>{@</w:t>
+        <w:t>{{@</w:t>
       </w:r>
       <w:r>
         <w:t>ack</w:t>
@@ -3644,15 +3634,7 @@
         <w:t>signature_title</w:t>
       </w:r>
       <w:r>
-        <w:t>0</w:t>
-      </w:r>
-      <w:proofErr w:type="gramStart"/>
-      <w:r>
-        <w:t>}}{</w:t>
-      </w:r>
-      <w:proofErr w:type="gramEnd"/>
-      <w:r>
-        <w:t>{@</w:t>
+        <w:t>0}}{{@</w:t>
       </w:r>
       <w:r>
         <w:t>auditSignatureList</w:t>
@@ -3684,15 +3666,7 @@
         <w:t>signature_title</w:t>
       </w:r>
       <w:r>
-        <w:t>1</w:t>
-      </w:r>
-      <w:proofErr w:type="gramStart"/>
-      <w:r>
-        <w:t>}}{</w:t>
-      </w:r>
-      <w:proofErr w:type="gramEnd"/>
-      <w:r>
-        <w:t>{@</w:t>
+        <w:t>1}}{{@</w:t>
       </w:r>
       <w:r>
         <w:t>auditSignatureList</w:t>
@@ -3724,15 +3698,7 @@
         <w:t>signature_title</w:t>
       </w:r>
       <w:r>
-        <w:t>2</w:t>
-      </w:r>
-      <w:proofErr w:type="gramStart"/>
-      <w:r>
-        <w:t>}}{</w:t>
-      </w:r>
-      <w:proofErr w:type="gramEnd"/>
-      <w:r>
-        <w:t>{@</w:t>
+        <w:t>2}}{{@</w:t>
       </w:r>
       <w:r>
         <w:t>auditSignatureList</w:t>
@@ -3768,13 +3734,8 @@
         <w:t>3</w:t>
       </w:r>
       <w:bookmarkEnd w:id="3"/>
-      <w:proofErr w:type="gramStart"/>
-      <w:r>
-        <w:t>}}{</w:t>
-      </w:r>
-      <w:proofErr w:type="gramEnd"/>
-      <w:r>
-        <w:t>{@</w:t>
+      <w:r>
+        <w:t>}}{{@</w:t>
       </w:r>
       <w:r>
         <w:t>auditSignatureList</w:t>
@@ -3807,15 +3768,7 @@
         <w:t>signature_title</w:t>
       </w:r>
       <w:r>
-        <w:t>4</w:t>
-      </w:r>
-      <w:proofErr w:type="gramStart"/>
-      <w:r>
-        <w:t>}}{</w:t>
-      </w:r>
-      <w:proofErr w:type="gramEnd"/>
-      <w:r>
-        <w:t>{@</w:t>
+        <w:t>4}}{{@</w:t>
       </w:r>
       <w:r>
         <w:t>auditSignatureList</w:t>
@@ -3866,7 +3819,6 @@
         <w:t>0</w:t>
       </w:r>
       <w:bookmarkEnd w:id="7"/>
-      <w:proofErr w:type="gramStart"/>
       <w:r>
         <w:t>}}</w:t>
       </w:r>
@@ -3874,11 +3826,7 @@
         <w:t xml:space="preserve">  </w:t>
       </w:r>
       <w:r>
-        <w:t>{</w:t>
-      </w:r>
-      <w:proofErr w:type="gramEnd"/>
-      <w:r>
-        <w:t>{@</w:t>
+        <w:t>{{@</w:t>
       </w:r>
       <w:r>
         <w:t>serviceRequestPicture1</w:t>
@@ -3897,7 +3845,6 @@
       <w:r>
         <w:t>serviceRequestPicture2</w:t>
       </w:r>
-      <w:proofErr w:type="gramStart"/>
       <w:r>
         <w:t>}}</w:t>
       </w:r>
@@ -3905,11 +3852,7 @@
         <w:t xml:space="preserve">  </w:t>
       </w:r>
       <w:r>
-        <w:t>{</w:t>
-      </w:r>
-      <w:proofErr w:type="gramEnd"/>
-      <w:r>
-        <w:t>{@</w:t>
+        <w:t>{{@</w:t>
       </w:r>
       <w:r>
         <w:t>serviceRequestPicture3</w:t>
@@ -3965,7 +3908,6 @@
         <w:t>0</w:t>
       </w:r>
       <w:bookmarkEnd w:id="10"/>
-      <w:proofErr w:type="gramStart"/>
       <w:r>
         <w:t>}}</w:t>
       </w:r>
@@ -3973,11 +3915,7 @@
         <w:t xml:space="preserve">  </w:t>
       </w:r>
       <w:r>
-        <w:t>{</w:t>
-      </w:r>
-      <w:proofErr w:type="gramEnd"/>
-      <w:r>
-        <w:t>{@</w:t>
+        <w:t>{{@</w:t>
       </w:r>
       <w:r>
         <w:t>workOrderPicture1</w:t>
@@ -4005,7 +3943,6 @@
         </w:rPr>
         <w:t>2</w:t>
       </w:r>
-      <w:proofErr w:type="gramStart"/>
       <w:r>
         <w:t>}}</w:t>
       </w:r>
@@ -4013,11 +3950,7 @@
         <w:t xml:space="preserve">  </w:t>
       </w:r>
       <w:r>
-        <w:t>{</w:t>
-      </w:r>
-      <w:proofErr w:type="gramEnd"/>
-      <w:r>
-        <w:t>{@</w:t>
+        <w:t>{{@</w:t>
       </w:r>
       <w:r>
         <w:t>workOrderPicture3</w:t>
@@ -4047,11 +3980,20 @@
       <w:r>
         <w:t>{{</w:t>
       </w:r>
-      <w:bookmarkStart w:id="11" w:name="OLE_LINK6"/>
-      <w:r>
-        <w:t>parts_picture_title0</w:t>
-      </w:r>
-      <w:bookmarkEnd w:id="11"/>
+      <w:proofErr w:type="spellStart"/>
+      <w:r>
+        <w:t>parts</w:t>
+      </w:r>
+      <w:r>
+        <w:rPr>
+          <w:rFonts w:hint="eastAsia"/>
+        </w:rPr>
+        <w:t>_</w:t>
+      </w:r>
+      <w:r>
+        <w:t>picture_table</w:t>
+      </w:r>
+      <w:proofErr w:type="spellEnd"/>
       <w:r>
         <w:t>}}</w:t>
       </w:r>
@@ -4060,91 +4002,6 @@
       <w:pPr>
         <w:ind w:right="880"/>
       </w:pPr>
-      <w:r>
-        <w:t>{{@</w:t>
-      </w:r>
-      <w:bookmarkStart w:id="12" w:name="OLE_LINK14"/>
-      <w:bookmarkStart w:id="13" w:name="OLE_LINK8"/>
-      <w:r>
-        <w:t>partsPicture</w:t>
-      </w:r>
-      <w:bookmarkEnd w:id="12"/>
-      <w:r>
-        <w:t>0</w:t>
-      </w:r>
-      <w:bookmarkEnd w:id="13"/>
-      <w:proofErr w:type="gramStart"/>
-      <w:r>
-        <w:t>}}</w:t>
-      </w:r>
-      <w:r>
-        <w:t xml:space="preserve">  </w:t>
-      </w:r>
-      <w:r>
-        <w:t>{</w:t>
-      </w:r>
-      <w:proofErr w:type="gramEnd"/>
-      <w:r>
-        <w:t>{@</w:t>
-      </w:r>
-      <w:bookmarkStart w:id="14" w:name="OLE_LINK12"/>
-      <w:r>
-        <w:t>partsPicture</w:t>
-      </w:r>
-      <w:bookmarkEnd w:id="14"/>
-      <w:r>
-        <w:t>1</w:t>
-      </w:r>
-      <w:r>
-        <w:t>}}</w:t>
-      </w:r>
-    </w:p>
-    <w:p>
-      <w:pPr>
-        <w:ind w:right="880"/>
-      </w:pPr>
-      <w:r>
-        <w:t>{{@</w:t>
-      </w:r>
-      <w:r>
-        <w:t>partsPicture2</w:t>
-      </w:r>
-      <w:proofErr w:type="gramStart"/>
-      <w:r>
-        <w:t>}}</w:t>
-      </w:r>
-      <w:bookmarkStart w:id="15" w:name="OLE_LINK7"/>
-      <w:r>
-        <w:t xml:space="preserve">  </w:t>
-      </w:r>
-      <w:r>
-        <w:t>{</w:t>
-      </w:r>
-      <w:proofErr w:type="gramEnd"/>
-      <w:r>
-        <w:t>{@</w:t>
-      </w:r>
-      <w:r>
-        <w:t>partsPicture3</w:t>
-      </w:r>
-      <w:r>
-        <w:t>}}</w:t>
-      </w:r>
-      <w:bookmarkEnd w:id="15"/>
-    </w:p>
-    <w:p>
-      <w:pPr>
-        <w:ind w:right="880"/>
-      </w:pPr>
-      <w:r>
-        <w:t>{{@</w:t>
-      </w:r>
-      <w:r>
-        <w:t>partsPicture4</w:t>
-      </w:r>
-      <w:r>
-        <w:t>}}</w:t>
-      </w:r>
     </w:p>
     <w:p>
       <w:pPr>

--- a/src/src/main/webapp/portal/wo/woExportTemplate/template_zh.docx
+++ b/src/src/main/webapp/portal/wo/woExportTemplate/template_zh.docx
@@ -197,7 +197,6 @@
               </w:rPr>
               <w:t>{{</w:t>
             </w:r>
-            <w:proofErr w:type="spellStart"/>
             <w:r>
               <w:rPr>
                 <w:rFonts w:hint="eastAsia"/>
@@ -206,7 +205,6 @@
               </w:rPr>
               <w:t>device_name</w:t>
             </w:r>
-            <w:proofErr w:type="spellEnd"/>
             <w:r>
               <w:rPr>
                 <w:sz w:val="20"/>
@@ -263,23 +261,7 @@
                 <w:sz w:val="20"/>
                 <w:szCs w:val="20"/>
               </w:rPr>
-              <w:t>{{</w:t>
-            </w:r>
-            <w:proofErr w:type="spellStart"/>
-            <w:r>
-              <w:rPr>
-                <w:sz w:val="20"/>
-                <w:szCs w:val="20"/>
-              </w:rPr>
-              <w:t>device_department</w:t>
-            </w:r>
-            <w:proofErr w:type="spellEnd"/>
-            <w:r>
-              <w:rPr>
-                <w:sz w:val="20"/>
-                <w:szCs w:val="20"/>
-              </w:rPr>
-              <w:t>}}</w:t>
+              <w:t>{{device_department}}</w:t>
             </w:r>
             <w:bookmarkEnd w:id="0"/>
           </w:p>
@@ -334,7 +316,6 @@
               </w:rPr>
               <w:t>{{</w:t>
             </w:r>
-            <w:proofErr w:type="spellStart"/>
             <w:r>
               <w:rPr>
                 <w:sz w:val="20"/>
@@ -342,7 +323,6 @@
               </w:rPr>
               <w:t>device_type</w:t>
             </w:r>
-            <w:proofErr w:type="spellEnd"/>
             <w:r>
               <w:rPr>
                 <w:sz w:val="20"/>
@@ -398,23 +378,7 @@
                 <w:sz w:val="20"/>
                 <w:szCs w:val="20"/>
               </w:rPr>
-              <w:t>{{</w:t>
-            </w:r>
-            <w:proofErr w:type="spellStart"/>
-            <w:r>
-              <w:rPr>
-                <w:sz w:val="20"/>
-                <w:szCs w:val="20"/>
-              </w:rPr>
-              <w:t>device_oem</w:t>
-            </w:r>
-            <w:proofErr w:type="spellEnd"/>
-            <w:r>
-              <w:rPr>
-                <w:sz w:val="20"/>
-                <w:szCs w:val="20"/>
-              </w:rPr>
-              <w:t>}}</w:t>
+              <w:t>{{device_oem}}</w:t>
             </w:r>
           </w:p>
         </w:tc>
@@ -460,7 +424,6 @@
               </w:rPr>
               <w:t>{{</w:t>
             </w:r>
-            <w:proofErr w:type="spellStart"/>
             <w:r>
               <w:rPr>
                 <w:sz w:val="20"/>
@@ -468,7 +431,6 @@
               </w:rPr>
               <w:t>device_serial</w:t>
             </w:r>
-            <w:proofErr w:type="spellEnd"/>
             <w:r>
               <w:rPr>
                 <w:sz w:val="20"/>
@@ -524,23 +486,7 @@
                 <w:sz w:val="20"/>
                 <w:szCs w:val="20"/>
               </w:rPr>
-              <w:t>{{</w:t>
-            </w:r>
-            <w:proofErr w:type="spellStart"/>
-            <w:r>
-              <w:rPr>
-                <w:sz w:val="20"/>
-                <w:szCs w:val="20"/>
-              </w:rPr>
-              <w:t>device_number</w:t>
-            </w:r>
-            <w:proofErr w:type="spellEnd"/>
-            <w:r>
-              <w:rPr>
-                <w:sz w:val="20"/>
-                <w:szCs w:val="20"/>
-              </w:rPr>
-              <w:t>}}</w:t>
+              <w:t>{{device_number}}</w:t>
             </w:r>
           </w:p>
         </w:tc>
@@ -594,7 +540,6 @@
               </w:rPr>
               <w:t>{{</w:t>
             </w:r>
-            <w:proofErr w:type="spellStart"/>
             <w:r>
               <w:rPr>
                 <w:sz w:val="20"/>
@@ -602,7 +547,6 @@
               </w:rPr>
               <w:t>device_qr</w:t>
             </w:r>
-            <w:proofErr w:type="spellEnd"/>
             <w:r>
               <w:rPr>
                 <w:sz w:val="20"/>
@@ -658,23 +602,7 @@
                 <w:sz w:val="20"/>
                 <w:szCs w:val="20"/>
               </w:rPr>
-              <w:t>{{</w:t>
-            </w:r>
-            <w:proofErr w:type="spellStart"/>
-            <w:r>
-              <w:rPr>
-                <w:sz w:val="20"/>
-                <w:szCs w:val="20"/>
-              </w:rPr>
-              <w:t>device_location</w:t>
-            </w:r>
-            <w:proofErr w:type="spellEnd"/>
-            <w:r>
-              <w:rPr>
-                <w:sz w:val="20"/>
-                <w:szCs w:val="20"/>
-              </w:rPr>
-              <w:t>}}</w:t>
+              <w:t>{{device_location}}</w:t>
             </w:r>
           </w:p>
         </w:tc>
@@ -719,23 +647,7 @@
                 <w:sz w:val="20"/>
                 <w:szCs w:val="20"/>
               </w:rPr>
-              <w:t>{{</w:t>
-            </w:r>
-            <w:proofErr w:type="spellStart"/>
-            <w:r>
-              <w:rPr>
-                <w:sz w:val="20"/>
-                <w:szCs w:val="20"/>
-              </w:rPr>
-              <w:t>device_purchasePrice</w:t>
-            </w:r>
-            <w:proofErr w:type="spellEnd"/>
-            <w:r>
-              <w:rPr>
-                <w:sz w:val="20"/>
-                <w:szCs w:val="20"/>
-              </w:rPr>
-              <w:t>}}</w:t>
+              <w:t>{{device_purchasePrice}}</w:t>
             </w:r>
           </w:p>
         </w:tc>
@@ -778,23 +690,7 @@
                 <w:sz w:val="20"/>
                 <w:szCs w:val="20"/>
               </w:rPr>
-              <w:t>{{</w:t>
-            </w:r>
-            <w:proofErr w:type="spellStart"/>
-            <w:r>
-              <w:rPr>
-                <w:sz w:val="20"/>
-                <w:szCs w:val="20"/>
-              </w:rPr>
-              <w:t>device_purchaseDate</w:t>
-            </w:r>
-            <w:proofErr w:type="spellEnd"/>
-            <w:r>
-              <w:rPr>
-                <w:sz w:val="20"/>
-                <w:szCs w:val="20"/>
-              </w:rPr>
-              <w:t>}}</w:t>
+              <w:t>{{device_purchaseDate}}</w:t>
             </w:r>
           </w:p>
         </w:tc>
@@ -842,7 +738,6 @@
               <w:t>{{</w:t>
             </w:r>
             <w:bookmarkStart w:id="1" w:name="OLE_LINK16"/>
-            <w:proofErr w:type="spellStart"/>
             <w:r>
               <w:rPr>
                 <w:sz w:val="20"/>
@@ -858,7 +753,6 @@
               </w:rPr>
               <w:t>site</w:t>
             </w:r>
-            <w:proofErr w:type="spellEnd"/>
             <w:r>
               <w:rPr>
                 <w:sz w:val="20"/>
@@ -880,6 +774,14 @@
                 <w:szCs w:val="20"/>
               </w:rPr>
             </w:pPr>
+            <w:r>
+              <w:rPr>
+                <w:rFonts w:hint="eastAsia"/>
+                <w:sz w:val="20"/>
+                <w:szCs w:val="20"/>
+              </w:rPr>
+              <w:t>备注</w:t>
+            </w:r>
           </w:p>
         </w:tc>
         <w:tc>
@@ -894,6 +796,43 @@
                 <w:szCs w:val="20"/>
               </w:rPr>
             </w:pPr>
+            <w:r>
+              <w:rPr>
+                <w:sz w:val="20"/>
+                <w:szCs w:val="20"/>
+              </w:rPr>
+              <w:t>{{</w:t>
+            </w:r>
+            <w:r>
+              <w:rPr>
+                <w:rFonts w:hint="eastAsia"/>
+                <w:sz w:val="20"/>
+                <w:szCs w:val="20"/>
+              </w:rPr>
+              <w:t>order</w:t>
+            </w:r>
+            <w:r>
+              <w:rPr>
+                <w:sz w:val="20"/>
+                <w:szCs w:val="20"/>
+              </w:rPr>
+              <w:t>_</w:t>
+            </w:r>
+            <w:r>
+              <w:rPr>
+                <w:rFonts w:hint="eastAsia"/>
+                <w:sz w:val="20"/>
+                <w:szCs w:val="20"/>
+              </w:rPr>
+              <w:t>comment</w:t>
+            </w:r>
+            <w:r>
+              <w:rPr>
+                <w:sz w:val="20"/>
+                <w:szCs w:val="20"/>
+              </w:rPr>
+              <w:t>}}</w:t>
+            </w:r>
           </w:p>
         </w:tc>
       </w:tr>
@@ -998,23 +937,7 @@
                 <w:sz w:val="20"/>
                 <w:szCs w:val="20"/>
               </w:rPr>
-              <w:t>{{</w:t>
-            </w:r>
-            <w:proofErr w:type="spellStart"/>
-            <w:r>
-              <w:rPr>
-                <w:sz w:val="20"/>
-                <w:szCs w:val="20"/>
-              </w:rPr>
-              <w:t>issue_number</w:t>
-            </w:r>
-            <w:proofErr w:type="spellEnd"/>
-            <w:r>
-              <w:rPr>
-                <w:sz w:val="20"/>
-                <w:szCs w:val="20"/>
-              </w:rPr>
-              <w:t>}}</w:t>
+              <w:t>{{issue_number}}</w:t>
             </w:r>
           </w:p>
         </w:tc>
@@ -1058,23 +981,7 @@
                 <w:sz w:val="20"/>
                 <w:szCs w:val="20"/>
               </w:rPr>
-              <w:t>{</w:t>
-            </w:r>
-            <w:proofErr w:type="spellStart"/>
-            <w:r>
-              <w:rPr>
-                <w:sz w:val="20"/>
-                <w:szCs w:val="20"/>
-              </w:rPr>
-              <w:t>issue_desc</w:t>
-            </w:r>
-            <w:proofErr w:type="spellEnd"/>
-            <w:r>
-              <w:rPr>
-                <w:sz w:val="20"/>
-                <w:szCs w:val="20"/>
-              </w:rPr>
-              <w:t>}</w:t>
+              <w:t>{issue_desc}</w:t>
             </w:r>
             <w:r>
               <w:rPr>
@@ -1162,23 +1069,7 @@
                 <w:sz w:val="20"/>
                 <w:szCs w:val="20"/>
               </w:rPr>
-              <w:t>{{</w:t>
-            </w:r>
-            <w:proofErr w:type="spellStart"/>
-            <w:r>
-              <w:rPr>
-                <w:sz w:val="20"/>
-                <w:szCs w:val="20"/>
-              </w:rPr>
-              <w:t>issue_reporter</w:t>
-            </w:r>
-            <w:proofErr w:type="spellEnd"/>
-            <w:r>
-              <w:rPr>
-                <w:sz w:val="20"/>
-                <w:szCs w:val="20"/>
-              </w:rPr>
-              <w:t>}}</w:t>
+              <w:t>{{issue_reporter}}</w:t>
             </w:r>
           </w:p>
         </w:tc>
@@ -1249,23 +1140,7 @@
                 <w:sz w:val="20"/>
                 <w:szCs w:val="20"/>
               </w:rPr>
-              <w:t>{{</w:t>
-            </w:r>
-            <w:proofErr w:type="spellStart"/>
-            <w:r>
-              <w:rPr>
-                <w:sz w:val="20"/>
-                <w:szCs w:val="20"/>
-              </w:rPr>
-              <w:t>issue_reporter_phone</w:t>
-            </w:r>
-            <w:proofErr w:type="spellEnd"/>
-            <w:r>
-              <w:rPr>
-                <w:sz w:val="20"/>
-                <w:szCs w:val="20"/>
-              </w:rPr>
-              <w:t>}}</w:t>
+              <w:t>{{issue_reporter_phone}}</w:t>
             </w:r>
           </w:p>
         </w:tc>
@@ -1328,30 +1203,14 @@
                 <w:sz w:val="20"/>
                 <w:szCs w:val="20"/>
               </w:rPr>
-              <w:t>{{</w:t>
-            </w:r>
-            <w:proofErr w:type="spellStart"/>
-            <w:r>
-              <w:rPr>
-                <w:sz w:val="20"/>
-                <w:szCs w:val="20"/>
-              </w:rPr>
-              <w:t>issue_report</w:t>
-            </w:r>
-            <w:r>
-              <w:rPr>
-                <w:sz w:val="20"/>
-                <w:szCs w:val="20"/>
-              </w:rPr>
-              <w:t>_time</w:t>
-            </w:r>
-            <w:proofErr w:type="spellEnd"/>
-            <w:r>
-              <w:rPr>
-                <w:sz w:val="20"/>
-                <w:szCs w:val="20"/>
-              </w:rPr>
-              <w:t>}}</w:t>
+              <w:t>{{issue_report</w:t>
+            </w:r>
+            <w:r>
+              <w:rPr>
+                <w:sz w:val="20"/>
+                <w:szCs w:val="20"/>
+              </w:rPr>
+              <w:t>_time}}</w:t>
             </w:r>
           </w:p>
         </w:tc>
@@ -1414,23 +1273,7 @@
                 <w:sz w:val="20"/>
                 <w:szCs w:val="20"/>
               </w:rPr>
-              <w:t>{{</w:t>
-            </w:r>
-            <w:proofErr w:type="spellStart"/>
-            <w:r>
-              <w:rPr>
-                <w:sz w:val="20"/>
-                <w:szCs w:val="20"/>
-              </w:rPr>
-              <w:t>issue_report_status</w:t>
-            </w:r>
-            <w:proofErr w:type="spellEnd"/>
-            <w:r>
-              <w:rPr>
-                <w:sz w:val="20"/>
-                <w:szCs w:val="20"/>
-              </w:rPr>
-              <w:t>}}</w:t>
+              <w:t>{{issue_report_status}}</w:t>
             </w:r>
           </w:p>
         </w:tc>
@@ -1493,23 +1336,7 @@
                 <w:sz w:val="20"/>
                 <w:szCs w:val="20"/>
               </w:rPr>
-              <w:t>{{</w:t>
-            </w:r>
-            <w:proofErr w:type="spellStart"/>
-            <w:r>
-              <w:rPr>
-                <w:sz w:val="20"/>
-                <w:szCs w:val="20"/>
-              </w:rPr>
-              <w:t>issue_device_stop_time</w:t>
-            </w:r>
-            <w:proofErr w:type="spellEnd"/>
-            <w:r>
-              <w:rPr>
-                <w:sz w:val="20"/>
-                <w:szCs w:val="20"/>
-              </w:rPr>
-              <w:t>}}</w:t>
+              <w:t>{{issue_device_stop_time}}</w:t>
             </w:r>
           </w:p>
         </w:tc>
@@ -1618,19 +1445,69 @@
                 <w:sz w:val="20"/>
                 <w:szCs w:val="20"/>
               </w:rPr>
+              <w:t>{fix_status}</w:t>
+            </w:r>
+            <w:r>
+              <w:rPr>
+                <w:rFonts w:hint="eastAsia"/>
+                <w:sz w:val="20"/>
+                <w:szCs w:val="20"/>
+              </w:rPr>
+              <w:t>}</w:t>
+            </w:r>
+          </w:p>
+        </w:tc>
+        <w:tc>
+          <w:tcPr>
+            <w:tcW w:w="1620" w:type="dxa"/>
+          </w:tcPr>
+          <w:p>
+            <w:pPr>
+              <w:jc w:val="center"/>
+              <w:rPr>
+                <w:sz w:val="20"/>
+                <w:szCs w:val="20"/>
+              </w:rPr>
+            </w:pPr>
+            <w:r>
+              <w:rPr>
+                <w:rFonts w:hint="eastAsia"/>
+                <w:sz w:val="20"/>
+                <w:szCs w:val="20"/>
+              </w:rPr>
+              <w:t>总工时</w:t>
+            </w:r>
+          </w:p>
+        </w:tc>
+        <w:tc>
+          <w:tcPr>
+            <w:tcW w:w="1620" w:type="dxa"/>
+          </w:tcPr>
+          <w:p>
+            <w:pPr>
+              <w:jc w:val="center"/>
+              <w:rPr>
+                <w:sz w:val="20"/>
+                <w:szCs w:val="20"/>
+              </w:rPr>
+            </w:pPr>
+            <w:r>
+              <w:rPr>
+                <w:sz w:val="20"/>
+                <w:szCs w:val="20"/>
+              </w:rPr>
               <w:t>{</w:t>
             </w:r>
-            <w:proofErr w:type="spellStart"/>
-            <w:r>
-              <w:rPr>
-                <w:sz w:val="20"/>
-                <w:szCs w:val="20"/>
-              </w:rPr>
-              <w:t>fix_status</w:t>
-            </w:r>
-            <w:proofErr w:type="spellEnd"/>
-            <w:r>
-              <w:rPr>
+            <w:r>
+              <w:rPr>
+                <w:sz w:val="20"/>
+                <w:szCs w:val="20"/>
+              </w:rPr>
+              <w:t>{fix_hours</w:t>
+            </w:r>
+            <w:r>
+              <w:rPr>
+                <w:rFonts w:hint="eastAsia"/>
                 <w:sz w:val="20"/>
                 <w:szCs w:val="20"/>
               </w:rPr>
@@ -1638,7 +1515,6 @@
             </w:r>
             <w:r>
               <w:rPr>
-                <w:rFonts w:hint="eastAsia"/>
                 <w:sz w:val="20"/>
                 <w:szCs w:val="20"/>
               </w:rPr>
@@ -1648,29 +1524,29 @@
         </w:tc>
         <w:tc>
           <w:tcPr>
-            <w:tcW w:w="1620" w:type="dxa"/>
-          </w:tcPr>
-          <w:p>
-            <w:pPr>
-              <w:jc w:val="center"/>
-              <w:rPr>
-                <w:sz w:val="20"/>
-                <w:szCs w:val="20"/>
-              </w:rPr>
-            </w:pPr>
-            <w:r>
-              <w:rPr>
-                <w:rFonts w:hint="eastAsia"/>
-                <w:sz w:val="20"/>
-                <w:szCs w:val="20"/>
-              </w:rPr>
-              <w:t>总工时</w:t>
-            </w:r>
-          </w:p>
-        </w:tc>
-        <w:tc>
-          <w:tcPr>
-            <w:tcW w:w="1620" w:type="dxa"/>
+            <w:tcW w:w="1710" w:type="dxa"/>
+          </w:tcPr>
+          <w:p>
+            <w:pPr>
+              <w:jc w:val="center"/>
+              <w:rPr>
+                <w:sz w:val="20"/>
+                <w:szCs w:val="20"/>
+              </w:rPr>
+            </w:pPr>
+            <w:r>
+              <w:rPr>
+                <w:rFonts w:hint="eastAsia"/>
+                <w:sz w:val="20"/>
+                <w:szCs w:val="20"/>
+              </w:rPr>
+              <w:t>总费用（元）</w:t>
+            </w:r>
+          </w:p>
+        </w:tc>
+        <w:tc>
+          <w:tcPr>
+            <w:tcW w:w="2070" w:type="dxa"/>
           </w:tcPr>
           <w:p>
             <w:pPr>
@@ -1694,81 +1570,6 @@
               </w:rPr>
               <w:t>{</w:t>
             </w:r>
-            <w:proofErr w:type="spellStart"/>
-            <w:r>
-              <w:rPr>
-                <w:sz w:val="20"/>
-                <w:szCs w:val="20"/>
-              </w:rPr>
-              <w:t>fix_hours</w:t>
-            </w:r>
-            <w:proofErr w:type="spellEnd"/>
-            <w:r>
-              <w:rPr>
-                <w:rFonts w:hint="eastAsia"/>
-                <w:sz w:val="20"/>
-                <w:szCs w:val="20"/>
-              </w:rPr>
-              <w:t>}</w:t>
-            </w:r>
-            <w:r>
-              <w:rPr>
-                <w:sz w:val="20"/>
-                <w:szCs w:val="20"/>
-              </w:rPr>
-              <w:t>}</w:t>
-            </w:r>
-          </w:p>
-        </w:tc>
-        <w:tc>
-          <w:tcPr>
-            <w:tcW w:w="1710" w:type="dxa"/>
-          </w:tcPr>
-          <w:p>
-            <w:pPr>
-              <w:jc w:val="center"/>
-              <w:rPr>
-                <w:sz w:val="20"/>
-                <w:szCs w:val="20"/>
-              </w:rPr>
-            </w:pPr>
-            <w:r>
-              <w:rPr>
-                <w:rFonts w:hint="eastAsia"/>
-                <w:sz w:val="20"/>
-                <w:szCs w:val="20"/>
-              </w:rPr>
-              <w:t>总费用（元）</w:t>
-            </w:r>
-          </w:p>
-        </w:tc>
-        <w:tc>
-          <w:tcPr>
-            <w:tcW w:w="2070" w:type="dxa"/>
-          </w:tcPr>
-          <w:p>
-            <w:pPr>
-              <w:jc w:val="center"/>
-              <w:rPr>
-                <w:sz w:val="20"/>
-                <w:szCs w:val="20"/>
-              </w:rPr>
-            </w:pPr>
-            <w:r>
-              <w:rPr>
-                <w:sz w:val="20"/>
-                <w:szCs w:val="20"/>
-              </w:rPr>
-              <w:t>{</w:t>
-            </w:r>
-            <w:r>
-              <w:rPr>
-                <w:sz w:val="20"/>
-                <w:szCs w:val="20"/>
-              </w:rPr>
-              <w:t>{</w:t>
-            </w:r>
-            <w:proofErr w:type="spellStart"/>
             <w:r>
               <w:rPr>
                 <w:sz w:val="20"/>
@@ -1776,7 +1577,6 @@
               </w:rPr>
               <w:t>fix_fee</w:t>
             </w:r>
-            <w:proofErr w:type="spellEnd"/>
             <w:r>
               <w:rPr>
                 <w:rFonts w:hint="eastAsia"/>
@@ -1836,73 +1636,137 @@
                 <w:sz w:val="20"/>
                 <w:szCs w:val="20"/>
               </w:rPr>
+              <w:t>{{fix_</w:t>
+            </w:r>
+            <w:r>
+              <w:rPr>
+                <w:sz w:val="20"/>
+                <w:szCs w:val="20"/>
+              </w:rPr>
+              <w:t>other_</w:t>
+            </w:r>
+            <w:r>
+              <w:rPr>
+                <w:sz w:val="20"/>
+                <w:szCs w:val="20"/>
+              </w:rPr>
+              <w:t>fee</w:t>
+            </w:r>
+            <w:r>
+              <w:rPr>
+                <w:rFonts w:hint="eastAsia"/>
+                <w:sz w:val="20"/>
+                <w:szCs w:val="20"/>
+              </w:rPr>
+              <w:t>}</w:t>
+            </w:r>
+            <w:r>
+              <w:rPr>
+                <w:sz w:val="20"/>
+                <w:szCs w:val="20"/>
+              </w:rPr>
+              <w:t>}</w:t>
+            </w:r>
+          </w:p>
+        </w:tc>
+        <w:tc>
+          <w:tcPr>
+            <w:tcW w:w="1620" w:type="dxa"/>
+          </w:tcPr>
+          <w:p>
+            <w:pPr>
+              <w:jc w:val="center"/>
+              <w:rPr>
+                <w:sz w:val="20"/>
+                <w:szCs w:val="20"/>
+              </w:rPr>
+            </w:pPr>
+            <w:r>
+              <w:rPr>
+                <w:rFonts w:hint="eastAsia"/>
+                <w:sz w:val="20"/>
+                <w:szCs w:val="20"/>
+              </w:rPr>
+              <w:t>外修费用</w:t>
+            </w:r>
+          </w:p>
+        </w:tc>
+        <w:tc>
+          <w:tcPr>
+            <w:tcW w:w="1620" w:type="dxa"/>
+          </w:tcPr>
+          <w:p>
+            <w:pPr>
+              <w:jc w:val="center"/>
+              <w:rPr>
+                <w:sz w:val="20"/>
+                <w:szCs w:val="20"/>
+              </w:rPr>
+            </w:pPr>
+            <w:r>
+              <w:rPr>
+                <w:sz w:val="20"/>
+                <w:szCs w:val="20"/>
+              </w:rPr>
               <w:t>{{</w:t>
             </w:r>
-            <w:proofErr w:type="spellStart"/>
-            <w:r>
-              <w:rPr>
-                <w:sz w:val="20"/>
-                <w:szCs w:val="20"/>
-              </w:rPr>
-              <w:t>fix_</w:t>
-            </w:r>
-            <w:r>
-              <w:rPr>
-                <w:sz w:val="20"/>
-                <w:szCs w:val="20"/>
-              </w:rPr>
-              <w:t>other_</w:t>
-            </w:r>
-            <w:r>
-              <w:rPr>
-                <w:sz w:val="20"/>
-                <w:szCs w:val="20"/>
-              </w:rPr>
-              <w:t>fee</w:t>
-            </w:r>
-            <w:proofErr w:type="spellEnd"/>
-            <w:r>
-              <w:rPr>
-                <w:rFonts w:hint="eastAsia"/>
-                <w:sz w:val="20"/>
-                <w:szCs w:val="20"/>
-              </w:rPr>
-              <w:t>}</w:t>
-            </w:r>
-            <w:r>
-              <w:rPr>
-                <w:sz w:val="20"/>
-                <w:szCs w:val="20"/>
-              </w:rPr>
-              <w:t>}</w:t>
-            </w:r>
-          </w:p>
-        </w:tc>
-        <w:tc>
-          <w:tcPr>
-            <w:tcW w:w="1620" w:type="dxa"/>
-          </w:tcPr>
-          <w:p>
-            <w:pPr>
-              <w:jc w:val="center"/>
-              <w:rPr>
-                <w:sz w:val="20"/>
-                <w:szCs w:val="20"/>
-              </w:rPr>
-            </w:pPr>
-            <w:r>
-              <w:rPr>
-                <w:rFonts w:hint="eastAsia"/>
-                <w:sz w:val="20"/>
-                <w:szCs w:val="20"/>
-              </w:rPr>
-              <w:t>外修费用</w:t>
-            </w:r>
-          </w:p>
-        </w:tc>
-        <w:tc>
-          <w:tcPr>
-            <w:tcW w:w="1620" w:type="dxa"/>
+            <w:r>
+              <w:rPr>
+                <w:sz w:val="20"/>
+                <w:szCs w:val="20"/>
+              </w:rPr>
+              <w:t>fix_ext_fee</w:t>
+            </w:r>
+            <w:r>
+              <w:rPr>
+                <w:sz w:val="20"/>
+                <w:szCs w:val="20"/>
+              </w:rPr>
+              <w:t>}}</w:t>
+            </w:r>
+          </w:p>
+        </w:tc>
+        <w:tc>
+          <w:tcPr>
+            <w:tcW w:w="1710" w:type="dxa"/>
+          </w:tcPr>
+          <w:p>
+            <w:pPr>
+              <w:jc w:val="center"/>
+              <w:rPr>
+                <w:sz w:val="20"/>
+                <w:szCs w:val="20"/>
+              </w:rPr>
+            </w:pPr>
+            <w:r>
+              <w:rPr>
+                <w:rFonts w:hint="eastAsia"/>
+                <w:sz w:val="20"/>
+                <w:szCs w:val="20"/>
+              </w:rPr>
+              <w:t>外</w:t>
+            </w:r>
+            <w:r>
+              <w:rPr>
+                <w:rFonts w:hint="eastAsia"/>
+                <w:sz w:val="20"/>
+                <w:szCs w:val="20"/>
+              </w:rPr>
+              <w:t>修单位</w:t>
+            </w:r>
+            <w:r>
+              <w:rPr>
+                <w:rFonts w:hint="eastAsia"/>
+                <w:sz w:val="20"/>
+                <w:szCs w:val="20"/>
+              </w:rPr>
+              <w:t>名称</w:t>
+            </w:r>
+          </w:p>
+        </w:tc>
+        <w:tc>
+          <w:tcPr>
+            <w:tcW w:w="2070" w:type="dxa"/>
           </w:tcPr>
           <w:p>
             <w:pPr>
@@ -1919,15 +1783,14 @@
               </w:rPr>
               <w:t>{{</w:t>
             </w:r>
-            <w:proofErr w:type="spellStart"/>
-            <w:r>
-              <w:rPr>
-                <w:sz w:val="20"/>
-                <w:szCs w:val="20"/>
-              </w:rPr>
-              <w:t>fix_ext_fee</w:t>
-            </w:r>
-            <w:proofErr w:type="spellEnd"/>
+            <w:r>
+              <w:rPr>
+                <w:rFonts w:hint="eastAsia"/>
+                <w:sz w:val="20"/>
+                <w:szCs w:val="20"/>
+              </w:rPr>
+              <w:t>fix_org_name</w:t>
+            </w:r>
             <w:r>
               <w:rPr>
                 <w:sz w:val="20"/>
@@ -1935,34 +1798,6 @@
               </w:rPr>
               <w:t>}}</w:t>
             </w:r>
-          </w:p>
-        </w:tc>
-        <w:tc>
-          <w:tcPr>
-            <w:tcW w:w="1710" w:type="dxa"/>
-          </w:tcPr>
-          <w:p>
-            <w:pPr>
-              <w:jc w:val="center"/>
-              <w:rPr>
-                <w:sz w:val="20"/>
-                <w:szCs w:val="20"/>
-              </w:rPr>
-            </w:pPr>
-          </w:p>
-        </w:tc>
-        <w:tc>
-          <w:tcPr>
-            <w:tcW w:w="2070" w:type="dxa"/>
-          </w:tcPr>
-          <w:p>
-            <w:pPr>
-              <w:jc w:val="center"/>
-              <w:rPr>
-                <w:sz w:val="20"/>
-                <w:szCs w:val="20"/>
-              </w:rPr>
-            </w:pPr>
           </w:p>
         </w:tc>
       </w:tr>
@@ -2017,7 +1852,6 @@
               </w:rPr>
               <w:t>{</w:t>
             </w:r>
-            <w:proofErr w:type="spellStart"/>
             <w:r>
               <w:rPr>
                 <w:sz w:val="20"/>
@@ -2039,7 +1873,6 @@
               </w:rPr>
               <w:t>time</w:t>
             </w:r>
-            <w:proofErr w:type="spellEnd"/>
             <w:r>
               <w:rPr>
                 <w:rFonts w:hint="eastAsia"/>
@@ -2104,68 +1937,66 @@
                 <w:sz w:val="20"/>
                 <w:szCs w:val="20"/>
               </w:rPr>
+              <w:t>{fix_type</w:t>
+            </w:r>
+            <w:r>
+              <w:rPr>
+                <w:rFonts w:hint="eastAsia"/>
+                <w:sz w:val="20"/>
+                <w:szCs w:val="20"/>
+              </w:rPr>
+              <w:t>}</w:t>
+            </w:r>
+            <w:r>
+              <w:rPr>
+                <w:sz w:val="20"/>
+                <w:szCs w:val="20"/>
+              </w:rPr>
+              <w:t>}</w:t>
+            </w:r>
+          </w:p>
+        </w:tc>
+        <w:tc>
+          <w:tcPr>
+            <w:tcW w:w="1710" w:type="dxa"/>
+          </w:tcPr>
+          <w:p>
+            <w:pPr>
+              <w:jc w:val="center"/>
+              <w:rPr>
+                <w:sz w:val="20"/>
+                <w:szCs w:val="20"/>
+              </w:rPr>
+            </w:pPr>
+            <w:r>
+              <w:rPr>
+                <w:rFonts w:hint="eastAsia"/>
+                <w:sz w:val="20"/>
+                <w:szCs w:val="20"/>
+              </w:rPr>
+              <w:t>故障类型</w:t>
+            </w:r>
+          </w:p>
+        </w:tc>
+        <w:tc>
+          <w:tcPr>
+            <w:tcW w:w="2070" w:type="dxa"/>
+          </w:tcPr>
+          <w:p>
+            <w:pPr>
+              <w:jc w:val="center"/>
+              <w:rPr>
+                <w:sz w:val="20"/>
+                <w:szCs w:val="20"/>
+              </w:rPr>
+            </w:pPr>
+            <w:r>
+              <w:rPr>
+                <w:sz w:val="20"/>
+                <w:szCs w:val="20"/>
+              </w:rPr>
               <w:t>{</w:t>
             </w:r>
-            <w:proofErr w:type="spellStart"/>
-            <w:r>
-              <w:rPr>
-                <w:sz w:val="20"/>
-                <w:szCs w:val="20"/>
-              </w:rPr>
-              <w:t>fix_type</w:t>
-            </w:r>
-            <w:proofErr w:type="spellEnd"/>
-            <w:r>
-              <w:rPr>
-                <w:rFonts w:hint="eastAsia"/>
-                <w:sz w:val="20"/>
-                <w:szCs w:val="20"/>
-              </w:rPr>
-              <w:t>}</w:t>
-            </w:r>
-            <w:r>
-              <w:rPr>
-                <w:sz w:val="20"/>
-                <w:szCs w:val="20"/>
-              </w:rPr>
-              <w:t>}</w:t>
-            </w:r>
-          </w:p>
-        </w:tc>
-        <w:tc>
-          <w:tcPr>
-            <w:tcW w:w="1710" w:type="dxa"/>
-          </w:tcPr>
-          <w:p>
-            <w:pPr>
-              <w:jc w:val="center"/>
-              <w:rPr>
-                <w:sz w:val="20"/>
-                <w:szCs w:val="20"/>
-              </w:rPr>
-            </w:pPr>
-            <w:r>
-              <w:rPr>
-                <w:rFonts w:hint="eastAsia"/>
-                <w:sz w:val="20"/>
-                <w:szCs w:val="20"/>
-              </w:rPr>
-              <w:t>故障类型</w:t>
-            </w:r>
-          </w:p>
-        </w:tc>
-        <w:tc>
-          <w:tcPr>
-            <w:tcW w:w="2070" w:type="dxa"/>
-          </w:tcPr>
-          <w:p>
-            <w:pPr>
-              <w:jc w:val="center"/>
-              <w:rPr>
-                <w:sz w:val="20"/>
-                <w:szCs w:val="20"/>
-              </w:rPr>
-            </w:pPr>
             <w:r>
               <w:rPr>
                 <w:sz w:val="20"/>
@@ -2178,17 +2009,8 @@
                 <w:sz w:val="20"/>
                 <w:szCs w:val="20"/>
               </w:rPr>
-              <w:t>{</w:t>
-            </w:r>
-            <w:proofErr w:type="spellStart"/>
-            <w:r>
-              <w:rPr>
-                <w:sz w:val="20"/>
-                <w:szCs w:val="20"/>
-              </w:rPr>
               <w:t>fix_error_type</w:t>
             </w:r>
-            <w:proofErr w:type="spellEnd"/>
             <w:r>
               <w:rPr>
                 <w:sz w:val="20"/>
@@ -2257,7 +2079,6 @@
               </w:rPr>
               <w:t>{</w:t>
             </w:r>
-            <w:proofErr w:type="spellStart"/>
             <w:r>
               <w:rPr>
                 <w:sz w:val="20"/>
@@ -2265,7 +2086,6 @@
               </w:rPr>
               <w:t>fix_owner</w:t>
             </w:r>
-            <w:proofErr w:type="spellEnd"/>
             <w:r>
               <w:rPr>
                 <w:rFonts w:hint="eastAsia"/>
@@ -2320,7 +2140,6 @@
               </w:rPr>
               <w:t>{</w:t>
             </w:r>
-            <w:proofErr w:type="spellStart"/>
             <w:r>
               <w:rPr>
                 <w:sz w:val="20"/>
@@ -2328,7 +2147,6 @@
               </w:rPr>
               <w:t>fix_man_hour</w:t>
             </w:r>
-            <w:proofErr w:type="spellEnd"/>
             <w:r>
               <w:rPr>
                 <w:sz w:val="20"/>
@@ -2659,23 +2477,7 @@
                 <w:sz w:val="20"/>
                 <w:szCs w:val="20"/>
               </w:rPr>
-              <w:t>{</w:t>
-            </w:r>
-            <w:proofErr w:type="spellStart"/>
-            <w:r>
-              <w:rPr>
-                <w:sz w:val="20"/>
-                <w:szCs w:val="20"/>
-              </w:rPr>
-              <w:t>fix_reason</w:t>
-            </w:r>
-            <w:proofErr w:type="spellEnd"/>
-            <w:r>
-              <w:rPr>
-                <w:sz w:val="20"/>
-                <w:szCs w:val="20"/>
-              </w:rPr>
-              <w:t>}</w:t>
+              <w:t>{fix_reason}</w:t>
             </w:r>
             <w:r>
               <w:rPr>
@@ -2708,7 +2510,6 @@
               </w:rPr>
               <w:t>{{</w:t>
             </w:r>
-            <w:proofErr w:type="spellStart"/>
             <w:r>
               <w:rPr>
                 <w:sz w:val="20"/>
@@ -2716,7 +2517,6 @@
               </w:rPr>
               <w:t>fix_solution</w:t>
             </w:r>
-            <w:proofErr w:type="spellEnd"/>
             <w:r>
               <w:rPr>
                 <w:rFonts w:hint="eastAsia"/>
@@ -2753,23 +2553,7 @@
                 <w:sz w:val="20"/>
                 <w:szCs w:val="20"/>
               </w:rPr>
-              <w:t>{</w:t>
-            </w:r>
-            <w:proofErr w:type="spellStart"/>
-            <w:r>
-              <w:rPr>
-                <w:sz w:val="20"/>
-                <w:szCs w:val="20"/>
-              </w:rPr>
-              <w:t>fix_validation</w:t>
-            </w:r>
-            <w:proofErr w:type="spellEnd"/>
-            <w:r>
-              <w:rPr>
-                <w:sz w:val="20"/>
-                <w:szCs w:val="20"/>
-              </w:rPr>
-              <w:t>}</w:t>
+              <w:t>{fix_validation}</w:t>
             </w:r>
             <w:r>
               <w:rPr>
@@ -2806,6 +2590,76 @@
           <w:szCs w:val="24"/>
         </w:rPr>
         <w:t>备件信息</w:t>
+      </w:r>
+    </w:p>
+    <w:p>
+      <w:pPr>
+        <w:rPr>
+          <w:rFonts w:ascii="微软雅黑" w:eastAsia="微软雅黑" w:hAnsi="微软雅黑"/>
+          <w:b/>
+          <w:sz w:val="24"/>
+          <w:szCs w:val="24"/>
+        </w:rPr>
+      </w:pPr>
+      <w:r>
+        <w:rPr>
+          <w:rFonts w:hint="eastAsia"/>
+          <w:b/>
+        </w:rPr>
+        <w:t>备件</w:t>
+      </w:r>
+      <w:r>
+        <w:rPr>
+          <w:rFonts w:hint="eastAsia"/>
+          <w:b/>
+        </w:rPr>
+        <w:t>名称</w:t>
+      </w:r>
+      <w:r>
+        <w:rPr>
+          <w:rFonts w:ascii="微软雅黑" w:eastAsia="微软雅黑" w:hAnsi="微软雅黑" w:hint="eastAsia"/>
+          <w:b/>
+          <w:sz w:val="24"/>
+          <w:szCs w:val="24"/>
+        </w:rPr>
+        <w:t>：</w:t>
+      </w:r>
+      <w:r>
+        <w:rPr>
+          <w:sz w:val="20"/>
+          <w:szCs w:val="20"/>
+        </w:rPr>
+        <w:t>{{</w:t>
+      </w:r>
+      <w:r>
+        <w:rPr>
+          <w:rFonts w:hint="eastAsia"/>
+          <w:sz w:val="20"/>
+          <w:szCs w:val="20"/>
+        </w:rPr>
+        <w:t>order</w:t>
+      </w:r>
+      <w:r>
+        <w:rPr>
+          <w:sz w:val="20"/>
+          <w:szCs w:val="20"/>
+        </w:rPr>
+        <w:t>_</w:t>
+      </w:r>
+      <w:r>
+        <w:rPr>
+          <w:rFonts w:hint="eastAsia"/>
+          <w:sz w:val="20"/>
+          <w:szCs w:val="20"/>
+        </w:rPr>
+        <w:t>usedPart</w:t>
+      </w:r>
+      <w:r>
+        <w:rPr>
+          <w:sz w:val="20"/>
+          <w:szCs w:val="20"/>
+        </w:rPr>
+        <w:t>}}</w:t>
       </w:r>
     </w:p>
     <w:tbl>
@@ -2988,7 +2842,6 @@
             <w:r>
               <w:t>{</w:t>
             </w:r>
-            <w:proofErr w:type="spellStart"/>
             <w:r>
               <w:rPr>
                 <w:rFonts w:hint="eastAsia"/>
@@ -2998,7 +2851,6 @@
             <w:r>
               <w:t>_table</w:t>
             </w:r>
-            <w:proofErr w:type="spellEnd"/>
             <w:r>
               <w:t>}</w:t>
             </w:r>
@@ -3168,7 +3020,6 @@
             <w:r>
               <w:t>{</w:t>
             </w:r>
-            <w:proofErr w:type="spellStart"/>
             <w:r>
               <w:rPr>
                 <w:rFonts w:hint="eastAsia"/>
@@ -3187,7 +3038,6 @@
             <w:r>
               <w:t>_table</w:t>
             </w:r>
-            <w:proofErr w:type="spellEnd"/>
             <w:r>
               <w:t>}</w:t>
             </w:r>
@@ -3262,6 +3112,7 @@
                 <w:rFonts w:ascii="微软雅黑" w:eastAsia="微软雅黑" w:hAnsi="微软雅黑" w:cs="微软雅黑" w:hint="eastAsia"/>
                 <w:b/>
               </w:rPr>
+              <w:lastRenderedPageBreak/>
               <w:t>开始时</w:t>
             </w:r>
             <w:r>
@@ -3403,15 +3254,7 @@
           </w:tcPr>
           <w:p>
             <w:r>
-              <w:t>{{</w:t>
-            </w:r>
-            <w:proofErr w:type="spellStart"/>
-            <w:r>
-              <w:t>work_hours_table</w:t>
-            </w:r>
-            <w:proofErr w:type="spellEnd"/>
-            <w:r>
-              <w:t>}}</w:t>
+              <w:t>{{work_hours_table}}</w:t>
             </w:r>
           </w:p>
         </w:tc>
@@ -3531,11 +3374,9 @@
             <w:r>
               <w:t>{</w:t>
             </w:r>
-            <w:proofErr w:type="spellStart"/>
             <w:r>
               <w:t>audit_table</w:t>
             </w:r>
-            <w:proofErr w:type="spellEnd"/>
             <w:r>
               <w:t>}</w:t>
             </w:r>
@@ -3561,11 +3402,9 @@
       <w:r>
         <w:t>{{</w:t>
       </w:r>
-      <w:proofErr w:type="spellStart"/>
       <w:r>
         <w:t>signature_title</w:t>
       </w:r>
-      <w:proofErr w:type="spellEnd"/>
       <w:r>
         <w:t>}}</w:t>
       </w:r>
@@ -3584,16 +3423,11 @@
         <w:jc w:val="right"/>
       </w:pPr>
       <w:r>
-        <w:t>{{</w:t>
-      </w:r>
-      <w:proofErr w:type="spellStart"/>
-      <w:r>
-        <w:t>ack_</w:t>
+        <w:t>{{ack_</w:t>
       </w:r>
       <w:r>
         <w:t>signature_title</w:t>
       </w:r>
-      <w:proofErr w:type="spellEnd"/>
       <w:r>
         <w:t>}}</w:t>
       </w:r>
@@ -3648,6 +3482,7 @@
     </w:p>
     <w:p>
       <w:pPr>
+        <w:wordWrap w:val="0"/>
         <w:jc w:val="right"/>
       </w:pPr>
       <w:r>
@@ -3663,19 +3498,76 @@
         <w:t>_</w:t>
       </w:r>
       <w:r>
-        <w:t>signature_title</w:t>
-      </w:r>
-      <w:r>
-        <w:t>1}}{{@</w:t>
-      </w:r>
-      <w:r>
-        <w:t>auditSignatureList</w:t>
-      </w:r>
-      <w:r>
-        <w:t>1</w:t>
-      </w:r>
-      <w:r>
-        <w:t>}}</w:t>
+        <w:rPr>
+          <w:rFonts w:hint="eastAsia"/>
+        </w:rPr>
+        <w:t>opinion</w:t>
+      </w:r>
+      <w:r>
+        <w:t>_title</w:t>
+      </w:r>
+      <w:r>
+        <w:t>0}}{{</w:t>
+      </w:r>
+      <w:r>
+        <w:t>audit</w:t>
+      </w:r>
+      <w:r>
+        <w:rPr>
+          <w:rFonts w:hint="eastAsia"/>
+        </w:rPr>
+        <w:t>Opinion</w:t>
+      </w:r>
+      <w:r>
+        <w:t>List</w:t>
+      </w:r>
+      <w:r>
+        <w:t>0}}</w:t>
+      </w:r>
+      <w:r>
+        <w:rPr>
+          <w:rFonts w:hint="eastAsia"/>
+        </w:rPr>
+        <w:t xml:space="preserve">     </w:t>
+      </w:r>
+      <w:r>
+        <w:t>{{</w:t>
+      </w:r>
+      <w:r>
+        <w:rPr>
+          <w:rFonts w:hint="eastAsia"/>
+        </w:rPr>
+        <w:t>audit</w:t>
+      </w:r>
+      <w:r>
+        <w:t>_</w:t>
+      </w:r>
+      <w:r>
+        <w:rPr>
+          <w:rFonts w:hint="eastAsia"/>
+        </w:rPr>
+        <w:t>date</w:t>
+      </w:r>
+      <w:r>
+        <w:t>_title</w:t>
+      </w:r>
+      <w:r>
+        <w:t>0}}{{</w:t>
+      </w:r>
+      <w:r>
+        <w:t>audit</w:t>
+      </w:r>
+      <w:r>
+        <w:rPr>
+          <w:rFonts w:hint="eastAsia"/>
+        </w:rPr>
+        <w:t>Date</w:t>
+      </w:r>
+      <w:r>
+        <w:t>List</w:t>
+      </w:r>
+      <w:r>
+        <w:t>0}}</w:t>
       </w:r>
     </w:p>
     <w:p>
@@ -3698,13 +3590,13 @@
         <w:t>signature_title</w:t>
       </w:r>
       <w:r>
-        <w:t>2}}{{@</w:t>
+        <w:t>1}}{{@</w:t>
       </w:r>
       <w:r>
         <w:t>auditSignatureList</w:t>
       </w:r>
       <w:r>
-        <w:t>2</w:t>
+        <w:t>1</w:t>
       </w:r>
       <w:r>
         <w:t>}}</w:t>
@@ -3717,6 +3609,264 @@
       <w:r>
         <w:t>{{</w:t>
       </w:r>
+      <w:r>
+        <w:rPr>
+          <w:rFonts w:hint="eastAsia"/>
+        </w:rPr>
+        <w:t>audit</w:t>
+      </w:r>
+      <w:r>
+        <w:t>_</w:t>
+      </w:r>
+      <w:r>
+        <w:rPr>
+          <w:rFonts w:hint="eastAsia"/>
+        </w:rPr>
+        <w:t>opinion</w:t>
+      </w:r>
+      <w:r>
+        <w:t>_title</w:t>
+      </w:r>
+      <w:r>
+        <w:rPr>
+          <w:rFonts w:hint="eastAsia"/>
+        </w:rPr>
+        <w:t>1</w:t>
+      </w:r>
+      <w:r>
+        <w:t>}}{{</w:t>
+      </w:r>
+      <w:r>
+        <w:t>audit</w:t>
+      </w:r>
+      <w:r>
+        <w:rPr>
+          <w:rFonts w:hint="eastAsia"/>
+        </w:rPr>
+        <w:t>Opinion</w:t>
+      </w:r>
+      <w:r>
+        <w:t>List</w:t>
+      </w:r>
+      <w:r>
+        <w:rPr>
+          <w:rFonts w:hint="eastAsia"/>
+        </w:rPr>
+        <w:t>1</w:t>
+      </w:r>
+      <w:r>
+        <w:t>}}</w:t>
+      </w:r>
+      <w:r>
+        <w:rPr>
+          <w:rFonts w:hint="eastAsia"/>
+        </w:rPr>
+        <w:t xml:space="preserve">     </w:t>
+      </w:r>
+      <w:r>
+        <w:t>{{</w:t>
+      </w:r>
+      <w:r>
+        <w:rPr>
+          <w:rFonts w:hint="eastAsia"/>
+        </w:rPr>
+        <w:t>audit</w:t>
+      </w:r>
+      <w:r>
+        <w:t>_</w:t>
+      </w:r>
+      <w:r>
+        <w:rPr>
+          <w:rFonts w:hint="eastAsia"/>
+        </w:rPr>
+        <w:t>date</w:t>
+      </w:r>
+      <w:r>
+        <w:t>_title</w:t>
+      </w:r>
+      <w:r>
+        <w:rPr>
+          <w:rFonts w:hint="eastAsia"/>
+        </w:rPr>
+        <w:t>1</w:t>
+      </w:r>
+      <w:r>
+        <w:t>}}{{</w:t>
+      </w:r>
+      <w:r>
+        <w:t>audit</w:t>
+      </w:r>
+      <w:r>
+        <w:rPr>
+          <w:rFonts w:hint="eastAsia"/>
+        </w:rPr>
+        <w:t>Date</w:t>
+      </w:r>
+      <w:r>
+        <w:t>List</w:t>
+      </w:r>
+      <w:r>
+        <w:rPr>
+          <w:rFonts w:hint="eastAsia"/>
+        </w:rPr>
+        <w:t>1</w:t>
+      </w:r>
+      <w:r>
+        <w:t>}}</w:t>
+      </w:r>
+    </w:p>
+    <w:p>
+      <w:pPr>
+        <w:jc w:val="right"/>
+      </w:pPr>
+      <w:r>
+        <w:t>{{</w:t>
+      </w:r>
+      <w:r>
+        <w:rPr>
+          <w:rFonts w:hint="eastAsia"/>
+        </w:rPr>
+        <w:t>audit</w:t>
+      </w:r>
+      <w:r>
+        <w:t>_</w:t>
+      </w:r>
+      <w:r>
+        <w:t>signature_title</w:t>
+      </w:r>
+      <w:r>
+        <w:t>2}}{{@</w:t>
+      </w:r>
+      <w:r>
+        <w:t>auditSignatureList</w:t>
+      </w:r>
+      <w:r>
+        <w:t>2</w:t>
+      </w:r>
+      <w:r>
+        <w:t>}}</w:t>
+      </w:r>
+    </w:p>
+    <w:p>
+      <w:pPr>
+        <w:jc w:val="right"/>
+      </w:pPr>
+      <w:r>
+        <w:t>{{</w:t>
+      </w:r>
+      <w:r>
+        <w:rPr>
+          <w:rFonts w:hint="eastAsia"/>
+        </w:rPr>
+        <w:t>audit</w:t>
+      </w:r>
+      <w:r>
+        <w:t>_</w:t>
+      </w:r>
+      <w:r>
+        <w:rPr>
+          <w:rFonts w:hint="eastAsia"/>
+        </w:rPr>
+        <w:t>opinion</w:t>
+      </w:r>
+      <w:r>
+        <w:t>_title</w:t>
+      </w:r>
+      <w:r>
+        <w:rPr>
+          <w:rFonts w:hint="eastAsia"/>
+        </w:rPr>
+        <w:t>2</w:t>
+      </w:r>
+      <w:r>
+        <w:t>}}{{</w:t>
+      </w:r>
+      <w:r>
+        <w:t>audit</w:t>
+      </w:r>
+      <w:r>
+        <w:rPr>
+          <w:rFonts w:hint="eastAsia"/>
+        </w:rPr>
+        <w:t>Opinion</w:t>
+      </w:r>
+      <w:r>
+        <w:t>List</w:t>
+      </w:r>
+      <w:r>
+        <w:rPr>
+          <w:rFonts w:hint="eastAsia"/>
+        </w:rPr>
+        <w:t>2</w:t>
+      </w:r>
+      <w:r>
+        <w:t>}}</w:t>
+      </w:r>
+      <w:r>
+        <w:rPr>
+          <w:rFonts w:hint="eastAsia"/>
+        </w:rPr>
+        <w:t xml:space="preserve">     </w:t>
+      </w:r>
+      <w:r>
+        <w:t>{{</w:t>
+      </w:r>
+      <w:r>
+        <w:rPr>
+          <w:rFonts w:hint="eastAsia"/>
+        </w:rPr>
+        <w:t>audit</w:t>
+      </w:r>
+      <w:r>
+        <w:t>_</w:t>
+      </w:r>
+      <w:r>
+        <w:rPr>
+          <w:rFonts w:hint="eastAsia"/>
+        </w:rPr>
+        <w:t>date</w:t>
+      </w:r>
+      <w:r>
+        <w:t>_title</w:t>
+      </w:r>
+      <w:r>
+        <w:rPr>
+          <w:rFonts w:hint="eastAsia"/>
+        </w:rPr>
+        <w:t>2</w:t>
+      </w:r>
+      <w:r>
+        <w:t>}}{{</w:t>
+      </w:r>
+      <w:r>
+        <w:t>audit</w:t>
+      </w:r>
+      <w:r>
+        <w:rPr>
+          <w:rFonts w:hint="eastAsia"/>
+        </w:rPr>
+        <w:t>Date</w:t>
+      </w:r>
+      <w:r>
+        <w:t>List</w:t>
+      </w:r>
+      <w:r>
+        <w:rPr>
+          <w:rFonts w:hint="eastAsia"/>
+        </w:rPr>
+        <w:t>2</w:t>
+      </w:r>
+      <w:r>
+        <w:t>}}</w:t>
+      </w:r>
+    </w:p>
+    <w:p>
+      <w:pPr>
+        <w:jc w:val="right"/>
+      </w:pPr>
+      <w:r>
+        <w:t>{{</w:t>
+      </w:r>
       <w:bookmarkStart w:id="3" w:name="OLE_LINK9"/>
       <w:r>
         <w:rPr>
@@ -3741,6 +3891,119 @@
         <w:t>auditSignatureList</w:t>
       </w:r>
       <w:r>
+        <w:t>3</w:t>
+      </w:r>
+      <w:r>
+        <w:t>}}</w:t>
+      </w:r>
+    </w:p>
+    <w:p>
+      <w:pPr>
+        <w:jc w:val="right"/>
+      </w:pPr>
+      <w:r>
+        <w:t>{{</w:t>
+      </w:r>
+      <w:r>
+        <w:rPr>
+          <w:rFonts w:hint="eastAsia"/>
+        </w:rPr>
+        <w:t>audit</w:t>
+      </w:r>
+      <w:r>
+        <w:t>_</w:t>
+      </w:r>
+      <w:r>
+        <w:rPr>
+          <w:rFonts w:hint="eastAsia"/>
+        </w:rPr>
+        <w:t>opinion</w:t>
+      </w:r>
+      <w:r>
+        <w:t>_title</w:t>
+      </w:r>
+      <w:r>
+        <w:rPr>
+          <w:rFonts w:hint="eastAsia"/>
+        </w:rPr>
+        <w:t>3</w:t>
+      </w:r>
+      <w:r>
+        <w:t>}}{{</w:t>
+      </w:r>
+      <w:r>
+        <w:t>audit</w:t>
+      </w:r>
+      <w:r>
+        <w:rPr>
+          <w:rFonts w:hint="eastAsia"/>
+        </w:rPr>
+        <w:t>Opinion</w:t>
+      </w:r>
+      <w:r>
+        <w:t>List</w:t>
+      </w:r>
+      <w:r>
+        <w:rPr>
+          <w:rFonts w:hint="eastAsia"/>
+        </w:rPr>
+        <w:t>3</w:t>
+      </w:r>
+      <w:r>
+        <w:t>}}</w:t>
+      </w:r>
+      <w:r>
+        <w:rPr>
+          <w:rFonts w:hint="eastAsia"/>
+        </w:rPr>
+        <w:t xml:space="preserve">     </w:t>
+      </w:r>
+      <w:r>
+        <w:t>{{</w:t>
+      </w:r>
+      <w:r>
+        <w:rPr>
+          <w:rFonts w:hint="eastAsia"/>
+        </w:rPr>
+        <w:t>audit</w:t>
+      </w:r>
+      <w:r>
+        <w:t>_</w:t>
+      </w:r>
+      <w:r>
+        <w:rPr>
+          <w:rFonts w:hint="eastAsia"/>
+        </w:rPr>
+        <w:t>date</w:t>
+      </w:r>
+      <w:r>
+        <w:t>_title</w:t>
+      </w:r>
+      <w:r>
+        <w:rPr>
+          <w:rFonts w:hint="eastAsia"/>
+        </w:rPr>
+        <w:t>3</w:t>
+      </w:r>
+      <w:r>
+        <w:t>}}{{</w:t>
+      </w:r>
+      <w:r>
+        <w:t>audit</w:t>
+      </w:r>
+      <w:r>
+        <w:rPr>
+          <w:rFonts w:hint="eastAsia"/>
+        </w:rPr>
+        <w:t>Date</w:t>
+      </w:r>
+      <w:r>
+        <w:t>List</w:t>
+      </w:r>
+      <w:r>
+        <w:rPr>
+          <w:rFonts w:hint="eastAsia"/>
+        </w:rPr>
         <w:t>3</w:t>
       </w:r>
       <w:r>
@@ -3782,22 +4045,113 @@
     </w:p>
     <w:p>
       <w:pPr>
-        <w:ind w:right="880"/>
+        <w:jc w:val="right"/>
       </w:pPr>
       <w:r>
         <w:t>{{</w:t>
       </w:r>
-      <w:bookmarkStart w:id="5" w:name="OLE_LINK2"/>
-      <w:r>
-        <w:rPr>
-          <w:rFonts w:hint="eastAsia"/>
-        </w:rPr>
-        <w:t>service</w:t>
-      </w:r>
-      <w:r>
-        <w:t>_request_picture_title0</w:t>
-      </w:r>
-      <w:bookmarkEnd w:id="5"/>
+      <w:r>
+        <w:rPr>
+          <w:rFonts w:hint="eastAsia"/>
+        </w:rPr>
+        <w:t>audit</w:t>
+      </w:r>
+      <w:r>
+        <w:t>_</w:t>
+      </w:r>
+      <w:r>
+        <w:rPr>
+          <w:rFonts w:hint="eastAsia"/>
+        </w:rPr>
+        <w:t>opinion</w:t>
+      </w:r>
+      <w:r>
+        <w:t>_title</w:t>
+      </w:r>
+      <w:r>
+        <w:rPr>
+          <w:rFonts w:hint="eastAsia"/>
+        </w:rPr>
+        <w:t>4</w:t>
+      </w:r>
+      <w:r>
+        <w:t>}}{{</w:t>
+      </w:r>
+      <w:r>
+        <w:t>audit</w:t>
+      </w:r>
+      <w:r>
+        <w:rPr>
+          <w:rFonts w:hint="eastAsia"/>
+        </w:rPr>
+        <w:t>Opinion</w:t>
+      </w:r>
+      <w:r>
+        <w:t>List</w:t>
+      </w:r>
+      <w:r>
+        <w:rPr>
+          <w:rFonts w:hint="eastAsia"/>
+        </w:rPr>
+        <w:t>4</w:t>
+      </w:r>
+      <w:r>
+        <w:t>}}</w:t>
+      </w:r>
+      <w:r>
+        <w:rPr>
+          <w:rFonts w:hint="eastAsia"/>
+        </w:rPr>
+        <w:t xml:space="preserve">     </w:t>
+      </w:r>
+      <w:r>
+        <w:t>{{</w:t>
+      </w:r>
+      <w:r>
+        <w:rPr>
+          <w:rFonts w:hint="eastAsia"/>
+        </w:rPr>
+        <w:t>audit</w:t>
+      </w:r>
+      <w:r>
+        <w:t>_</w:t>
+      </w:r>
+      <w:r>
+        <w:rPr>
+          <w:rFonts w:hint="eastAsia"/>
+        </w:rPr>
+        <w:t>date</w:t>
+      </w:r>
+      <w:r>
+        <w:t>_title</w:t>
+      </w:r>
+      <w:r>
+        <w:rPr>
+          <w:rFonts w:hint="eastAsia"/>
+        </w:rPr>
+        <w:t>4</w:t>
+      </w:r>
+      <w:r>
+        <w:t>}}{{</w:t>
+      </w:r>
+      <w:r>
+        <w:t>audit</w:t>
+      </w:r>
+      <w:r>
+        <w:rPr>
+          <w:rFonts w:hint="eastAsia"/>
+        </w:rPr>
+        <w:t>Date</w:t>
+      </w:r>
+      <w:r>
+        <w:t>List</w:t>
+      </w:r>
+      <w:r>
+        <w:rPr>
+          <w:rFonts w:hint="eastAsia"/>
+        </w:rPr>
+        <w:t>4</w:t>
+      </w:r>
       <w:r>
         <w:t>}}</w:t>
       </w:r>
@@ -3807,30 +4161,19 @@
         <w:ind w:right="880"/>
       </w:pPr>
       <w:r>
-        <w:t>{{@</w:t>
-      </w:r>
-      <w:bookmarkStart w:id="6" w:name="OLE_LINK10"/>
-      <w:bookmarkStart w:id="7" w:name="OLE_LINK4"/>
-      <w:r>
-        <w:t>serviceRequestPicture</w:t>
-      </w:r>
-      <w:bookmarkEnd w:id="6"/>
-      <w:r>
-        <w:t>0</w:t>
-      </w:r>
-      <w:bookmarkEnd w:id="7"/>
-      <w:r>
-        <w:t>}}</w:t>
-      </w:r>
-      <w:r>
-        <w:t xml:space="preserve">  </w:t>
-      </w:r>
-      <w:r>
-        <w:t>{{@</w:t>
-      </w:r>
-      <w:r>
-        <w:t>serviceRequestPicture1</w:t>
-      </w:r>
+        <w:t>{{</w:t>
+      </w:r>
+      <w:bookmarkStart w:id="5" w:name="OLE_LINK2"/>
+      <w:r>
+        <w:rPr>
+          <w:rFonts w:hint="eastAsia"/>
+        </w:rPr>
+        <w:t>service</w:t>
+      </w:r>
+      <w:r>
+        <w:t>_request_picture_title0</w:t>
+      </w:r>
+      <w:bookmarkEnd w:id="5"/>
       <w:r>
         <w:t>}}</w:t>
       </w:r>
@@ -3842,9 +4185,16 @@
       <w:r>
         <w:t>{{@</w:t>
       </w:r>
-      <w:r>
-        <w:t>serviceRequestPicture2</w:t>
-      </w:r>
+      <w:bookmarkStart w:id="6" w:name="OLE_LINK10"/>
+      <w:bookmarkStart w:id="7" w:name="OLE_LINK4"/>
+      <w:r>
+        <w:t>serviceRequestPicture</w:t>
+      </w:r>
+      <w:bookmarkEnd w:id="6"/>
+      <w:r>
+        <w:t>0</w:t>
+      </w:r>
+      <w:bookmarkEnd w:id="7"/>
       <w:r>
         <w:t>}}</w:t>
       </w:r>
@@ -3855,7 +4205,7 @@
         <w:t>{{@</w:t>
       </w:r>
       <w:r>
-        <w:t>serviceRequestPicture3</w:t>
+        <w:t>serviceRequestPicture1</w:t>
       </w:r>
       <w:r>
         <w:t>}}</w:t>
@@ -3869,7 +4219,19 @@
         <w:t>{{@</w:t>
       </w:r>
       <w:r>
-        <w:t>serviceRequestPicture4</w:t>
+        <w:t>serviceRequestPicture2</w:t>
+      </w:r>
+      <w:r>
+        <w:t>}}</w:t>
+      </w:r>
+      <w:r>
+        <w:t xml:space="preserve">  </w:t>
+      </w:r>
+      <w:r>
+        <w:t>{{@</w:t>
+      </w:r>
+      <w:r>
+        <w:t>serviceRequestPicture3</w:t>
       </w:r>
       <w:r>
         <w:t>}}</w:t>
@@ -3880,13 +4242,11 @@
         <w:ind w:right="880"/>
       </w:pPr>
       <w:r>
-        <w:t>{{</w:t>
-      </w:r>
-      <w:bookmarkStart w:id="8" w:name="OLE_LINK3"/>
-      <w:r>
-        <w:t>workorder_picture_title0</w:t>
-      </w:r>
-      <w:bookmarkEnd w:id="8"/>
+        <w:t>{{@</w:t>
+      </w:r>
+      <w:r>
+        <w:t>serviceRequestPicture4</w:t>
+      </w:r>
       <w:r>
         <w:t>}}</w:t>
       </w:r>
@@ -3896,35 +4256,15 @@
         <w:ind w:right="880"/>
       </w:pPr>
       <w:r>
-        <w:t>{{@</w:t>
-      </w:r>
-      <w:bookmarkStart w:id="9" w:name="OLE_LINK11"/>
-      <w:bookmarkStart w:id="10" w:name="OLE_LINK5"/>
-      <w:r>
-        <w:t>workOrderPicture</w:t>
-      </w:r>
-      <w:bookmarkEnd w:id="9"/>
-      <w:r>
-        <w:t>0</w:t>
-      </w:r>
-      <w:bookmarkEnd w:id="10"/>
+        <w:t>{{</w:t>
+      </w:r>
+      <w:bookmarkStart w:id="8" w:name="OLE_LINK3"/>
+      <w:r>
+        <w:t>workorder_picture_title0</w:t>
+      </w:r>
+      <w:bookmarkEnd w:id="8"/>
       <w:r>
         <w:t>}}</w:t>
-      </w:r>
-      <w:r>
-        <w:t xml:space="preserve">  </w:t>
-      </w:r>
-      <w:r>
-        <w:t>{{@</w:t>
-      </w:r>
-      <w:r>
-        <w:t>workOrderPicture1</w:t>
-      </w:r>
-      <w:r>
-        <w:t>}}</w:t>
-      </w:r>
-      <w:r>
-        <w:t xml:space="preserve">  </w:t>
       </w:r>
     </w:p>
     <w:p>
@@ -3934,15 +4274,16 @@
       <w:r>
         <w:t>{{@</w:t>
       </w:r>
+      <w:bookmarkStart w:id="9" w:name="OLE_LINK11"/>
+      <w:bookmarkStart w:id="10" w:name="OLE_LINK5"/>
       <w:r>
         <w:t>workOrderPicture</w:t>
       </w:r>
-      <w:r>
-        <w:rPr>
-          <w:rFonts w:hint="eastAsia"/>
-        </w:rPr>
-        <w:t>2</w:t>
-      </w:r>
+      <w:bookmarkEnd w:id="9"/>
+      <w:r>
+        <w:t>0</w:t>
+      </w:r>
+      <w:bookmarkEnd w:id="10"/>
       <w:r>
         <w:t>}}</w:t>
       </w:r>
@@ -3953,10 +4294,13 @@
         <w:t>{{@</w:t>
       </w:r>
       <w:r>
-        <w:t>workOrderPicture3</w:t>
+        <w:t>workOrderPicture1</w:t>
       </w:r>
       <w:r>
         <w:t>}}</w:t>
+      </w:r>
+      <w:r>
+        <w:t xml:space="preserve">  </w:t>
       </w:r>
     </w:p>
     <w:p>
@@ -3967,7 +4311,25 @@
         <w:t>{{@</w:t>
       </w:r>
       <w:r>
-        <w:t>workOrderPicture4</w:t>
+        <w:t>workOrderPicture</w:t>
+      </w:r>
+      <w:r>
+        <w:rPr>
+          <w:rFonts w:hint="eastAsia"/>
+        </w:rPr>
+        <w:t>2</w:t>
+      </w:r>
+      <w:r>
+        <w:t>}}</w:t>
+      </w:r>
+      <w:r>
+        <w:t xml:space="preserve">  </w:t>
+      </w:r>
+      <w:r>
+        <w:t>{{@</w:t>
+      </w:r>
+      <w:r>
+        <w:t>workOrderPicture3</w:t>
       </w:r>
       <w:r>
         <w:t>}}</w:t>
@@ -3978,11 +4340,21 @@
         <w:ind w:right="880"/>
       </w:pPr>
       <w:r>
-        <w:t>{{</w:t>
-      </w:r>
-      <w:proofErr w:type="spellStart"/>
-      <w:r>
-        <w:t>parts</w:t>
+        <w:t>{{@</w:t>
+      </w:r>
+      <w:r>
+        <w:t>workOrderPicture4</w:t>
+      </w:r>
+      <w:r>
+        <w:t>}}</w:t>
+      </w:r>
+    </w:p>
+    <w:p>
+      <w:pPr>
+        <w:ind w:right="880"/>
+      </w:pPr>
+      <w:r>
+        <w:t>{{parts</w:t>
       </w:r>
       <w:r>
         <w:rPr>
@@ -3991,11 +4363,7 @@
         <w:t>_</w:t>
       </w:r>
       <w:r>
-        <w:t>picture_table</w:t>
-      </w:r>
-      <w:proofErr w:type="spellEnd"/>
-      <w:r>
-        <w:t>}}</w:t>
+        <w:t>picture_table}}</w:t>
       </w:r>
     </w:p>
     <w:p>

--- a/src/src/main/webapp/portal/wo/woExportTemplate/template_zh.docx
+++ b/src/src/main/webapp/portal/wo/woExportTemplate/template_zh.docx
@@ -197,6 +197,7 @@
               </w:rPr>
               <w:t>{{</w:t>
             </w:r>
+            <w:proofErr w:type="spellStart"/>
             <w:r>
               <w:rPr>
                 <w:rFonts w:hint="eastAsia"/>
@@ -205,6 +206,7 @@
               </w:rPr>
               <w:t>device_name</w:t>
             </w:r>
+            <w:proofErr w:type="spellEnd"/>
             <w:r>
               <w:rPr>
                 <w:sz w:val="20"/>
@@ -261,7 +263,23 @@
                 <w:sz w:val="20"/>
                 <w:szCs w:val="20"/>
               </w:rPr>
-              <w:t>{{device_department}}</w:t>
+              <w:t>{{</w:t>
+            </w:r>
+            <w:proofErr w:type="spellStart"/>
+            <w:r>
+              <w:rPr>
+                <w:sz w:val="20"/>
+                <w:szCs w:val="20"/>
+              </w:rPr>
+              <w:t>device_department</w:t>
+            </w:r>
+            <w:proofErr w:type="spellEnd"/>
+            <w:r>
+              <w:rPr>
+                <w:sz w:val="20"/>
+                <w:szCs w:val="20"/>
+              </w:rPr>
+              <w:t>}}</w:t>
             </w:r>
             <w:bookmarkEnd w:id="0"/>
           </w:p>
@@ -316,6 +334,7 @@
               </w:rPr>
               <w:t>{{</w:t>
             </w:r>
+            <w:proofErr w:type="spellStart"/>
             <w:r>
               <w:rPr>
                 <w:sz w:val="20"/>
@@ -323,6 +342,7 @@
               </w:rPr>
               <w:t>device_type</w:t>
             </w:r>
+            <w:proofErr w:type="spellEnd"/>
             <w:r>
               <w:rPr>
                 <w:sz w:val="20"/>
@@ -378,7 +398,23 @@
                 <w:sz w:val="20"/>
                 <w:szCs w:val="20"/>
               </w:rPr>
-              <w:t>{{device_oem}}</w:t>
+              <w:t>{{</w:t>
+            </w:r>
+            <w:proofErr w:type="spellStart"/>
+            <w:r>
+              <w:rPr>
+                <w:sz w:val="20"/>
+                <w:szCs w:val="20"/>
+              </w:rPr>
+              <w:t>device_oem</w:t>
+            </w:r>
+            <w:proofErr w:type="spellEnd"/>
+            <w:r>
+              <w:rPr>
+                <w:sz w:val="20"/>
+                <w:szCs w:val="20"/>
+              </w:rPr>
+              <w:t>}}</w:t>
             </w:r>
           </w:p>
         </w:tc>
@@ -424,6 +460,7 @@
               </w:rPr>
               <w:t>{{</w:t>
             </w:r>
+            <w:proofErr w:type="spellStart"/>
             <w:r>
               <w:rPr>
                 <w:sz w:val="20"/>
@@ -431,6 +468,7 @@
               </w:rPr>
               <w:t>device_serial</w:t>
             </w:r>
+            <w:proofErr w:type="spellEnd"/>
             <w:r>
               <w:rPr>
                 <w:sz w:val="20"/>
@@ -486,7 +524,23 @@
                 <w:sz w:val="20"/>
                 <w:szCs w:val="20"/>
               </w:rPr>
-              <w:t>{{device_number}}</w:t>
+              <w:t>{{</w:t>
+            </w:r>
+            <w:proofErr w:type="spellStart"/>
+            <w:r>
+              <w:rPr>
+                <w:sz w:val="20"/>
+                <w:szCs w:val="20"/>
+              </w:rPr>
+              <w:t>device_number</w:t>
+            </w:r>
+            <w:proofErr w:type="spellEnd"/>
+            <w:r>
+              <w:rPr>
+                <w:sz w:val="20"/>
+                <w:szCs w:val="20"/>
+              </w:rPr>
+              <w:t>}}</w:t>
             </w:r>
           </w:p>
         </w:tc>
@@ -540,6 +594,7 @@
               </w:rPr>
               <w:t>{{</w:t>
             </w:r>
+            <w:proofErr w:type="spellStart"/>
             <w:r>
               <w:rPr>
                 <w:sz w:val="20"/>
@@ -547,6 +602,7 @@
               </w:rPr>
               <w:t>device_qr</w:t>
             </w:r>
+            <w:proofErr w:type="spellEnd"/>
             <w:r>
               <w:rPr>
                 <w:sz w:val="20"/>
@@ -602,7 +658,23 @@
                 <w:sz w:val="20"/>
                 <w:szCs w:val="20"/>
               </w:rPr>
-              <w:t>{{device_location}}</w:t>
+              <w:t>{{</w:t>
+            </w:r>
+            <w:proofErr w:type="spellStart"/>
+            <w:r>
+              <w:rPr>
+                <w:sz w:val="20"/>
+                <w:szCs w:val="20"/>
+              </w:rPr>
+              <w:t>device_location</w:t>
+            </w:r>
+            <w:proofErr w:type="spellEnd"/>
+            <w:r>
+              <w:rPr>
+                <w:sz w:val="20"/>
+                <w:szCs w:val="20"/>
+              </w:rPr>
+              <w:t>}}</w:t>
             </w:r>
           </w:p>
         </w:tc>
@@ -647,7 +719,23 @@
                 <w:sz w:val="20"/>
                 <w:szCs w:val="20"/>
               </w:rPr>
-              <w:t>{{device_purchasePrice}}</w:t>
+              <w:t>{{</w:t>
+            </w:r>
+            <w:proofErr w:type="spellStart"/>
+            <w:r>
+              <w:rPr>
+                <w:sz w:val="20"/>
+                <w:szCs w:val="20"/>
+              </w:rPr>
+              <w:t>device_purchasePrice</w:t>
+            </w:r>
+            <w:proofErr w:type="spellEnd"/>
+            <w:r>
+              <w:rPr>
+                <w:sz w:val="20"/>
+                <w:szCs w:val="20"/>
+              </w:rPr>
+              <w:t>}}</w:t>
             </w:r>
           </w:p>
         </w:tc>
@@ -690,7 +778,23 @@
                 <w:sz w:val="20"/>
                 <w:szCs w:val="20"/>
               </w:rPr>
-              <w:t>{{device_purchaseDate}}</w:t>
+              <w:t>{{</w:t>
+            </w:r>
+            <w:proofErr w:type="spellStart"/>
+            <w:r>
+              <w:rPr>
+                <w:sz w:val="20"/>
+                <w:szCs w:val="20"/>
+              </w:rPr>
+              <w:t>device_purchaseDate</w:t>
+            </w:r>
+            <w:proofErr w:type="spellEnd"/>
+            <w:r>
+              <w:rPr>
+                <w:sz w:val="20"/>
+                <w:szCs w:val="20"/>
+              </w:rPr>
+              <w:t>}}</w:t>
             </w:r>
           </w:p>
         </w:tc>
@@ -738,6 +842,7 @@
               <w:t>{{</w:t>
             </w:r>
             <w:bookmarkStart w:id="1" w:name="OLE_LINK16"/>
+            <w:proofErr w:type="spellStart"/>
             <w:r>
               <w:rPr>
                 <w:sz w:val="20"/>
@@ -753,6 +858,7 @@
               </w:rPr>
               <w:t>site</w:t>
             </w:r>
+            <w:proofErr w:type="spellEnd"/>
             <w:r>
               <w:rPr>
                 <w:sz w:val="20"/>
@@ -803,6 +909,7 @@
               </w:rPr>
               <w:t>{{</w:t>
             </w:r>
+            <w:proofErr w:type="spellStart"/>
             <w:r>
               <w:rPr>
                 <w:rFonts w:hint="eastAsia"/>
@@ -826,6 +933,7 @@
               </w:rPr>
               <w:t>comment</w:t>
             </w:r>
+            <w:proofErr w:type="spellEnd"/>
             <w:r>
               <w:rPr>
                 <w:sz w:val="20"/>
@@ -937,7 +1045,23 @@
                 <w:sz w:val="20"/>
                 <w:szCs w:val="20"/>
               </w:rPr>
-              <w:t>{{issue_number}}</w:t>
+              <w:t>{{</w:t>
+            </w:r>
+            <w:proofErr w:type="spellStart"/>
+            <w:r>
+              <w:rPr>
+                <w:sz w:val="20"/>
+                <w:szCs w:val="20"/>
+              </w:rPr>
+              <w:t>issue_number</w:t>
+            </w:r>
+            <w:proofErr w:type="spellEnd"/>
+            <w:r>
+              <w:rPr>
+                <w:sz w:val="20"/>
+                <w:szCs w:val="20"/>
+              </w:rPr>
+              <w:t>}}</w:t>
             </w:r>
           </w:p>
         </w:tc>
@@ -981,7 +1105,23 @@
                 <w:sz w:val="20"/>
                 <w:szCs w:val="20"/>
               </w:rPr>
-              <w:t>{issue_desc}</w:t>
+              <w:t>{</w:t>
+            </w:r>
+            <w:proofErr w:type="spellStart"/>
+            <w:r>
+              <w:rPr>
+                <w:sz w:val="20"/>
+                <w:szCs w:val="20"/>
+              </w:rPr>
+              <w:t>issue_desc</w:t>
+            </w:r>
+            <w:proofErr w:type="spellEnd"/>
+            <w:r>
+              <w:rPr>
+                <w:sz w:val="20"/>
+                <w:szCs w:val="20"/>
+              </w:rPr>
+              <w:t>}</w:t>
             </w:r>
             <w:r>
               <w:rPr>
@@ -1069,7 +1209,23 @@
                 <w:sz w:val="20"/>
                 <w:szCs w:val="20"/>
               </w:rPr>
-              <w:t>{{issue_reporter}}</w:t>
+              <w:t>{{</w:t>
+            </w:r>
+            <w:proofErr w:type="spellStart"/>
+            <w:r>
+              <w:rPr>
+                <w:sz w:val="20"/>
+                <w:szCs w:val="20"/>
+              </w:rPr>
+              <w:t>issue_reporter</w:t>
+            </w:r>
+            <w:proofErr w:type="spellEnd"/>
+            <w:r>
+              <w:rPr>
+                <w:sz w:val="20"/>
+                <w:szCs w:val="20"/>
+              </w:rPr>
+              <w:t>}}</w:t>
             </w:r>
           </w:p>
         </w:tc>
@@ -1140,7 +1296,23 @@
                 <w:sz w:val="20"/>
                 <w:szCs w:val="20"/>
               </w:rPr>
-              <w:t>{{issue_reporter_phone}}</w:t>
+              <w:t>{{</w:t>
+            </w:r>
+            <w:proofErr w:type="spellStart"/>
+            <w:r>
+              <w:rPr>
+                <w:sz w:val="20"/>
+                <w:szCs w:val="20"/>
+              </w:rPr>
+              <w:t>issue_reporter_phone</w:t>
+            </w:r>
+            <w:proofErr w:type="spellEnd"/>
+            <w:r>
+              <w:rPr>
+                <w:sz w:val="20"/>
+                <w:szCs w:val="20"/>
+              </w:rPr>
+              <w:t>}}</w:t>
             </w:r>
           </w:p>
         </w:tc>
@@ -1203,14 +1375,30 @@
                 <w:sz w:val="20"/>
                 <w:szCs w:val="20"/>
               </w:rPr>
-              <w:t>{{issue_report</w:t>
-            </w:r>
-            <w:r>
-              <w:rPr>
-                <w:sz w:val="20"/>
-                <w:szCs w:val="20"/>
-              </w:rPr>
-              <w:t>_time}}</w:t>
+              <w:t>{{</w:t>
+            </w:r>
+            <w:proofErr w:type="spellStart"/>
+            <w:r>
+              <w:rPr>
+                <w:sz w:val="20"/>
+                <w:szCs w:val="20"/>
+              </w:rPr>
+              <w:t>issue_report</w:t>
+            </w:r>
+            <w:r>
+              <w:rPr>
+                <w:sz w:val="20"/>
+                <w:szCs w:val="20"/>
+              </w:rPr>
+              <w:t>_time</w:t>
+            </w:r>
+            <w:proofErr w:type="spellEnd"/>
+            <w:r>
+              <w:rPr>
+                <w:sz w:val="20"/>
+                <w:szCs w:val="20"/>
+              </w:rPr>
+              <w:t>}}</w:t>
             </w:r>
           </w:p>
         </w:tc>
@@ -1273,7 +1461,23 @@
                 <w:sz w:val="20"/>
                 <w:szCs w:val="20"/>
               </w:rPr>
-              <w:t>{{issue_report_status}}</w:t>
+              <w:t>{{</w:t>
+            </w:r>
+            <w:proofErr w:type="spellStart"/>
+            <w:r>
+              <w:rPr>
+                <w:sz w:val="20"/>
+                <w:szCs w:val="20"/>
+              </w:rPr>
+              <w:t>issue_report_status</w:t>
+            </w:r>
+            <w:proofErr w:type="spellEnd"/>
+            <w:r>
+              <w:rPr>
+                <w:sz w:val="20"/>
+                <w:szCs w:val="20"/>
+              </w:rPr>
+              <w:t>}}</w:t>
             </w:r>
           </w:p>
         </w:tc>
@@ -1336,7 +1540,23 @@
                 <w:sz w:val="20"/>
                 <w:szCs w:val="20"/>
               </w:rPr>
-              <w:t>{{issue_device_stop_time}}</w:t>
+              <w:t>{{</w:t>
+            </w:r>
+            <w:proofErr w:type="spellStart"/>
+            <w:r>
+              <w:rPr>
+                <w:sz w:val="20"/>
+                <w:szCs w:val="20"/>
+              </w:rPr>
+              <w:t>issue_device_stop_time</w:t>
+            </w:r>
+            <w:proofErr w:type="spellEnd"/>
+            <w:r>
+              <w:rPr>
+                <w:sz w:val="20"/>
+                <w:szCs w:val="20"/>
+              </w:rPr>
+              <w:t>}}</w:t>
             </w:r>
           </w:p>
         </w:tc>
@@ -1445,16 +1665,32 @@
                 <w:sz w:val="20"/>
                 <w:szCs w:val="20"/>
               </w:rPr>
-              <w:t>{fix_status}</w:t>
-            </w:r>
-            <w:r>
-              <w:rPr>
-                <w:rFonts w:hint="eastAsia"/>
+              <w:t>{</w:t>
+            </w:r>
+            <w:proofErr w:type="spellStart"/>
+            <w:r>
+              <w:rPr>
+                <w:sz w:val="20"/>
+                <w:szCs w:val="20"/>
+              </w:rPr>
+              <w:t>fix_status</w:t>
+            </w:r>
+            <w:proofErr w:type="spellEnd"/>
+            <w:r>
+              <w:rPr>
                 <w:sz w:val="20"/>
                 <w:szCs w:val="20"/>
               </w:rPr>
               <w:t>}</w:t>
             </w:r>
+            <w:r>
+              <w:rPr>
+                <w:rFonts w:hint="eastAsia"/>
+                <w:sz w:val="20"/>
+                <w:szCs w:val="20"/>
+              </w:rPr>
+              <w:t>}</w:t>
+            </w:r>
           </w:p>
         </w:tc>
         <w:tc>
@@ -1503,8 +1739,17 @@
                 <w:sz w:val="20"/>
                 <w:szCs w:val="20"/>
               </w:rPr>
-              <w:t>{fix_hours</w:t>
-            </w:r>
+              <w:t>{</w:t>
+            </w:r>
+            <w:proofErr w:type="spellStart"/>
+            <w:r>
+              <w:rPr>
+                <w:sz w:val="20"/>
+                <w:szCs w:val="20"/>
+              </w:rPr>
+              <w:t>fix_hours</w:t>
+            </w:r>
+            <w:proofErr w:type="spellEnd"/>
             <w:r>
               <w:rPr>
                 <w:rFonts w:hint="eastAsia"/>
@@ -1570,6 +1815,7 @@
               </w:rPr>
               <w:t>{</w:t>
             </w:r>
+            <w:proofErr w:type="spellStart"/>
             <w:r>
               <w:rPr>
                 <w:sz w:val="20"/>
@@ -1577,6 +1823,7 @@
               </w:rPr>
               <w:t>fix_fee</w:t>
             </w:r>
+            <w:proofErr w:type="spellEnd"/>
             <w:r>
               <w:rPr>
                 <w:rFonts w:hint="eastAsia"/>
@@ -1636,7 +1883,15 @@
                 <w:sz w:val="20"/>
                 <w:szCs w:val="20"/>
               </w:rPr>
-              <w:t>{{fix_</w:t>
+              <w:t>{{</w:t>
+            </w:r>
+            <w:proofErr w:type="spellStart"/>
+            <w:r>
+              <w:rPr>
+                <w:sz w:val="20"/>
+                <w:szCs w:val="20"/>
+              </w:rPr>
+              <w:t>fix_</w:t>
             </w:r>
             <w:r>
               <w:rPr>
@@ -1652,6 +1907,7 @@
               </w:rPr>
               <w:t>fee</w:t>
             </w:r>
+            <w:proofErr w:type="spellEnd"/>
             <w:r>
               <w:rPr>
                 <w:rFonts w:hint="eastAsia"/>
@@ -1710,6 +1966,7 @@
               </w:rPr>
               <w:t>{{</w:t>
             </w:r>
+            <w:proofErr w:type="spellStart"/>
             <w:r>
               <w:rPr>
                 <w:sz w:val="20"/>
@@ -1717,6 +1974,7 @@
               </w:rPr>
               <w:t>fix_ext_fee</w:t>
             </w:r>
+            <w:proofErr w:type="spellEnd"/>
             <w:r>
               <w:rPr>
                 <w:sz w:val="20"/>
@@ -1783,6 +2041,7 @@
               </w:rPr>
               <w:t>{{</w:t>
             </w:r>
+            <w:proofErr w:type="spellStart"/>
             <w:r>
               <w:rPr>
                 <w:rFonts w:hint="eastAsia"/>
@@ -1791,6 +2050,7 @@
               </w:rPr>
               <w:t>fix_org_name</w:t>
             </w:r>
+            <w:proofErr w:type="spellEnd"/>
             <w:r>
               <w:rPr>
                 <w:sz w:val="20"/>
@@ -1852,6 +2112,7 @@
               </w:rPr>
               <w:t>{</w:t>
             </w:r>
+            <w:proofErr w:type="spellStart"/>
             <w:r>
               <w:rPr>
                 <w:sz w:val="20"/>
@@ -1873,6 +2134,7 @@
               </w:rPr>
               <w:t>time</w:t>
             </w:r>
+            <w:proofErr w:type="spellEnd"/>
             <w:r>
               <w:rPr>
                 <w:rFonts w:hint="eastAsia"/>
@@ -1937,8 +2199,17 @@
                 <w:sz w:val="20"/>
                 <w:szCs w:val="20"/>
               </w:rPr>
-              <w:t>{fix_type</w:t>
-            </w:r>
+              <w:t>{</w:t>
+            </w:r>
+            <w:proofErr w:type="spellStart"/>
+            <w:r>
+              <w:rPr>
+                <w:sz w:val="20"/>
+                <w:szCs w:val="20"/>
+              </w:rPr>
+              <w:t>fix_type</w:t>
+            </w:r>
+            <w:proofErr w:type="spellEnd"/>
             <w:r>
               <w:rPr>
                 <w:rFonts w:hint="eastAsia"/>
@@ -2004,6 +2275,7 @@
               </w:rPr>
               <w:t>{</w:t>
             </w:r>
+            <w:proofErr w:type="spellStart"/>
             <w:r>
               <w:rPr>
                 <w:sz w:val="20"/>
@@ -2011,6 +2283,7 @@
               </w:rPr>
               <w:t>fix_error_type</w:t>
             </w:r>
+            <w:proofErr w:type="spellEnd"/>
             <w:r>
               <w:rPr>
                 <w:sz w:val="20"/>
@@ -2079,6 +2352,7 @@
               </w:rPr>
               <w:t>{</w:t>
             </w:r>
+            <w:proofErr w:type="spellStart"/>
             <w:r>
               <w:rPr>
                 <w:sz w:val="20"/>
@@ -2086,6 +2360,7 @@
               </w:rPr>
               <w:t>fix_owner</w:t>
             </w:r>
+            <w:proofErr w:type="spellEnd"/>
             <w:r>
               <w:rPr>
                 <w:rFonts w:hint="eastAsia"/>
@@ -2140,6 +2415,7 @@
               </w:rPr>
               <w:t>{</w:t>
             </w:r>
+            <w:proofErr w:type="spellStart"/>
             <w:r>
               <w:rPr>
                 <w:sz w:val="20"/>
@@ -2147,6 +2423,7 @@
               </w:rPr>
               <w:t>fix_man_hour</w:t>
             </w:r>
+            <w:proofErr w:type="spellEnd"/>
             <w:r>
               <w:rPr>
                 <w:sz w:val="20"/>
@@ -2477,7 +2754,23 @@
                 <w:sz w:val="20"/>
                 <w:szCs w:val="20"/>
               </w:rPr>
-              <w:t>{fix_reason}</w:t>
+              <w:t>{</w:t>
+            </w:r>
+            <w:proofErr w:type="spellStart"/>
+            <w:r>
+              <w:rPr>
+                <w:sz w:val="20"/>
+                <w:szCs w:val="20"/>
+              </w:rPr>
+              <w:t>fix_reason</w:t>
+            </w:r>
+            <w:proofErr w:type="spellEnd"/>
+            <w:r>
+              <w:rPr>
+                <w:sz w:val="20"/>
+                <w:szCs w:val="20"/>
+              </w:rPr>
+              <w:t>}</w:t>
             </w:r>
             <w:r>
               <w:rPr>
@@ -2510,6 +2803,7 @@
               </w:rPr>
               <w:t>{{</w:t>
             </w:r>
+            <w:proofErr w:type="spellStart"/>
             <w:r>
               <w:rPr>
                 <w:sz w:val="20"/>
@@ -2517,6 +2811,7 @@
               </w:rPr>
               <w:t>fix_solution</w:t>
             </w:r>
+            <w:proofErr w:type="spellEnd"/>
             <w:r>
               <w:rPr>
                 <w:rFonts w:hint="eastAsia"/>
@@ -2553,7 +2848,23 @@
                 <w:sz w:val="20"/>
                 <w:szCs w:val="20"/>
               </w:rPr>
-              <w:t>{fix_validation}</w:t>
+              <w:t>{</w:t>
+            </w:r>
+            <w:proofErr w:type="spellStart"/>
+            <w:r>
+              <w:rPr>
+                <w:sz w:val="20"/>
+                <w:szCs w:val="20"/>
+              </w:rPr>
+              <w:t>fix_validation</w:t>
+            </w:r>
+            <w:proofErr w:type="spellEnd"/>
+            <w:r>
+              <w:rPr>
+                <w:sz w:val="20"/>
+                <w:szCs w:val="20"/>
+              </w:rPr>
+              <w:t>}</w:t>
             </w:r>
             <w:r>
               <w:rPr>
@@ -2606,14 +2917,7 @@
           <w:rFonts w:hint="eastAsia"/>
           <w:b/>
         </w:rPr>
-        <w:t>备件</w:t>
-      </w:r>
-      <w:r>
-        <w:rPr>
-          <w:rFonts w:hint="eastAsia"/>
-          <w:b/>
-        </w:rPr>
-        <w:t>名称</w:t>
+        <w:t>拟更换配件</w:t>
       </w:r>
       <w:r>
         <w:rPr>
@@ -2631,6 +2935,7 @@
         </w:rPr>
         <w:t>{{</w:t>
       </w:r>
+      <w:proofErr w:type="spellStart"/>
       <w:r>
         <w:rPr>
           <w:rFonts w:hint="eastAsia"/>
@@ -2654,6 +2959,7 @@
         </w:rPr>
         <w:t>usedPart</w:t>
       </w:r>
+      <w:proofErr w:type="spellEnd"/>
       <w:r>
         <w:rPr>
           <w:sz w:val="20"/>
@@ -2842,6 +3148,7 @@
             <w:r>
               <w:t>{</w:t>
             </w:r>
+            <w:proofErr w:type="spellStart"/>
             <w:r>
               <w:rPr>
                 <w:rFonts w:hint="eastAsia"/>
@@ -2851,6 +3158,7 @@
             <w:r>
               <w:t>_table</w:t>
             </w:r>
+            <w:proofErr w:type="spellEnd"/>
             <w:r>
               <w:t>}</w:t>
             </w:r>
@@ -3020,6 +3328,7 @@
             <w:r>
               <w:t>{</w:t>
             </w:r>
+            <w:proofErr w:type="spellStart"/>
             <w:r>
               <w:rPr>
                 <w:rFonts w:hint="eastAsia"/>
@@ -3038,6 +3347,7 @@
             <w:r>
               <w:t>_table</w:t>
             </w:r>
+            <w:proofErr w:type="spellEnd"/>
             <w:r>
               <w:t>}</w:t>
             </w:r>
@@ -3254,7 +3564,15 @@
           </w:tcPr>
           <w:p>
             <w:r>
-              <w:t>{{work_hours_table}}</w:t>
+              <w:t>{{</w:t>
+            </w:r>
+            <w:proofErr w:type="spellStart"/>
+            <w:r>
+              <w:t>work_hours_table</w:t>
+            </w:r>
+            <w:proofErr w:type="spellEnd"/>
+            <w:r>
+              <w:t>}}</w:t>
             </w:r>
           </w:p>
         </w:tc>
@@ -3374,9 +3692,11 @@
             <w:r>
               <w:t>{</w:t>
             </w:r>
+            <w:proofErr w:type="spellStart"/>
             <w:r>
               <w:t>audit_table</w:t>
             </w:r>
+            <w:proofErr w:type="spellEnd"/>
             <w:r>
               <w:t>}</w:t>
             </w:r>
@@ -3402,9 +3722,11 @@
       <w:r>
         <w:t>{{</w:t>
       </w:r>
+      <w:proofErr w:type="spellStart"/>
       <w:r>
         <w:t>signature_title</w:t>
       </w:r>
+      <w:proofErr w:type="spellEnd"/>
       <w:r>
         <w:t>}}</w:t>
       </w:r>
@@ -3423,11 +3745,16 @@
         <w:jc w:val="right"/>
       </w:pPr>
       <w:r>
-        <w:t>{{ack_</w:t>
+        <w:t>{{</w:t>
+      </w:r>
+      <w:proofErr w:type="spellStart"/>
+      <w:r>
+        <w:t>ack_</w:t>
       </w:r>
       <w:r>
         <w:t>signature_title</w:t>
       </w:r>
+      <w:proofErr w:type="spellEnd"/>
       <w:r>
         <w:t>}}</w:t>
       </w:r>
@@ -4354,7 +4681,11 @@
         <w:ind w:right="880"/>
       </w:pPr>
       <w:r>
-        <w:t>{{parts</w:t>
+        <w:t>{{</w:t>
+      </w:r>
+      <w:proofErr w:type="spellStart"/>
+      <w:r>
+        <w:t>parts</w:t>
       </w:r>
       <w:r>
         <w:rPr>
@@ -4363,7 +4694,11 @@
         <w:t>_</w:t>
       </w:r>
       <w:r>
-        <w:t>picture_table}}</w:t>
+        <w:t>picture_table</w:t>
+      </w:r>
+      <w:proofErr w:type="spellEnd"/>
+      <w:r>
+        <w:t>}}</w:t>
       </w:r>
     </w:p>
     <w:p>
